--- a/tareas/3-Tareas-Responsable-SEO.docx
+++ b/tareas/3-Tareas-Responsable-SEO.docx
@@ -142,7 +142,7 @@
           <w:sz w:val="22"/>
           <w:szCs w:val="22"/>
         </w:rPr>
-        <w:t xml:space="preserve">Diagnóstico, redacción, cambios desde el panel de PrestaShop, listas para el desarrollador, validación de cada cambio y seguimiento mensual de robotines.com. Las tres primeras tareas marcan las prioridades de todo el plan.</w:t>
+        <w:t xml:space="preserve">Diagnóstico, redacción, cambios desde el panel de PrestaShop, listas técnicas y seguimiento mensual de robotines.com. Todo lo que implica al cliente, a Analytics o al desarrollador pasa por Alejandro: las listas y mediciones se le entregan a él, y él avisa cuando un cambio técnico está hecho.</w:t>
       </w:r>
     </w:p>
     <w:p>
@@ -171,7 +171,7 @@
           <w:sz w:val="22"/>
           <w:szCs w:val="22"/>
         </w:rPr>
-        <w:t xml:space="preserve">19 tareas en orden de ejecución. La columna Estado se puede actualizar a mano.</w:t>
+        <w:t xml:space="preserve">17 tareas en orden de ejecución. La columna Estado se puede actualizar a mano.</w:t>
       </w:r>
     </w:p>
     <w:tbl>
@@ -551,7 +551,7 @@
                 <w:sz w:val="20"/>
                 <w:szCs w:val="20"/>
               </w:rPr>
-              <w:t xml:space="preserve">Validar Analytics y cuadrar con los pedidos</w:t>
+              <w:t xml:space="preserve">Foto de partida</w:t>
             </w:r>
           </w:p>
         </w:tc>
@@ -564,22 +564,22 @@
               <w:bottom w:val="single" w:color="BFBFBF" w:sz="4"/>
               <w:right w:val="single" w:color="BFBFBF" w:sz="4"/>
             </w:tcBorders>
-            <w:shd w:fill="F8D7DA" w:color="auto" w:val="clear"/>
-            <w:tcMar>
-              <w:top w:type="dxa" w:w="50"/>
-              <w:left w:type="dxa" w:w="90"/>
-              <w:bottom w:type="dxa" w:w="50"/>
-              <w:right w:type="dxa" w:w="90"/>
-            </w:tcMar>
-          </w:tcPr>
-          <w:p>
-            <w:r>
-              <w:rPr>
-                <w:rFonts w:ascii="Calibri" w:cs="Calibri" w:eastAsia="Calibri" w:hAnsi="Calibri"/>
-                <w:sz w:val="20"/>
-                <w:szCs w:val="20"/>
-              </w:rPr>
-              <w:t xml:space="preserve">Urgente</w:t>
+            <w:shd w:fill="FCE8C8" w:color="auto" w:val="clear"/>
+            <w:tcMar>
+              <w:top w:type="dxa" w:w="50"/>
+              <w:left w:type="dxa" w:w="90"/>
+              <w:bottom w:type="dxa" w:w="50"/>
+              <w:right w:type="dxa" w:w="90"/>
+            </w:tcMar>
+          </w:tcPr>
+          <w:p>
+            <w:r>
+              <w:rPr>
+                <w:rFonts w:ascii="Calibri" w:cs="Calibri" w:eastAsia="Calibri" w:hAnsi="Calibri"/>
+                <w:sz w:val="20"/>
+                <w:szCs w:val="20"/>
+              </w:rPr>
+              <w:t xml:space="preserve">Alta</w:t>
             </w:r>
           </w:p>
         </w:tc>
@@ -606,7 +606,7 @@
                 <w:sz w:val="20"/>
                 <w:szCs w:val="20"/>
               </w:rPr>
-              <w:t xml:space="preserve">12 oct – 23 oct (1-2)</w:t>
+              <w:t xml:space="preserve">12 oct – 16 oct (1)</w:t>
             </w:r>
           </w:p>
         </w:tc>
@@ -693,7 +693,7 @@
                 <w:sz w:val="20"/>
                 <w:szCs w:val="20"/>
               </w:rPr>
-              <w:t xml:space="preserve">Foto de partida</w:t>
+              <w:t xml:space="preserve">Rastreo completo y listas técnicas</w:t>
             </w:r>
           </w:p>
         </w:tc>
@@ -748,7 +748,7 @@
                 <w:sz w:val="20"/>
                 <w:szCs w:val="20"/>
               </w:rPr>
-              <w:t xml:space="preserve">12 oct – 16 oct (1)</w:t>
+              <w:t xml:space="preserve">19 oct – 23 oct (2)</w:t>
             </w:r>
           </w:p>
         </w:tc>
@@ -835,7 +835,7 @@
                 <w:sz w:val="20"/>
                 <w:szCs w:val="20"/>
               </w:rPr>
-              <w:t xml:space="preserve">Rastreo completo: errores 404 y redirecciones</w:t>
+              <w:t xml:space="preserve">Corregir enlaces rotos en textos y Aviso legal</w:t>
             </w:r>
           </w:p>
         </w:tc>
@@ -890,7 +890,7 @@
                 <w:sz w:val="20"/>
                 <w:szCs w:val="20"/>
               </w:rPr>
-              <w:t xml:space="preserve">19 oct – 23 oct (2)</w:t>
+              <w:t xml:space="preserve">19 oct – 30 oct (2-3)</w:t>
             </w:r>
           </w:p>
         </w:tc>
@@ -977,7 +977,7 @@
                 <w:sz w:val="20"/>
                 <w:szCs w:val="20"/>
               </w:rPr>
-              <w:t xml:space="preserve">Corregir enlaces rotos en textos y Aviso legal</w:t>
+              <w:t xml:space="preserve">Títulos y descripciones de páginas con muchas apariciones</w:t>
             </w:r>
           </w:p>
         </w:tc>
@@ -1032,7 +1032,7 @@
                 <w:sz w:val="20"/>
                 <w:szCs w:val="20"/>
               </w:rPr>
-              <w:t xml:space="preserve">19 oct – 30 oct (2-3)</w:t>
+              <w:t xml:space="preserve">26 oct – 13 nov (3-5)</w:t>
             </w:r>
           </w:p>
         </w:tc>
@@ -1119,7 +1119,7 @@
                 <w:sz w:val="20"/>
                 <w:szCs w:val="20"/>
               </w:rPr>
-              <w:t xml:space="preserve">Títulos y descripciones de páginas con muchas apariciones</w:t>
+              <w:t xml:space="preserve">Descripciones vacías, imágenes y emojis</w:t>
             </w:r>
           </w:p>
         </w:tc>
@@ -1132,22 +1132,22 @@
               <w:bottom w:val="single" w:color="BFBFBF" w:sz="4"/>
               <w:right w:val="single" w:color="BFBFBF" w:sz="4"/>
             </w:tcBorders>
-            <w:shd w:fill="FCE8C8" w:color="auto" w:val="clear"/>
-            <w:tcMar>
-              <w:top w:type="dxa" w:w="50"/>
-              <w:left w:type="dxa" w:w="90"/>
-              <w:bottom w:type="dxa" w:w="50"/>
-              <w:right w:type="dxa" w:w="90"/>
-            </w:tcMar>
-          </w:tcPr>
-          <w:p>
-            <w:r>
-              <w:rPr>
-                <w:rFonts w:ascii="Calibri" w:cs="Calibri" w:eastAsia="Calibri" w:hAnsi="Calibri"/>
-                <w:sz w:val="20"/>
-                <w:szCs w:val="20"/>
-              </w:rPr>
-              <w:t xml:space="preserve">Alta</w:t>
+            <w:shd w:fill="E2EFDA" w:color="auto" w:val="clear"/>
+            <w:tcMar>
+              <w:top w:type="dxa" w:w="50"/>
+              <w:left w:type="dxa" w:w="90"/>
+              <w:bottom w:type="dxa" w:w="50"/>
+              <w:right w:type="dxa" w:w="90"/>
+            </w:tcMar>
+          </w:tcPr>
+          <w:p>
+            <w:r>
+              <w:rPr>
+                <w:rFonts w:ascii="Calibri" w:cs="Calibri" w:eastAsia="Calibri" w:hAnsi="Calibri"/>
+                <w:sz w:val="20"/>
+                <w:szCs w:val="20"/>
+              </w:rPr>
+              <w:t xml:space="preserve">Media</w:t>
             </w:r>
           </w:p>
         </w:tc>
@@ -1174,7 +1174,7 @@
                 <w:sz w:val="20"/>
                 <w:szCs w:val="20"/>
               </w:rPr>
-              <w:t xml:space="preserve">26 oct – 13 nov (3-5)</w:t>
+              <w:t xml:space="preserve">2 nov – 13 nov (4-5)</w:t>
             </w:r>
           </w:p>
         </w:tc>
@@ -1261,7 +1261,7 @@
                 <w:sz w:val="20"/>
                 <w:szCs w:val="20"/>
               </w:rPr>
-              <w:t xml:space="preserve">Descripciones vacías, imágenes y emojis</w:t>
+              <w:t xml:space="preserve">Retirar las páginas de acceso y enviar el sitemap</w:t>
             </w:r>
           </w:p>
         </w:tc>
@@ -1274,22 +1274,22 @@
               <w:bottom w:val="single" w:color="BFBFBF" w:sz="4"/>
               <w:right w:val="single" w:color="BFBFBF" w:sz="4"/>
             </w:tcBorders>
-            <w:shd w:fill="E2EFDA" w:color="auto" w:val="clear"/>
-            <w:tcMar>
-              <w:top w:type="dxa" w:w="50"/>
-              <w:left w:type="dxa" w:w="90"/>
-              <w:bottom w:type="dxa" w:w="50"/>
-              <w:right w:type="dxa" w:w="90"/>
-            </w:tcMar>
-          </w:tcPr>
-          <w:p>
-            <w:r>
-              <w:rPr>
-                <w:rFonts w:ascii="Calibri" w:cs="Calibri" w:eastAsia="Calibri" w:hAnsi="Calibri"/>
-                <w:sz w:val="20"/>
-                <w:szCs w:val="20"/>
-              </w:rPr>
-              <w:t xml:space="preserve">Media</w:t>
+            <w:shd w:fill="FCE8C8" w:color="auto" w:val="clear"/>
+            <w:tcMar>
+              <w:top w:type="dxa" w:w="50"/>
+              <w:left w:type="dxa" w:w="90"/>
+              <w:bottom w:type="dxa" w:w="50"/>
+              <w:right w:type="dxa" w:w="90"/>
+            </w:tcMar>
+          </w:tcPr>
+          <w:p>
+            <w:r>
+              <w:rPr>
+                <w:rFonts w:ascii="Calibri" w:cs="Calibri" w:eastAsia="Calibri" w:hAnsi="Calibri"/>
+                <w:sz w:val="20"/>
+                <w:szCs w:val="20"/>
+              </w:rPr>
+              <w:t xml:space="preserve">Alta</w:t>
             </w:r>
           </w:p>
         </w:tc>
@@ -1316,7 +1316,7 @@
                 <w:sz w:val="20"/>
                 <w:szCs w:val="20"/>
               </w:rPr>
-              <w:t xml:space="preserve">2 nov – 13 nov (4-5)</w:t>
+              <w:t xml:space="preserve">26 oct – 6 nov (3-4)</w:t>
             </w:r>
           </w:p>
         </w:tc>
@@ -1403,7 +1403,7 @@
                 <w:sz w:val="20"/>
                 <w:szCs w:val="20"/>
               </w:rPr>
-              <w:t xml:space="preserve">Retirar las páginas de acceso y enviar el sitemap</w:t>
+              <w:t xml:space="preserve">Textos de Envíos gratuitos y Devoluciones</w:t>
             </w:r>
           </w:p>
         </w:tc>
@@ -1416,22 +1416,22 @@
               <w:bottom w:val="single" w:color="BFBFBF" w:sz="4"/>
               <w:right w:val="single" w:color="BFBFBF" w:sz="4"/>
             </w:tcBorders>
-            <w:shd w:fill="FCE8C8" w:color="auto" w:val="clear"/>
-            <w:tcMar>
-              <w:top w:type="dxa" w:w="50"/>
-              <w:left w:type="dxa" w:w="90"/>
-              <w:bottom w:type="dxa" w:w="50"/>
-              <w:right w:type="dxa" w:w="90"/>
-            </w:tcMar>
-          </w:tcPr>
-          <w:p>
-            <w:r>
-              <w:rPr>
-                <w:rFonts w:ascii="Calibri" w:cs="Calibri" w:eastAsia="Calibri" w:hAnsi="Calibri"/>
-                <w:sz w:val="20"/>
-                <w:szCs w:val="20"/>
-              </w:rPr>
-              <w:t xml:space="preserve">Alta</w:t>
+            <w:shd w:fill="E2EFDA" w:color="auto" w:val="clear"/>
+            <w:tcMar>
+              <w:top w:type="dxa" w:w="50"/>
+              <w:left w:type="dxa" w:w="90"/>
+              <w:bottom w:type="dxa" w:w="50"/>
+              <w:right w:type="dxa" w:w="90"/>
+            </w:tcMar>
+          </w:tcPr>
+          <w:p>
+            <w:r>
+              <w:rPr>
+                <w:rFonts w:ascii="Calibri" w:cs="Calibri" w:eastAsia="Calibri" w:hAnsi="Calibri"/>
+                <w:sz w:val="20"/>
+                <w:szCs w:val="20"/>
+              </w:rPr>
+              <w:t xml:space="preserve">Media</w:t>
             </w:r>
           </w:p>
         </w:tc>
@@ -1458,7 +1458,7 @@
                 <w:sz w:val="20"/>
                 <w:szCs w:val="20"/>
               </w:rPr>
-              <w:t xml:space="preserve">26 oct – 6 nov (3-4)</w:t>
+              <w:t xml:space="preserve">2 nov – 6 nov (4)</w:t>
             </w:r>
           </w:p>
         </w:tc>
@@ -1545,7 +1545,7 @@
                 <w:sz w:val="20"/>
                 <w:szCs w:val="20"/>
               </w:rPr>
-              <w:t xml:space="preserve">Textos de Envíos gratuitos y Devoluciones</w:t>
+              <w:t xml:space="preserve">Medir la velocidad y proponer el nuevo menú</w:t>
             </w:r>
           </w:p>
         </w:tc>
@@ -1558,22 +1558,22 @@
               <w:bottom w:val="single" w:color="BFBFBF" w:sz="4"/>
               <w:right w:val="single" w:color="BFBFBF" w:sz="4"/>
             </w:tcBorders>
-            <w:shd w:fill="E2EFDA" w:color="auto" w:val="clear"/>
-            <w:tcMar>
-              <w:top w:type="dxa" w:w="50"/>
-              <w:left w:type="dxa" w:w="90"/>
-              <w:bottom w:type="dxa" w:w="50"/>
-              <w:right w:type="dxa" w:w="90"/>
-            </w:tcMar>
-          </w:tcPr>
-          <w:p>
-            <w:r>
-              <w:rPr>
-                <w:rFonts w:ascii="Calibri" w:cs="Calibri" w:eastAsia="Calibri" w:hAnsi="Calibri"/>
-                <w:sz w:val="20"/>
-                <w:szCs w:val="20"/>
-              </w:rPr>
-              <w:t xml:space="preserve">Media</w:t>
+            <w:shd w:fill="FCE8C8" w:color="auto" w:val="clear"/>
+            <w:tcMar>
+              <w:top w:type="dxa" w:w="50"/>
+              <w:left w:type="dxa" w:w="90"/>
+              <w:bottom w:type="dxa" w:w="50"/>
+              <w:right w:type="dxa" w:w="90"/>
+            </w:tcMar>
+          </w:tcPr>
+          <w:p>
+            <w:r>
+              <w:rPr>
+                <w:rFonts w:ascii="Calibri" w:cs="Calibri" w:eastAsia="Calibri" w:hAnsi="Calibri"/>
+                <w:sz w:val="20"/>
+                <w:szCs w:val="20"/>
+              </w:rPr>
+              <w:t xml:space="preserve">Alta</w:t>
             </w:r>
           </w:p>
         </w:tc>
@@ -1600,7 +1600,7 @@
                 <w:sz w:val="20"/>
                 <w:szCs w:val="20"/>
               </w:rPr>
-              <w:t xml:space="preserve">2 nov – 6 nov (4)</w:t>
+              <w:t xml:space="preserve">9 nov – 13 nov (5)</w:t>
             </w:r>
           </w:p>
         </w:tc>
@@ -1687,7 +1687,7 @@
                 <w:sz w:val="20"/>
                 <w:szCs w:val="20"/>
               </w:rPr>
-              <w:t xml:space="preserve">Validar los cambios técnicos</w:t>
+              <w:t xml:space="preserve">Resolver las páginas que compiten entre sí</w:t>
             </w:r>
           </w:p>
         </w:tc>
@@ -1742,7 +1742,7 @@
                 <w:sz w:val="20"/>
                 <w:szCs w:val="20"/>
               </w:rPr>
-              <w:t xml:space="preserve">2 nov – 20 nov (4-6)</w:t>
+              <w:t xml:space="preserve">16 nov – 27 nov (6-7)</w:t>
             </w:r>
           </w:p>
         </w:tc>
@@ -1829,7 +1829,7 @@
                 <w:sz w:val="20"/>
                 <w:szCs w:val="20"/>
               </w:rPr>
-              <w:t xml:space="preserve">Medir la velocidad y proponer el nuevo menú</w:t>
+              <w:t xml:space="preserve">Reglas para filtros y paginación</w:t>
             </w:r>
           </w:p>
         </w:tc>
@@ -1842,22 +1842,22 @@
               <w:bottom w:val="single" w:color="BFBFBF" w:sz="4"/>
               <w:right w:val="single" w:color="BFBFBF" w:sz="4"/>
             </w:tcBorders>
-            <w:shd w:fill="FCE8C8" w:color="auto" w:val="clear"/>
-            <w:tcMar>
-              <w:top w:type="dxa" w:w="50"/>
-              <w:left w:type="dxa" w:w="90"/>
-              <w:bottom w:type="dxa" w:w="50"/>
-              <w:right w:type="dxa" w:w="90"/>
-            </w:tcMar>
-          </w:tcPr>
-          <w:p>
-            <w:r>
-              <w:rPr>
-                <w:rFonts w:ascii="Calibri" w:cs="Calibri" w:eastAsia="Calibri" w:hAnsi="Calibri"/>
-                <w:sz w:val="20"/>
-                <w:szCs w:val="20"/>
-              </w:rPr>
-              <w:t xml:space="preserve">Alta</w:t>
+            <w:shd w:fill="E2EFDA" w:color="auto" w:val="clear"/>
+            <w:tcMar>
+              <w:top w:type="dxa" w:w="50"/>
+              <w:left w:type="dxa" w:w="90"/>
+              <w:bottom w:type="dxa" w:w="50"/>
+              <w:right w:type="dxa" w:w="90"/>
+            </w:tcMar>
+          </w:tcPr>
+          <w:p>
+            <w:r>
+              <w:rPr>
+                <w:rFonts w:ascii="Calibri" w:cs="Calibri" w:eastAsia="Calibri" w:hAnsi="Calibri"/>
+                <w:sz w:val="20"/>
+                <w:szCs w:val="20"/>
+              </w:rPr>
+              <w:t xml:space="preserve">Media</w:t>
             </w:r>
           </w:p>
         </w:tc>
@@ -1884,7 +1884,7 @@
                 <w:sz w:val="20"/>
                 <w:szCs w:val="20"/>
               </w:rPr>
-              <w:t xml:space="preserve">9 nov – 13 nov (5)</w:t>
+              <w:t xml:space="preserve">23 nov – 4 dic (7-8)</w:t>
             </w:r>
           </w:p>
         </w:tc>
@@ -1971,7 +1971,7 @@
                 <w:sz w:val="20"/>
                 <w:szCs w:val="20"/>
               </w:rPr>
-              <w:t xml:space="preserve">Resolver las páginas que compiten entre sí</w:t>
+              <w:t xml:space="preserve">Recuperar «super deformed» y SD Gundam</w:t>
             </w:r>
           </w:p>
         </w:tc>
@@ -1984,22 +1984,22 @@
               <w:bottom w:val="single" w:color="BFBFBF" w:sz="4"/>
               <w:right w:val="single" w:color="BFBFBF" w:sz="4"/>
             </w:tcBorders>
-            <w:shd w:fill="E2EFDA" w:color="auto" w:val="clear"/>
-            <w:tcMar>
-              <w:top w:type="dxa" w:w="50"/>
-              <w:left w:type="dxa" w:w="90"/>
-              <w:bottom w:type="dxa" w:w="50"/>
-              <w:right w:type="dxa" w:w="90"/>
-            </w:tcMar>
-          </w:tcPr>
-          <w:p>
-            <w:r>
-              <w:rPr>
-                <w:rFonts w:ascii="Calibri" w:cs="Calibri" w:eastAsia="Calibri" w:hAnsi="Calibri"/>
-                <w:sz w:val="20"/>
-                <w:szCs w:val="20"/>
-              </w:rPr>
-              <w:t xml:space="preserve">Media</w:t>
+            <w:shd w:fill="FCE8C8" w:color="auto" w:val="clear"/>
+            <w:tcMar>
+              <w:top w:type="dxa" w:w="50"/>
+              <w:left w:type="dxa" w:w="90"/>
+              <w:bottom w:type="dxa" w:w="50"/>
+              <w:right w:type="dxa" w:w="90"/>
+            </w:tcMar>
+          </w:tcPr>
+          <w:p>
+            <w:r>
+              <w:rPr>
+                <w:rFonts w:ascii="Calibri" w:cs="Calibri" w:eastAsia="Calibri" w:hAnsi="Calibri"/>
+                <w:sz w:val="20"/>
+                <w:szCs w:val="20"/>
+              </w:rPr>
+              <w:t xml:space="preserve">Alta</w:t>
             </w:r>
           </w:p>
         </w:tc>
@@ -2026,7 +2026,7 @@
                 <w:sz w:val="20"/>
                 <w:szCs w:val="20"/>
               </w:rPr>
-              <w:t xml:space="preserve">16 nov – 27 nov (6-7)</w:t>
+              <w:t xml:space="preserve">16 nov – 4 dic (6-8)</w:t>
             </w:r>
           </w:p>
         </w:tc>
@@ -2113,7 +2113,7 @@
                 <w:sz w:val="20"/>
                 <w:szCs w:val="20"/>
               </w:rPr>
-              <w:t xml:space="preserve">Reglas para filtros y paginación</w:t>
+              <w:t xml:space="preserve">Palabras cerca de la primera página, barcos y trenes</w:t>
             </w:r>
           </w:p>
         </w:tc>
@@ -2126,22 +2126,22 @@
               <w:bottom w:val="single" w:color="BFBFBF" w:sz="4"/>
               <w:right w:val="single" w:color="BFBFBF" w:sz="4"/>
             </w:tcBorders>
-            <w:shd w:fill="E2EFDA" w:color="auto" w:val="clear"/>
-            <w:tcMar>
-              <w:top w:type="dxa" w:w="50"/>
-              <w:left w:type="dxa" w:w="90"/>
-              <w:bottom w:type="dxa" w:w="50"/>
-              <w:right w:type="dxa" w:w="90"/>
-            </w:tcMar>
-          </w:tcPr>
-          <w:p>
-            <w:r>
-              <w:rPr>
-                <w:rFonts w:ascii="Calibri" w:cs="Calibri" w:eastAsia="Calibri" w:hAnsi="Calibri"/>
-                <w:sz w:val="20"/>
-                <w:szCs w:val="20"/>
-              </w:rPr>
-              <w:t xml:space="preserve">Media</w:t>
+            <w:shd w:fill="FCE8C8" w:color="auto" w:val="clear"/>
+            <w:tcMar>
+              <w:top w:type="dxa" w:w="50"/>
+              <w:left w:type="dxa" w:w="90"/>
+              <w:bottom w:type="dxa" w:w="50"/>
+              <w:right w:type="dxa" w:w="90"/>
+            </w:tcMar>
+          </w:tcPr>
+          <w:p>
+            <w:r>
+              <w:rPr>
+                <w:rFonts w:ascii="Calibri" w:cs="Calibri" w:eastAsia="Calibri" w:hAnsi="Calibri"/>
+                <w:sz w:val="20"/>
+                <w:szCs w:val="20"/>
+              </w:rPr>
+              <w:t xml:space="preserve">Alta</w:t>
             </w:r>
           </w:p>
         </w:tc>
@@ -2168,7 +2168,7 @@
                 <w:sz w:val="20"/>
                 <w:szCs w:val="20"/>
               </w:rPr>
-              <w:t xml:space="preserve">23 nov – 4 dic (7-8)</w:t>
+              <w:t xml:space="preserve">23 nov – 11 dic (7-9)</w:t>
             </w:r>
           </w:p>
         </w:tc>
@@ -2255,7 +2255,7 @@
                 <w:sz w:val="20"/>
                 <w:szCs w:val="20"/>
               </w:rPr>
-              <w:t xml:space="preserve">Recuperar «super deformed» y SD Gundam</w:t>
+              <w:t xml:space="preserve">Tres guías para el blog</w:t>
             </w:r>
           </w:p>
         </w:tc>
@@ -2268,22 +2268,22 @@
               <w:bottom w:val="single" w:color="BFBFBF" w:sz="4"/>
               <w:right w:val="single" w:color="BFBFBF" w:sz="4"/>
             </w:tcBorders>
-            <w:shd w:fill="FCE8C8" w:color="auto" w:val="clear"/>
-            <w:tcMar>
-              <w:top w:type="dxa" w:w="50"/>
-              <w:left w:type="dxa" w:w="90"/>
-              <w:bottom w:type="dxa" w:w="50"/>
-              <w:right w:type="dxa" w:w="90"/>
-            </w:tcMar>
-          </w:tcPr>
-          <w:p>
-            <w:r>
-              <w:rPr>
-                <w:rFonts w:ascii="Calibri" w:cs="Calibri" w:eastAsia="Calibri" w:hAnsi="Calibri"/>
-                <w:sz w:val="20"/>
-                <w:szCs w:val="20"/>
-              </w:rPr>
-              <w:t xml:space="preserve">Alta</w:t>
+            <w:shd w:fill="E2EFDA" w:color="auto" w:val="clear"/>
+            <w:tcMar>
+              <w:top w:type="dxa" w:w="50"/>
+              <w:left w:type="dxa" w:w="90"/>
+              <w:bottom w:type="dxa" w:w="50"/>
+              <w:right w:type="dxa" w:w="90"/>
+            </w:tcMar>
+          </w:tcPr>
+          <w:p>
+            <w:r>
+              <w:rPr>
+                <w:rFonts w:ascii="Calibri" w:cs="Calibri" w:eastAsia="Calibri" w:hAnsi="Calibri"/>
+                <w:sz w:val="20"/>
+                <w:szCs w:val="20"/>
+              </w:rPr>
+              <w:t xml:space="preserve">Media</w:t>
             </w:r>
           </w:p>
         </w:tc>
@@ -2310,7 +2310,7 @@
                 <w:sz w:val="20"/>
                 <w:szCs w:val="20"/>
               </w:rPr>
-              <w:t xml:space="preserve">16 nov – 4 dic (6-8)</w:t>
+              <w:t xml:space="preserve">30 nov – 25 dic (8-11)</w:t>
             </w:r>
           </w:p>
         </w:tc>
@@ -2397,7 +2397,7 @@
                 <w:sz w:val="20"/>
                 <w:szCs w:val="20"/>
               </w:rPr>
-              <w:t xml:space="preserve">Palabras cerca de la primera página, barcos y trenes</w:t>
+              <w:t xml:space="preserve">Conseguir enlaces de calidad</w:t>
             </w:r>
           </w:p>
         </w:tc>
@@ -2452,7 +2452,7 @@
                 <w:sz w:val="20"/>
                 <w:szCs w:val="20"/>
               </w:rPr>
-              <w:t xml:space="preserve">23 nov – 11 dic (7-9)</w:t>
+              <w:t xml:space="preserve">9 nov – 31 dic (5-12) y continuo</w:t>
             </w:r>
           </w:p>
         </w:tc>
@@ -2539,7 +2539,7 @@
                 <w:sz w:val="20"/>
                 <w:szCs w:val="20"/>
               </w:rPr>
-              <w:t xml:space="preserve">Tres guías para el blog</w:t>
+              <w:t xml:space="preserve">Seguimiento de posiciones y de la IA</w:t>
             </w:r>
           </w:p>
         </w:tc>
@@ -2552,22 +2552,22 @@
               <w:bottom w:val="single" w:color="BFBFBF" w:sz="4"/>
               <w:right w:val="single" w:color="BFBFBF" w:sz="4"/>
             </w:tcBorders>
-            <w:shd w:fill="E2EFDA" w:color="auto" w:val="clear"/>
-            <w:tcMar>
-              <w:top w:type="dxa" w:w="50"/>
-              <w:left w:type="dxa" w:w="90"/>
-              <w:bottom w:type="dxa" w:w="50"/>
-              <w:right w:type="dxa" w:w="90"/>
-            </w:tcMar>
-          </w:tcPr>
-          <w:p>
-            <w:r>
-              <w:rPr>
-                <w:rFonts w:ascii="Calibri" w:cs="Calibri" w:eastAsia="Calibri" w:hAnsi="Calibri"/>
-                <w:sz w:val="20"/>
-                <w:szCs w:val="20"/>
-              </w:rPr>
-              <w:t xml:space="preserve">Media</w:t>
+            <w:shd w:fill="DEEAF6" w:color="auto" w:val="clear"/>
+            <w:tcMar>
+              <w:top w:type="dxa" w:w="50"/>
+              <w:left w:type="dxa" w:w="90"/>
+              <w:bottom w:type="dxa" w:w="50"/>
+              <w:right w:type="dxa" w:w="90"/>
+            </w:tcMar>
+          </w:tcPr>
+          <w:p>
+            <w:r>
+              <w:rPr>
+                <w:rFonts w:ascii="Calibri" w:cs="Calibri" w:eastAsia="Calibri" w:hAnsi="Calibri"/>
+                <w:sz w:val="20"/>
+                <w:szCs w:val="20"/>
+              </w:rPr>
+              <w:t xml:space="preserve">Baja</w:t>
             </w:r>
           </w:p>
         </w:tc>
@@ -2594,7 +2594,7 @@
                 <w:sz w:val="20"/>
                 <w:szCs w:val="20"/>
               </w:rPr>
-              <w:t xml:space="preserve">30 nov – 25 dic (8-11)</w:t>
+              <w:t xml:space="preserve">16 nov – 31 dic (6-12) y continuo</w:t>
             </w:r>
           </w:p>
         </w:tc>
@@ -2681,290 +2681,6 @@
                 <w:sz w:val="20"/>
                 <w:szCs w:val="20"/>
               </w:rPr>
-              <w:t xml:space="preserve">Conseguir enlaces de calidad</w:t>
-            </w:r>
-          </w:p>
-        </w:tc>
-        <w:tc>
-          <w:tcPr>
-            <w:tcW w:type="dxa" w:w="1100"/>
-            <w:tcBorders>
-              <w:top w:val="single" w:color="BFBFBF" w:sz="4"/>
-              <w:left w:val="single" w:color="BFBFBF" w:sz="4"/>
-              <w:bottom w:val="single" w:color="BFBFBF" w:sz="4"/>
-              <w:right w:val="single" w:color="BFBFBF" w:sz="4"/>
-            </w:tcBorders>
-            <w:shd w:fill="FCE8C8" w:color="auto" w:val="clear"/>
-            <w:tcMar>
-              <w:top w:type="dxa" w:w="50"/>
-              <w:left w:type="dxa" w:w="90"/>
-              <w:bottom w:type="dxa" w:w="50"/>
-              <w:right w:type="dxa" w:w="90"/>
-            </w:tcMar>
-          </w:tcPr>
-          <w:p>
-            <w:r>
-              <w:rPr>
-                <w:rFonts w:ascii="Calibri" w:cs="Calibri" w:eastAsia="Calibri" w:hAnsi="Calibri"/>
-                <w:sz w:val="20"/>
-                <w:szCs w:val="20"/>
-              </w:rPr>
-              <w:t xml:space="preserve">Alta</w:t>
-            </w:r>
-          </w:p>
-        </w:tc>
-        <w:tc>
-          <w:tcPr>
-            <w:tcW w:type="dxa" w:w="2200"/>
-            <w:tcBorders>
-              <w:top w:val="single" w:color="BFBFBF" w:sz="4"/>
-              <w:left w:val="single" w:color="BFBFBF" w:sz="4"/>
-              <w:bottom w:val="single" w:color="BFBFBF" w:sz="4"/>
-              <w:right w:val="single" w:color="BFBFBF" w:sz="4"/>
-            </w:tcBorders>
-            <w:tcMar>
-              <w:top w:type="dxa" w:w="50"/>
-              <w:left w:type="dxa" w:w="90"/>
-              <w:bottom w:type="dxa" w:w="50"/>
-              <w:right w:type="dxa" w:w="90"/>
-            </w:tcMar>
-          </w:tcPr>
-          <w:p>
-            <w:r>
-              <w:rPr>
-                <w:rFonts w:ascii="Calibri" w:cs="Calibri" w:eastAsia="Calibri" w:hAnsi="Calibri"/>
-                <w:sz w:val="20"/>
-                <w:szCs w:val="20"/>
-              </w:rPr>
-              <w:t xml:space="preserve">9 nov – 31 dic (5-12) y continuo</w:t>
-            </w:r>
-          </w:p>
-        </w:tc>
-        <w:tc>
-          <w:tcPr>
-            <w:tcW w:type="dxa" w:w="1400"/>
-            <w:tcBorders>
-              <w:top w:val="single" w:color="BFBFBF" w:sz="4"/>
-              <w:left w:val="single" w:color="BFBFBF" w:sz="4"/>
-              <w:bottom w:val="single" w:color="BFBFBF" w:sz="4"/>
-              <w:right w:val="single" w:color="BFBFBF" w:sz="4"/>
-            </w:tcBorders>
-            <w:tcMar>
-              <w:top w:type="dxa" w:w="50"/>
-              <w:left w:type="dxa" w:w="90"/>
-              <w:bottom w:type="dxa" w:w="50"/>
-              <w:right w:type="dxa" w:w="90"/>
-            </w:tcMar>
-          </w:tcPr>
-          <w:p>
-            <w:r>
-              <w:rPr>
-                <w:rFonts w:ascii="Calibri" w:cs="Calibri" w:eastAsia="Calibri" w:hAnsi="Calibri"/>
-                <w:sz w:val="20"/>
-                <w:szCs w:val="20"/>
-              </w:rPr>
-              <w:t xml:space="preserve">☐ Pendiente</w:t>
-            </w:r>
-          </w:p>
-        </w:tc>
-      </w:tr>
-      <w:tr>
-        <w:trPr>
-          <w:cantSplit/>
-          <w:tblHeader w:val="false"/>
-        </w:trPr>
-        <w:tc>
-          <w:tcPr>
-            <w:tcW w:type="dxa" w:w="500"/>
-            <w:tcBorders>
-              <w:top w:val="single" w:color="BFBFBF" w:sz="4"/>
-              <w:left w:val="single" w:color="BFBFBF" w:sz="4"/>
-              <w:bottom w:val="single" w:color="BFBFBF" w:sz="4"/>
-              <w:right w:val="single" w:color="BFBFBF" w:sz="4"/>
-            </w:tcBorders>
-            <w:tcMar>
-              <w:top w:type="dxa" w:w="50"/>
-              <w:left w:type="dxa" w:w="90"/>
-              <w:bottom w:type="dxa" w:w="50"/>
-              <w:right w:type="dxa" w:w="90"/>
-            </w:tcMar>
-          </w:tcPr>
-          <w:p>
-            <w:r>
-              <w:rPr>
-                <w:rFonts w:ascii="Calibri" w:cs="Calibri" w:eastAsia="Calibri" w:hAnsi="Calibri"/>
-                <w:sz w:val="20"/>
-                <w:szCs w:val="20"/>
-              </w:rPr>
-              <w:t xml:space="preserve">18</w:t>
-            </w:r>
-          </w:p>
-        </w:tc>
-        <w:tc>
-          <w:tcPr>
-            <w:tcW w:type="dxa" w:w="4106"/>
-            <w:tcBorders>
-              <w:top w:val="single" w:color="BFBFBF" w:sz="4"/>
-              <w:left w:val="single" w:color="BFBFBF" w:sz="4"/>
-              <w:bottom w:val="single" w:color="BFBFBF" w:sz="4"/>
-              <w:right w:val="single" w:color="BFBFBF" w:sz="4"/>
-            </w:tcBorders>
-            <w:tcMar>
-              <w:top w:type="dxa" w:w="50"/>
-              <w:left w:type="dxa" w:w="90"/>
-              <w:bottom w:type="dxa" w:w="50"/>
-              <w:right w:type="dxa" w:w="90"/>
-            </w:tcMar>
-          </w:tcPr>
-          <w:p>
-            <w:r>
-              <w:rPr>
-                <w:rFonts w:ascii="Calibri" w:cs="Calibri" w:eastAsia="Calibri" w:hAnsi="Calibri"/>
-                <w:sz w:val="20"/>
-                <w:szCs w:val="20"/>
-              </w:rPr>
-              <w:t xml:space="preserve">Seguimiento de posiciones y de la IA</w:t>
-            </w:r>
-          </w:p>
-        </w:tc>
-        <w:tc>
-          <w:tcPr>
-            <w:tcW w:type="dxa" w:w="1100"/>
-            <w:tcBorders>
-              <w:top w:val="single" w:color="BFBFBF" w:sz="4"/>
-              <w:left w:val="single" w:color="BFBFBF" w:sz="4"/>
-              <w:bottom w:val="single" w:color="BFBFBF" w:sz="4"/>
-              <w:right w:val="single" w:color="BFBFBF" w:sz="4"/>
-            </w:tcBorders>
-            <w:shd w:fill="DEEAF6" w:color="auto" w:val="clear"/>
-            <w:tcMar>
-              <w:top w:type="dxa" w:w="50"/>
-              <w:left w:type="dxa" w:w="90"/>
-              <w:bottom w:type="dxa" w:w="50"/>
-              <w:right w:type="dxa" w:w="90"/>
-            </w:tcMar>
-          </w:tcPr>
-          <w:p>
-            <w:r>
-              <w:rPr>
-                <w:rFonts w:ascii="Calibri" w:cs="Calibri" w:eastAsia="Calibri" w:hAnsi="Calibri"/>
-                <w:sz w:val="20"/>
-                <w:szCs w:val="20"/>
-              </w:rPr>
-              <w:t xml:space="preserve">Baja</w:t>
-            </w:r>
-          </w:p>
-        </w:tc>
-        <w:tc>
-          <w:tcPr>
-            <w:tcW w:type="dxa" w:w="2200"/>
-            <w:tcBorders>
-              <w:top w:val="single" w:color="BFBFBF" w:sz="4"/>
-              <w:left w:val="single" w:color="BFBFBF" w:sz="4"/>
-              <w:bottom w:val="single" w:color="BFBFBF" w:sz="4"/>
-              <w:right w:val="single" w:color="BFBFBF" w:sz="4"/>
-            </w:tcBorders>
-            <w:tcMar>
-              <w:top w:type="dxa" w:w="50"/>
-              <w:left w:type="dxa" w:w="90"/>
-              <w:bottom w:type="dxa" w:w="50"/>
-              <w:right w:type="dxa" w:w="90"/>
-            </w:tcMar>
-          </w:tcPr>
-          <w:p>
-            <w:r>
-              <w:rPr>
-                <w:rFonts w:ascii="Calibri" w:cs="Calibri" w:eastAsia="Calibri" w:hAnsi="Calibri"/>
-                <w:sz w:val="20"/>
-                <w:szCs w:val="20"/>
-              </w:rPr>
-              <w:t xml:space="preserve">16 nov – 31 dic (6-12) y continuo</w:t>
-            </w:r>
-          </w:p>
-        </w:tc>
-        <w:tc>
-          <w:tcPr>
-            <w:tcW w:type="dxa" w:w="1400"/>
-            <w:tcBorders>
-              <w:top w:val="single" w:color="BFBFBF" w:sz="4"/>
-              <w:left w:val="single" w:color="BFBFBF" w:sz="4"/>
-              <w:bottom w:val="single" w:color="BFBFBF" w:sz="4"/>
-              <w:right w:val="single" w:color="BFBFBF" w:sz="4"/>
-            </w:tcBorders>
-            <w:tcMar>
-              <w:top w:type="dxa" w:w="50"/>
-              <w:left w:type="dxa" w:w="90"/>
-              <w:bottom w:type="dxa" w:w="50"/>
-              <w:right w:type="dxa" w:w="90"/>
-            </w:tcMar>
-          </w:tcPr>
-          <w:p>
-            <w:r>
-              <w:rPr>
-                <w:rFonts w:ascii="Calibri" w:cs="Calibri" w:eastAsia="Calibri" w:hAnsi="Calibri"/>
-                <w:sz w:val="20"/>
-                <w:szCs w:val="20"/>
-              </w:rPr>
-              <w:t xml:space="preserve">☐ Pendiente</w:t>
-            </w:r>
-          </w:p>
-        </w:tc>
-      </w:tr>
-      <w:tr>
-        <w:trPr>
-          <w:cantSplit/>
-          <w:tblHeader w:val="false"/>
-        </w:trPr>
-        <w:tc>
-          <w:tcPr>
-            <w:tcW w:type="dxa" w:w="500"/>
-            <w:tcBorders>
-              <w:top w:val="single" w:color="BFBFBF" w:sz="4"/>
-              <w:left w:val="single" w:color="BFBFBF" w:sz="4"/>
-              <w:bottom w:val="single" w:color="BFBFBF" w:sz="4"/>
-              <w:right w:val="single" w:color="BFBFBF" w:sz="4"/>
-            </w:tcBorders>
-            <w:tcMar>
-              <w:top w:type="dxa" w:w="50"/>
-              <w:left w:type="dxa" w:w="90"/>
-              <w:bottom w:type="dxa" w:w="50"/>
-              <w:right w:type="dxa" w:w="90"/>
-            </w:tcMar>
-          </w:tcPr>
-          <w:p>
-            <w:r>
-              <w:rPr>
-                <w:rFonts w:ascii="Calibri" w:cs="Calibri" w:eastAsia="Calibri" w:hAnsi="Calibri"/>
-                <w:sz w:val="20"/>
-                <w:szCs w:val="20"/>
-              </w:rPr>
-              <w:t xml:space="preserve">19</w:t>
-            </w:r>
-          </w:p>
-        </w:tc>
-        <w:tc>
-          <w:tcPr>
-            <w:tcW w:type="dxa" w:w="4106"/>
-            <w:tcBorders>
-              <w:top w:val="single" w:color="BFBFBF" w:sz="4"/>
-              <w:left w:val="single" w:color="BFBFBF" w:sz="4"/>
-              <w:bottom w:val="single" w:color="BFBFBF" w:sz="4"/>
-              <w:right w:val="single" w:color="BFBFBF" w:sz="4"/>
-            </w:tcBorders>
-            <w:tcMar>
-              <w:top w:type="dxa" w:w="50"/>
-              <w:left w:type="dxa" w:w="90"/>
-              <w:bottom w:type="dxa" w:w="50"/>
-              <w:right w:type="dxa" w:w="90"/>
-            </w:tcMar>
-          </w:tcPr>
-          <w:p>
-            <w:r>
-              <w:rPr>
-                <w:rFonts w:ascii="Calibri" w:cs="Calibri" w:eastAsia="Calibri" w:hAnsi="Calibri"/>
-                <w:sz w:val="20"/>
-                <w:szCs w:val="20"/>
-              </w:rPr>
               <w:t xml:space="preserve">Informe mensual</w:t>
             </w:r>
           </w:p>
@@ -3216,7 +2932,7 @@
           <w:sz w:val="22"/>
           <w:szCs w:val="22"/>
         </w:rPr>
-        <w:t xml:space="preserve">Cruzar con los cambios del desarrollador y el panel de estado de Google.</w:t>
+        <w:t xml:space="preserve">Cruzar con el listado de cambios que facilite Alejandro y con el panel de estado de Google.</w:t>
       </w:r>
     </w:p>
     <w:p>
@@ -3234,7 +2950,7 @@
           <w:sz w:val="22"/>
           <w:szCs w:val="22"/>
         </w:rPr>
-        <w:t xml:space="preserve">Conclusión: fallo del seguimiento, caída técnica (corregir y pedir reindexación) o caída sin causa (vigilar cada semana).</w:t>
+        <w:t xml:space="preserve">Conclusión: fallo del seguimiento, caída técnica o caída sin causa (vigilar cada semana).</w:t>
       </w:r>
     </w:p>
     <w:p>
@@ -3280,7 +2996,7 @@
           <w:sz w:val="22"/>
           <w:szCs w:val="22"/>
         </w:rPr>
-        <w:t xml:space="preserve">Desarrollador (tarea 1).</w:t>
+        <w:t xml:space="preserve">Listado de cambios vía Alejandro (tarea 2).</w:t>
       </w:r>
     </w:p>
     <w:p>
@@ -3298,7 +3014,7 @@
           <w:sz w:val="26"/>
           <w:szCs w:val="26"/>
         </w:rPr>
-        <w:t xml:space="preserve">2. Validar Analytics y cuadrar con los pedidos</w:t>
+        <w:t xml:space="preserve">2. Foto de partida</w:t>
       </w:r>
     </w:p>
     <w:p>
@@ -3313,7 +3029,7 @@
           <w:sz w:val="20"/>
           <w:szCs w:val="20"/>
         </w:rPr>
-        <w:t xml:space="preserve">Prioridad Urgente  ·  Semanas 1-2 (12 oct – 23 oct)  ·  Impacto Alto  ·  Esfuerzo Bajo</w:t>
+        <w:t xml:space="preserve">Prioridad Alta  ·  Semana 1 (12 oct – 16 oct)  ·  Impacto Medio  ·  Esfuerzo Bajo</w:t>
       </w:r>
     </w:p>
     <w:p>
@@ -3337,7 +3053,7 @@
           <w:sz w:val="22"/>
           <w:szCs w:val="22"/>
         </w:rPr>
-        <w:t xml:space="preserve">Analytics registra 689 visitas y 13 compras frente a 3.300 clics en Google.</w:t>
+        <w:t xml:space="preserve">Sin datos de partida no se puede demostrar la mejora.</w:t>
       </w:r>
     </w:p>
     <w:p>
@@ -3371,7 +3087,7 @@
           <w:sz w:val="22"/>
           <w:szCs w:val="22"/>
         </w:rPr>
-        <w:t xml:space="preserve">Con Tag Assistant, revisar portada, categoría, ficha, carrito y confirmación de pedido.</w:t>
+        <w:t xml:space="preserve">Exportar 16 meses de Search Console: consultas, páginas, clics, impresiones, CTR y posición.</w:t>
       </w:r>
     </w:p>
     <w:p>
@@ -3389,7 +3105,7 @@
           <w:sz w:val="22"/>
           <w:szCs w:val="22"/>
         </w:rPr>
-        <w:t xml:space="preserve">Verificar el pedido de prueba con el desarrollador.</w:t>
+        <w:t xml:space="preserve">Guardar título, descripción, canonical y H1 de las 50 páginas con más impresiones.</w:t>
       </w:r>
     </w:p>
     <w:p>
@@ -3407,25 +3123,7 @@
           <w:sz w:val="22"/>
           <w:szCs w:val="22"/>
         </w:rPr>
-        <w:t xml:space="preserve">Cruzar los pedidos de septiembre del cliente con las compras de GA4.</w:t>
-      </w:r>
-    </w:p>
-    <w:p>
-      <w:pPr>
-        <w:pStyle w:val="ListParagraph"/>
-        <w:numPr>
-          <w:ilvl w:val="0"/>
-          <w:numId w:val="3"/>
-        </w:numPr>
-        <w:spacing w:after="40"/>
-      </w:pPr>
-      <w:r>
-        <w:rPr>
-          <w:rFonts w:ascii="Calibri" w:cs="Calibri" w:eastAsia="Calibri" w:hAnsi="Calibri"/>
-          <w:sz w:val="22"/>
-          <w:szCs w:val="22"/>
-        </w:rPr>
-        <w:t xml:space="preserve">Excluir tráfico interno y revisar filtros.</w:t>
+        <w:t xml:space="preserve">Crear un registro de cambios con fechas.</w:t>
       </w:r>
     </w:p>
     <w:p>
@@ -3448,7 +3146,7 @@
           <w:sz w:val="22"/>
           <w:szCs w:val="22"/>
         </w:rPr>
-        <w:t xml:space="preserve">Compras de GA4 ≈ pedidos reales (±10 %).</w:t>
+        <w:t xml:space="preserve">Hoja base creada.</w:t>
       </w:r>
     </w:p>
     <w:p>
@@ -3471,7 +3169,7 @@
           <w:sz w:val="22"/>
           <w:szCs w:val="22"/>
         </w:rPr>
-        <w:t xml:space="preserve">Desarrollador (tarea 2) y datos del cliente vía Alejandro (tarea 1).</w:t>
+        <w:t xml:space="preserve">Ninguna.</w:t>
       </w:r>
     </w:p>
     <w:p>
@@ -3489,7 +3187,7 @@
           <w:sz w:val="26"/>
           <w:szCs w:val="26"/>
         </w:rPr>
-        <w:t xml:space="preserve">3. Foto de partida</w:t>
+        <w:t xml:space="preserve">3. Rastreo completo y listas técnicas</w:t>
       </w:r>
     </w:p>
     <w:p>
@@ -3504,7 +3202,7 @@
           <w:sz w:val="20"/>
           <w:szCs w:val="20"/>
         </w:rPr>
-        <w:t xml:space="preserve">Prioridad Alta  ·  Semana 1 (12 oct – 16 oct)  ·  Impacto Medio  ·  Esfuerzo Bajo</w:t>
+        <w:t xml:space="preserve">Prioridad Alta  ·  Semana 2 (19 oct – 23 oct)  ·  Impacto Alto  ·  Esfuerzo Medio</w:t>
       </w:r>
     </w:p>
     <w:p>
@@ -3528,7 +3226,7 @@
           <w:sz w:val="22"/>
           <w:szCs w:val="22"/>
         </w:rPr>
-        <w:t xml:space="preserve">Sin datos de partida no se puede demostrar la mejora.</w:t>
+        <w:t xml:space="preserve">90 errores 404 y 325 redirecciones; el rastreo del 7 de octubre solo localizó 40 de los 90.</w:t>
       </w:r>
     </w:p>
     <w:p>
@@ -3562,7 +3260,7 @@
           <w:sz w:val="22"/>
           <w:szCs w:val="22"/>
         </w:rPr>
-        <w:t xml:space="preserve">Exportar 16 meses de Search Console: consultas, páginas, clics, impresiones, CTR y posición.</w:t>
+        <w:t xml:space="preserve">Rastrear la web completa (excluyendo parámetros de filtros).</w:t>
       </w:r>
     </w:p>
     <w:p>
@@ -3580,7 +3278,7 @@
           <w:sz w:val="22"/>
           <w:szCs w:val="22"/>
         </w:rPr>
-        <w:t xml:space="preserve">Guardar título, descripción, canonical y H1 de las 50 páginas con más impresiones.</w:t>
+        <w:t xml:space="preserve">Preparar la tabla «URL antigua → URL nueva» para las redirecciones 301.</w:t>
       </w:r>
     </w:p>
     <w:p>
@@ -3598,7 +3296,43 @@
           <w:sz w:val="22"/>
           <w:szCs w:val="22"/>
         </w:rPr>
-        <w:t xml:space="preserve">Crear un registro de cambios con fechas.</w:t>
+        <w:t xml:space="preserve">Preparar la lista de enlaces de menú, pie y portada que pasan por 301.</w:t>
+      </w:r>
+    </w:p>
+    <w:p>
+      <w:pPr>
+        <w:pStyle w:val="ListParagraph"/>
+        <w:numPr>
+          <w:ilvl w:val="0"/>
+          <w:numId w:val="4"/>
+        </w:numPr>
+        <w:spacing w:after="40"/>
+      </w:pPr>
+      <w:r>
+        <w:rPr>
+          <w:rFonts w:ascii="Calibri" w:cs="Calibri" w:eastAsia="Calibri" w:hAnsi="Calibri"/>
+          <w:sz w:val="22"/>
+          <w:szCs w:val="22"/>
+        </w:rPr>
+        <w:t xml:space="preserve">Revisar Search Console › Páginas › No encontrado (404).</w:t>
+      </w:r>
+    </w:p>
+    <w:p>
+      <w:pPr>
+        <w:pStyle w:val="ListParagraph"/>
+        <w:numPr>
+          <w:ilvl w:val="0"/>
+          <w:numId w:val="4"/>
+        </w:numPr>
+        <w:spacing w:after="40"/>
+      </w:pPr>
+      <w:r>
+        <w:rPr>
+          <w:rFonts w:ascii="Calibri" w:cs="Calibri" w:eastAsia="Calibri" w:hAnsi="Calibri"/>
+          <w:sz w:val="22"/>
+          <w:szCs w:val="22"/>
+        </w:rPr>
+        <w:t xml:space="preserve">Enviar las dos listas a Alejandro.</w:t>
       </w:r>
     </w:p>
     <w:p>
@@ -3621,7 +3355,7 @@
           <w:sz w:val="22"/>
           <w:szCs w:val="22"/>
         </w:rPr>
-        <w:t xml:space="preserve">Hoja base creada.</w:t>
+        <w:t xml:space="preserve">Listas entregadas a Alejandro.</w:t>
       </w:r>
     </w:p>
     <w:p>
@@ -3644,7 +3378,7 @@
           <w:sz w:val="22"/>
           <w:szCs w:val="22"/>
         </w:rPr>
-        <w:t xml:space="preserve">Ninguna.</w:t>
+        <w:t xml:space="preserve">Alejandro las pasa al desarrollador (tarea 6).</w:t>
       </w:r>
     </w:p>
     <w:p>
@@ -3662,7 +3396,7 @@
           <w:sz w:val="26"/>
           <w:szCs w:val="26"/>
         </w:rPr>
-        <w:t xml:space="preserve">4. Rastreo completo: errores 404 y redirecciones</w:t>
+        <w:t xml:space="preserve">4. Corregir enlaces rotos en textos y Aviso legal</w:t>
       </w:r>
     </w:p>
     <w:p>
@@ -3677,7 +3411,7 @@
           <w:sz w:val="20"/>
           <w:szCs w:val="20"/>
         </w:rPr>
-        <w:t xml:space="preserve">Prioridad Alta  ·  Semana 2 (19 oct – 23 oct)  ·  Impacto Alto  ·  Esfuerzo Medio</w:t>
+        <w:t xml:space="preserve">Prioridad Alta  ·  Semanas 2-3 (19 oct – 30 oct)  ·  Impacto Alto  ·  Esfuerzo Bajo</w:t>
       </w:r>
     </w:p>
     <w:p>
@@ -3701,7 +3435,7 @@
           <w:sz w:val="22"/>
           <w:szCs w:val="22"/>
         </w:rPr>
-        <w:t xml:space="preserve">90 errores 404 y 325 redirecciones; el rastreo del 7 de octubre solo localizó 40 de los 90.</w:t>
+        <w:t xml:space="preserve">Los enlaces rotos están en los textos de categorías y marcas; se corrigen desde el panel sin tocar la plantilla.</w:t>
       </w:r>
     </w:p>
     <w:p>
@@ -3726,197 +3460,6 @@
         <w:numPr>
           <w:ilvl w:val="0"/>
           <w:numId w:val="5"/>
-        </w:numPr>
-        <w:spacing w:after="40"/>
-      </w:pPr>
-      <w:r>
-        <w:rPr>
-          <w:rFonts w:ascii="Calibri" w:cs="Calibri" w:eastAsia="Calibri" w:hAnsi="Calibri"/>
-          <w:sz w:val="22"/>
-          <w:szCs w:val="22"/>
-        </w:rPr>
-        <w:t xml:space="preserve">Rastrear la web completa (excluyendo parámetros de filtros).</w:t>
-      </w:r>
-    </w:p>
-    <w:p>
-      <w:pPr>
-        <w:pStyle w:val="ListParagraph"/>
-        <w:numPr>
-          <w:ilvl w:val="0"/>
-          <w:numId w:val="5"/>
-        </w:numPr>
-        <w:spacing w:after="40"/>
-      </w:pPr>
-      <w:r>
-        <w:rPr>
-          <w:rFonts w:ascii="Calibri" w:cs="Calibri" w:eastAsia="Calibri" w:hAnsi="Calibri"/>
-          <w:sz w:val="22"/>
-          <w:szCs w:val="22"/>
-        </w:rPr>
-        <w:t xml:space="preserve">Preparar para el desarrollador la tabla «URL antigua → URL nueva».</w:t>
-      </w:r>
-    </w:p>
-    <w:p>
-      <w:pPr>
-        <w:pStyle w:val="ListParagraph"/>
-        <w:numPr>
-          <w:ilvl w:val="0"/>
-          <w:numId w:val="5"/>
-        </w:numPr>
-        <w:spacing w:after="40"/>
-      </w:pPr>
-      <w:r>
-        <w:rPr>
-          <w:rFonts w:ascii="Calibri" w:cs="Calibri" w:eastAsia="Calibri" w:hAnsi="Calibri"/>
-          <w:sz w:val="22"/>
-          <w:szCs w:val="22"/>
-        </w:rPr>
-        <w:t xml:space="preserve">Preparar la lista de enlaces de menú, pie y portada que pasan por 301.</w:t>
-      </w:r>
-    </w:p>
-    <w:p>
-      <w:pPr>
-        <w:pStyle w:val="ListParagraph"/>
-        <w:numPr>
-          <w:ilvl w:val="0"/>
-          <w:numId w:val="5"/>
-        </w:numPr>
-        <w:spacing w:after="40"/>
-      </w:pPr>
-      <w:r>
-        <w:rPr>
-          <w:rFonts w:ascii="Calibri" w:cs="Calibri" w:eastAsia="Calibri" w:hAnsi="Calibri"/>
-          <w:sz w:val="22"/>
-          <w:szCs w:val="22"/>
-        </w:rPr>
-        <w:t xml:space="preserve">Revisar Search Console › Páginas › No encontrado (404).</w:t>
-      </w:r>
-    </w:p>
-    <w:p>
-      <w:pPr>
-        <w:spacing w:after="80" w:before="60"/>
-      </w:pPr>
-      <w:r>
-        <w:rPr>
-          <w:rFonts w:ascii="Calibri" w:cs="Calibri" w:eastAsia="Calibri" w:hAnsi="Calibri"/>
-          <w:b/>
-          <w:bCs/>
-          <w:sz w:val="22"/>
-          <w:szCs w:val="22"/>
-        </w:rPr>
-        <w:t xml:space="preserve">Hecho cuando: </w:t>
-      </w:r>
-      <w:r>
-        <w:rPr>
-          <w:rFonts w:ascii="Calibri" w:cs="Calibri" w:eastAsia="Calibri" w:hAnsi="Calibri"/>
-          <w:sz w:val="22"/>
-          <w:szCs w:val="22"/>
-        </w:rPr>
-        <w:t xml:space="preserve">Listas entregadas al desarrollador.</w:t>
-      </w:r>
-    </w:p>
-    <w:p>
-      <w:pPr>
-        <w:spacing w:after="80"/>
-      </w:pPr>
-      <w:r>
-        <w:rPr>
-          <w:rFonts w:ascii="Calibri" w:cs="Calibri" w:eastAsia="Calibri" w:hAnsi="Calibri"/>
-          <w:b/>
-          <w:bCs/>
-          <w:sz w:val="22"/>
-          <w:szCs w:val="22"/>
-        </w:rPr>
-        <w:t xml:space="preserve">Depende de / coordinar con: </w:t>
-      </w:r>
-      <w:r>
-        <w:rPr>
-          <w:rFonts w:ascii="Calibri" w:cs="Calibri" w:eastAsia="Calibri" w:hAnsi="Calibri"/>
-          <w:sz w:val="22"/>
-          <w:szCs w:val="22"/>
-        </w:rPr>
-        <w:t xml:space="preserve">Ejecución: desarrollador (tareas 3 y 6).</w:t>
-      </w:r>
-    </w:p>
-    <w:p>
-      <w:pPr>
-        <w:pStyle w:val="Heading2"/>
-        <w:keepNext/>
-        <w:spacing w:after="60" w:before="280"/>
-      </w:pPr>
-      <w:r>
-        <w:rPr>
-          <w:rFonts w:ascii="Calibri" w:cs="Calibri" w:eastAsia="Calibri" w:hAnsi="Calibri"/>
-          <w:b/>
-          <w:bCs/>
-          <w:color w:val="2E75B6"/>
-          <w:sz w:val="26"/>
-          <w:szCs w:val="26"/>
-        </w:rPr>
-        <w:t xml:space="preserve">5. Corregir enlaces rotos en textos y Aviso legal</w:t>
-      </w:r>
-    </w:p>
-    <w:p>
-      <w:pPr>
-        <w:keepNext/>
-        <w:spacing w:after="80"/>
-      </w:pPr>
-      <w:r>
-        <w:rPr>
-          <w:rFonts w:ascii="Calibri" w:cs="Calibri" w:eastAsia="Calibri" w:hAnsi="Calibri"/>
-          <w:color w:val="595959"/>
-          <w:sz w:val="20"/>
-          <w:szCs w:val="20"/>
-        </w:rPr>
-        <w:t xml:space="preserve">Prioridad Alta  ·  Semanas 2-3 (19 oct – 30 oct)  ·  Impacto Alto  ·  Esfuerzo Bajo</w:t>
-      </w:r>
-    </w:p>
-    <w:p>
-      <w:pPr>
-        <w:keepNext/>
-        <w:spacing w:after="80"/>
-      </w:pPr>
-      <w:r>
-        <w:rPr>
-          <w:rFonts w:ascii="Calibri" w:cs="Calibri" w:eastAsia="Calibri" w:hAnsi="Calibri"/>
-          <w:b/>
-          <w:bCs/>
-          <w:sz w:val="22"/>
-          <w:szCs w:val="22"/>
-        </w:rPr>
-        <w:t xml:space="preserve">Por qué: </w:t>
-      </w:r>
-      <w:r>
-        <w:rPr>
-          <w:rFonts w:ascii="Calibri" w:cs="Calibri" w:eastAsia="Calibri" w:hAnsi="Calibri"/>
-          <w:sz w:val="22"/>
-          <w:szCs w:val="22"/>
-        </w:rPr>
-        <w:t xml:space="preserve">Los enlaces rotos están en los textos de categorías y marcas; se corrigen desde el panel sin tocar la plantilla.</w:t>
-      </w:r>
-    </w:p>
-    <w:p>
-      <w:pPr>
-        <w:keepNext/>
-        <w:spacing w:after="40"/>
-      </w:pPr>
-      <w:r>
-        <w:rPr>
-          <w:rFonts w:ascii="Calibri" w:cs="Calibri" w:eastAsia="Calibri" w:hAnsi="Calibri"/>
-          <w:b/>
-          <w:bCs/>
-          <w:sz w:val="22"/>
-          <w:szCs w:val="22"/>
-        </w:rPr>
-        <w:t xml:space="preserve">Pasos:</w:t>
-      </w:r>
-    </w:p>
-    <w:p>
-      <w:pPr>
-        <w:pStyle w:val="ListParagraph"/>
-        <w:numPr>
-          <w:ilvl w:val="0"/>
-          <w:numId w:val="6"/>
         </w:numPr>
         <w:spacing w:after="40"/>
       </w:pPr>
@@ -4752,7 +4295,7 @@
         <w:pStyle w:val="ListParagraph"/>
         <w:numPr>
           <w:ilvl w:val="0"/>
-          <w:numId w:val="6"/>
+          <w:numId w:val="5"/>
         </w:numPr>
         <w:spacing w:after="40"/>
       </w:pPr>
@@ -4763,6 +4306,143 @@
           <w:szCs w:val="22"/>
         </w:rPr>
         <w:t xml:space="preserve">Aviso legal (CMS): los enlaces a Privacidad y Cookies llevan a «Reservas» y «Sugerencias»; corregirlos en es, en y fr.</w:t>
+      </w:r>
+    </w:p>
+    <w:p>
+      <w:pPr>
+        <w:pStyle w:val="ListParagraph"/>
+        <w:numPr>
+          <w:ilvl w:val="0"/>
+          <w:numId w:val="5"/>
+        </w:numPr>
+        <w:spacing w:after="40"/>
+      </w:pPr>
+      <w:r>
+        <w:rPr>
+          <w:rFonts w:ascii="Calibri" w:cs="Calibri" w:eastAsia="Calibri" w:hAnsi="Calibri"/>
+          <w:sz w:val="22"/>
+          <w:szCs w:val="22"/>
+        </w:rPr>
+        <w:t xml:space="preserve">Corregir los demás enlaces de textos que salgan del rastreo (tarea 3), incluidos los que apuntan a URL con 301.</w:t>
+      </w:r>
+    </w:p>
+    <w:p>
+      <w:pPr>
+        <w:spacing w:after="80" w:before="60"/>
+      </w:pPr>
+      <w:r>
+        <w:rPr>
+          <w:rFonts w:ascii="Calibri" w:cs="Calibri" w:eastAsia="Calibri" w:hAnsi="Calibri"/>
+          <w:b/>
+          <w:bCs/>
+          <w:sz w:val="22"/>
+          <w:szCs w:val="22"/>
+        </w:rPr>
+        <w:t xml:space="preserve">Hecho cuando: </w:t>
+      </w:r>
+      <w:r>
+        <w:rPr>
+          <w:rFonts w:ascii="Calibri" w:cs="Calibri" w:eastAsia="Calibri" w:hAnsi="Calibri"/>
+          <w:sz w:val="22"/>
+          <w:szCs w:val="22"/>
+        </w:rPr>
+        <w:t xml:space="preserve">Nuevo rastreo sin enlaces internos a 404 en los textos.</w:t>
+      </w:r>
+    </w:p>
+    <w:p>
+      <w:pPr>
+        <w:spacing w:after="80"/>
+      </w:pPr>
+      <w:r>
+        <w:rPr>
+          <w:rFonts w:ascii="Calibri" w:cs="Calibri" w:eastAsia="Calibri" w:hAnsi="Calibri"/>
+          <w:b/>
+          <w:bCs/>
+          <w:sz w:val="22"/>
+          <w:szCs w:val="22"/>
+        </w:rPr>
+        <w:t xml:space="preserve">Depende de / coordinar con: </w:t>
+      </w:r>
+      <w:r>
+        <w:rPr>
+          <w:rFonts w:ascii="Calibri" w:cs="Calibri" w:eastAsia="Calibri" w:hAnsi="Calibri"/>
+          <w:sz w:val="22"/>
+          <w:szCs w:val="22"/>
+        </w:rPr>
+        <w:t xml:space="preserve">Ninguna (el enlace roto del módulo de portada lo corrige el desarrollador).</w:t>
+      </w:r>
+    </w:p>
+    <w:p>
+      <w:pPr>
+        <w:pStyle w:val="Heading2"/>
+        <w:keepNext/>
+        <w:spacing w:after="60" w:before="280"/>
+      </w:pPr>
+      <w:r>
+        <w:rPr>
+          <w:rFonts w:ascii="Calibri" w:cs="Calibri" w:eastAsia="Calibri" w:hAnsi="Calibri"/>
+          <w:b/>
+          <w:bCs/>
+          <w:color w:val="2E75B6"/>
+          <w:sz w:val="26"/>
+          <w:szCs w:val="26"/>
+        </w:rPr>
+        <w:t xml:space="preserve">5. Títulos y descripciones de páginas con muchas apariciones</w:t>
+      </w:r>
+    </w:p>
+    <w:p>
+      <w:pPr>
+        <w:keepNext/>
+        <w:spacing w:after="80"/>
+      </w:pPr>
+      <w:r>
+        <w:rPr>
+          <w:rFonts w:ascii="Calibri" w:cs="Calibri" w:eastAsia="Calibri" w:hAnsi="Calibri"/>
+          <w:color w:val="595959"/>
+          <w:sz w:val="20"/>
+          <w:szCs w:val="20"/>
+        </w:rPr>
+        <w:t xml:space="preserve">Prioridad Alta  ·  Semanas 3-5 (26 oct – 13 nov)  ·  Impacto Alto  ·  Esfuerzo Medio</w:t>
+      </w:r>
+    </w:p>
+    <w:p>
+      <w:pPr>
+        <w:keepNext/>
+        <w:spacing w:after="80"/>
+      </w:pPr>
+      <w:r>
+        <w:rPr>
+          <w:rFonts w:ascii="Calibri" w:cs="Calibri" w:eastAsia="Calibri" w:hAnsi="Calibri"/>
+          <w:b/>
+          <w:bCs/>
+          <w:sz w:val="22"/>
+          <w:szCs w:val="22"/>
+        </w:rPr>
+        <w:t xml:space="preserve">Por qué: </w:t>
+      </w:r>
+      <w:r>
+        <w:rPr>
+          <w:rFonts w:ascii="Calibri" w:cs="Calibri" w:eastAsia="Calibri" w:hAnsi="Calibri"/>
+          <w:sz w:val="22"/>
+          <w:szCs w:val="22"/>
+        </w:rPr>
+        <w:t xml:space="preserve">Subir el porcentaje de clic del 2 % al 3 % daría unos 1.500 clics más al mes sin subir posiciones.</w:t>
+      </w:r>
+    </w:p>
+    <w:p>
+      <w:pPr>
+        <w:keepNext/>
+        <w:spacing w:after="40"/>
+      </w:pPr>
+      <w:r>
+        <w:rPr>
+          <w:rFonts w:ascii="Calibri" w:cs="Calibri" w:eastAsia="Calibri" w:hAnsi="Calibri"/>
+          <w:b/>
+          <w:bCs/>
+          <w:sz w:val="22"/>
+          <w:szCs w:val="22"/>
+        </w:rPr>
+        <w:t xml:space="preserve">Pasos:</w:t>
       </w:r>
     </w:p>
     <w:p>
@@ -4771,143 +4451,6 @@
         <w:numPr>
           <w:ilvl w:val="0"/>
           <w:numId w:val="6"/>
-        </w:numPr>
-        <w:spacing w:after="40"/>
-      </w:pPr>
-      <w:r>
-        <w:rPr>
-          <w:rFonts w:ascii="Calibri" w:cs="Calibri" w:eastAsia="Calibri" w:hAnsi="Calibri"/>
-          <w:sz w:val="22"/>
-          <w:szCs w:val="22"/>
-        </w:rPr>
-        <w:t xml:space="preserve">Corregir los demás enlaces que salgan del rastreo (tarea 4) y los textos que enlazan a URL con 301.</w:t>
-      </w:r>
-    </w:p>
-    <w:p>
-      <w:pPr>
-        <w:spacing w:after="80" w:before="60"/>
-      </w:pPr>
-      <w:r>
-        <w:rPr>
-          <w:rFonts w:ascii="Calibri" w:cs="Calibri" w:eastAsia="Calibri" w:hAnsi="Calibri"/>
-          <w:b/>
-          <w:bCs/>
-          <w:sz w:val="22"/>
-          <w:szCs w:val="22"/>
-        </w:rPr>
-        <w:t xml:space="preserve">Hecho cuando: </w:t>
-      </w:r>
-      <w:r>
-        <w:rPr>
-          <w:rFonts w:ascii="Calibri" w:cs="Calibri" w:eastAsia="Calibri" w:hAnsi="Calibri"/>
-          <w:sz w:val="22"/>
-          <w:szCs w:val="22"/>
-        </w:rPr>
-        <w:t xml:space="preserve">Nuevo rastreo sin enlaces internos a 404.</w:t>
-      </w:r>
-    </w:p>
-    <w:p>
-      <w:pPr>
-        <w:spacing w:after="80"/>
-      </w:pPr>
-      <w:r>
-        <w:rPr>
-          <w:rFonts w:ascii="Calibri" w:cs="Calibri" w:eastAsia="Calibri" w:hAnsi="Calibri"/>
-          <w:b/>
-          <w:bCs/>
-          <w:sz w:val="22"/>
-          <w:szCs w:val="22"/>
-        </w:rPr>
-        <w:t xml:space="preserve">Depende de / coordinar con: </w:t>
-      </w:r>
-      <w:r>
-        <w:rPr>
-          <w:rFonts w:ascii="Calibri" w:cs="Calibri" w:eastAsia="Calibri" w:hAnsi="Calibri"/>
-          <w:sz w:val="22"/>
-          <w:szCs w:val="22"/>
-        </w:rPr>
-        <w:t xml:space="preserve">Accesos (Alejandro, tarea 2).</w:t>
-      </w:r>
-    </w:p>
-    <w:p>
-      <w:pPr>
-        <w:pStyle w:val="Heading2"/>
-        <w:keepNext/>
-        <w:spacing w:after="60" w:before="280"/>
-      </w:pPr>
-      <w:r>
-        <w:rPr>
-          <w:rFonts w:ascii="Calibri" w:cs="Calibri" w:eastAsia="Calibri" w:hAnsi="Calibri"/>
-          <w:b/>
-          <w:bCs/>
-          <w:color w:val="2E75B6"/>
-          <w:sz w:val="26"/>
-          <w:szCs w:val="26"/>
-        </w:rPr>
-        <w:t xml:space="preserve">6. Títulos y descripciones de páginas con muchas apariciones</w:t>
-      </w:r>
-    </w:p>
-    <w:p>
-      <w:pPr>
-        <w:keepNext/>
-        <w:spacing w:after="80"/>
-      </w:pPr>
-      <w:r>
-        <w:rPr>
-          <w:rFonts w:ascii="Calibri" w:cs="Calibri" w:eastAsia="Calibri" w:hAnsi="Calibri"/>
-          <w:color w:val="595959"/>
-          <w:sz w:val="20"/>
-          <w:szCs w:val="20"/>
-        </w:rPr>
-        <w:t xml:space="preserve">Prioridad Alta  ·  Semanas 3-5 (26 oct – 13 nov)  ·  Impacto Alto  ·  Esfuerzo Medio</w:t>
-      </w:r>
-    </w:p>
-    <w:p>
-      <w:pPr>
-        <w:keepNext/>
-        <w:spacing w:after="80"/>
-      </w:pPr>
-      <w:r>
-        <w:rPr>
-          <w:rFonts w:ascii="Calibri" w:cs="Calibri" w:eastAsia="Calibri" w:hAnsi="Calibri"/>
-          <w:b/>
-          <w:bCs/>
-          <w:sz w:val="22"/>
-          <w:szCs w:val="22"/>
-        </w:rPr>
-        <w:t xml:space="preserve">Por qué: </w:t>
-      </w:r>
-      <w:r>
-        <w:rPr>
-          <w:rFonts w:ascii="Calibri" w:cs="Calibri" w:eastAsia="Calibri" w:hAnsi="Calibri"/>
-          <w:sz w:val="22"/>
-          <w:szCs w:val="22"/>
-        </w:rPr>
-        <w:t xml:space="preserve">Subir el porcentaje de clic del 2 % al 3 % daría unos 1.500 clics más al mes sin subir posiciones.</w:t>
-      </w:r>
-    </w:p>
-    <w:p>
-      <w:pPr>
-        <w:keepNext/>
-        <w:spacing w:after="40"/>
-      </w:pPr>
-      <w:r>
-        <w:rPr>
-          <w:rFonts w:ascii="Calibri" w:cs="Calibri" w:eastAsia="Calibri" w:hAnsi="Calibri"/>
-          <w:b/>
-          <w:bCs/>
-          <w:sz w:val="22"/>
-          <w:szCs w:val="22"/>
-        </w:rPr>
-        <w:t xml:space="preserve">Pasos:</w:t>
-      </w:r>
-    </w:p>
-    <w:p>
-      <w:pPr>
-        <w:pStyle w:val="ListParagraph"/>
-        <w:numPr>
-          <w:ilvl w:val="0"/>
-          <w:numId w:val="7"/>
         </w:numPr>
         <w:spacing w:after="40"/>
       </w:pPr>
@@ -5830,7 +5373,7 @@
         <w:pStyle w:val="ListParagraph"/>
         <w:numPr>
           <w:ilvl w:val="0"/>
-          <w:numId w:val="7"/>
+          <w:numId w:val="6"/>
         </w:numPr>
         <w:spacing w:after="40"/>
       </w:pPr>
@@ -5841,6 +5384,179 @@
           <w:szCs w:val="22"/>
         </w:rPr>
         <w:t xml:space="preserve">Ampliar a las 50 páginas con más apariciones y menos del 2 % de clic.</w:t>
+      </w:r>
+    </w:p>
+    <w:p>
+      <w:pPr>
+        <w:pStyle w:val="ListParagraph"/>
+        <w:numPr>
+          <w:ilvl w:val="0"/>
+          <w:numId w:val="6"/>
+        </w:numPr>
+        <w:spacing w:after="40"/>
+      </w:pPr>
+      <w:r>
+        <w:rPr>
+          <w:rFonts w:ascii="Calibri" w:cs="Calibri" w:eastAsia="Calibri" w:hAnsi="Calibri"/>
+          <w:sz w:val="22"/>
+          <w:szCs w:val="22"/>
+        </w:rPr>
+        <w:t xml:space="preserve">Reglas: palabra clave al inicio, máximo 60 caracteres, beneficio (envío gratis desde 99 €, 4,9/5, stock), sin emojis, idioma correcto (Ma.K en inglés). No tocar la portada.</w:t>
+      </w:r>
+    </w:p>
+    <w:p>
+      <w:pPr>
+        <w:pStyle w:val="ListParagraph"/>
+        <w:numPr>
+          <w:ilvl w:val="0"/>
+          <w:numId w:val="6"/>
+        </w:numPr>
+        <w:spacing w:after="40"/>
+      </w:pPr>
+      <w:r>
+        <w:rPr>
+          <w:rFonts w:ascii="Calibri" w:cs="Calibri" w:eastAsia="Calibri" w:hAnsi="Calibri"/>
+          <w:sz w:val="22"/>
+          <w:szCs w:val="22"/>
+        </w:rPr>
+        <w:t xml:space="preserve">Enviar una muestra a Alejandro para el visto bueno del cliente y aplicarlos en el panel.</w:t>
+      </w:r>
+    </w:p>
+    <w:p>
+      <w:pPr>
+        <w:pStyle w:val="ListParagraph"/>
+        <w:numPr>
+          <w:ilvl w:val="0"/>
+          <w:numId w:val="6"/>
+        </w:numPr>
+        <w:spacing w:after="40"/>
+      </w:pPr>
+      <w:r>
+        <w:rPr>
+          <w:rFonts w:ascii="Calibri" w:cs="Calibri" w:eastAsia="Calibri" w:hAnsi="Calibri"/>
+          <w:sz w:val="22"/>
+          <w:szCs w:val="22"/>
+        </w:rPr>
+        <w:t xml:space="preserve">Medir el porcentaje de clic a las 4 semanas.</w:t>
+      </w:r>
+    </w:p>
+    <w:p>
+      <w:pPr>
+        <w:spacing w:after="80" w:before="60"/>
+      </w:pPr>
+      <w:r>
+        <w:rPr>
+          <w:rFonts w:ascii="Calibri" w:cs="Calibri" w:eastAsia="Calibri" w:hAnsi="Calibri"/>
+          <w:b/>
+          <w:bCs/>
+          <w:sz w:val="22"/>
+          <w:szCs w:val="22"/>
+        </w:rPr>
+        <w:t xml:space="preserve">Hecho cuando: </w:t>
+      </w:r>
+      <w:r>
+        <w:rPr>
+          <w:rFonts w:ascii="Calibri" w:cs="Calibri" w:eastAsia="Calibri" w:hAnsi="Calibri"/>
+          <w:sz w:val="22"/>
+          <w:szCs w:val="22"/>
+        </w:rPr>
+        <w:t xml:space="preserve">50 páginas actualizadas y comparadas con la foto de partida.</w:t>
+      </w:r>
+    </w:p>
+    <w:p>
+      <w:pPr>
+        <w:spacing w:after="80"/>
+      </w:pPr>
+      <w:r>
+        <w:rPr>
+          <w:rFonts w:ascii="Calibri" w:cs="Calibri" w:eastAsia="Calibri" w:hAnsi="Calibri"/>
+          <w:b/>
+          <w:bCs/>
+          <w:sz w:val="22"/>
+          <w:szCs w:val="22"/>
+        </w:rPr>
+        <w:t xml:space="preserve">Depende de / coordinar con: </w:t>
+      </w:r>
+      <w:r>
+        <w:rPr>
+          <w:rFonts w:ascii="Calibri" w:cs="Calibri" w:eastAsia="Calibri" w:hAnsi="Calibri"/>
+          <w:sz w:val="22"/>
+          <w:szCs w:val="22"/>
+        </w:rPr>
+        <w:t xml:space="preserve">Visto bueno del cliente (Alejandro, tarea 5).</w:t>
+      </w:r>
+    </w:p>
+    <w:p>
+      <w:pPr>
+        <w:pStyle w:val="Heading2"/>
+        <w:keepNext/>
+        <w:spacing w:after="60" w:before="280"/>
+      </w:pPr>
+      <w:r>
+        <w:rPr>
+          <w:rFonts w:ascii="Calibri" w:cs="Calibri" w:eastAsia="Calibri" w:hAnsi="Calibri"/>
+          <w:b/>
+          <w:bCs/>
+          <w:color w:val="2E75B6"/>
+          <w:sz w:val="26"/>
+          <w:szCs w:val="26"/>
+        </w:rPr>
+        <w:t xml:space="preserve">6. Descripciones vacías, imágenes y emojis</w:t>
+      </w:r>
+    </w:p>
+    <w:p>
+      <w:pPr>
+        <w:keepNext/>
+        <w:spacing w:after="80"/>
+      </w:pPr>
+      <w:r>
+        <w:rPr>
+          <w:rFonts w:ascii="Calibri" w:cs="Calibri" w:eastAsia="Calibri" w:hAnsi="Calibri"/>
+          <w:color w:val="595959"/>
+          <w:sz w:val="20"/>
+          <w:szCs w:val="20"/>
+        </w:rPr>
+        <w:t xml:space="preserve">Prioridad Media  ·  Semanas 4-5 (2 nov – 13 nov)  ·  Impacto Medio  ·  Esfuerzo Medio</w:t>
+      </w:r>
+    </w:p>
+    <w:p>
+      <w:pPr>
+        <w:keepNext/>
+        <w:spacing w:after="80"/>
+      </w:pPr>
+      <w:r>
+        <w:rPr>
+          <w:rFonts w:ascii="Calibri" w:cs="Calibri" w:eastAsia="Calibri" w:hAnsi="Calibri"/>
+          <w:b/>
+          <w:bCs/>
+          <w:sz w:val="22"/>
+          <w:szCs w:val="22"/>
+        </w:rPr>
+        <w:t xml:space="preserve">Por qué: </w:t>
+      </w:r>
+      <w:r>
+        <w:rPr>
+          <w:rFonts w:ascii="Calibri" w:cs="Calibri" w:eastAsia="Calibri" w:hAnsi="Calibri"/>
+          <w:sz w:val="22"/>
+          <w:szCs w:val="22"/>
+        </w:rPr>
+        <w:t xml:space="preserve">Al menos 358 fichas y 141 categorías no tienen meta description; 22 imágenes de la portada no tienen texto alternativo; 162 H1 llevan emoji.</w:t>
+      </w:r>
+    </w:p>
+    <w:p>
+      <w:pPr>
+        <w:keepNext/>
+        <w:spacing w:after="40"/>
+      </w:pPr>
+      <w:r>
+        <w:rPr>
+          <w:rFonts w:ascii="Calibri" w:cs="Calibri" w:eastAsia="Calibri" w:hAnsi="Calibri"/>
+          <w:b/>
+          <w:bCs/>
+          <w:sz w:val="22"/>
+          <w:szCs w:val="22"/>
+        </w:rPr>
+        <w:t xml:space="preserve">Pasos:</w:t>
       </w:r>
     </w:p>
     <w:p>
@@ -5858,7 +5574,7 @@
           <w:sz w:val="22"/>
           <w:szCs w:val="22"/>
         </w:rPr>
-        <w:t xml:space="preserve">Reglas: palabra clave al inicio, máximo 60 caracteres, beneficio (envío gratis desde 99 €, 4,9/5, stock), sin emojis, idioma correcto (Ma.K en inglés). No tocar la portada.</w:t>
+        <w:t xml:space="preserve">Cargar por CSV la plantilla: «{Producto} de {Marca} en stock. Envío gratis desde 99 € y 4,9/5 en +5.000 opiniones. Compra en Robotines.»</w:t>
       </w:r>
     </w:p>
     <w:p>
@@ -5876,7 +5592,7 @@
           <w:sz w:val="22"/>
           <w:szCs w:val="22"/>
         </w:rPr>
-        <w:t xml:space="preserve">Enviar una muestra a Alejandro para el visto bueno del cliente y aplicarlos en el panel.</w:t>
+        <w:t xml:space="preserve">Personalizar a mano las de más apariciones.</w:t>
       </w:r>
     </w:p>
     <w:p>
@@ -5894,7 +5610,25 @@
           <w:sz w:val="22"/>
           <w:szCs w:val="22"/>
         </w:rPr>
-        <w:t xml:space="preserve">Medir el porcentaje de clic a las 4 semanas.</w:t>
+        <w:t xml:space="preserve">Rellenar el texto alternativo de las 22 imágenes de la portada.</w:t>
+      </w:r>
+    </w:p>
+    <w:p>
+      <w:pPr>
+        <w:pStyle w:val="ListParagraph"/>
+        <w:numPr>
+          <w:ilvl w:val="0"/>
+          <w:numId w:val="7"/>
+        </w:numPr>
+        <w:spacing w:after="40"/>
+      </w:pPr>
+      <w:r>
+        <w:rPr>
+          <w:rFonts w:ascii="Calibri" w:cs="Calibri" w:eastAsia="Calibri" w:hAnsi="Calibri"/>
+          <w:sz w:val="22"/>
+          <w:szCs w:val="22"/>
+        </w:rPr>
+        <w:t xml:space="preserve">Quitar los emojis de los títulos SEO.</w:t>
       </w:r>
     </w:p>
     <w:p>
@@ -5917,7 +5651,7 @@
           <w:sz w:val="22"/>
           <w:szCs w:val="22"/>
         </w:rPr>
-        <w:t xml:space="preserve">50 páginas actualizadas y comparadas con la foto de partida.</w:t>
+        <w:t xml:space="preserve">0 fichas y categorías indexables sin descripción.</w:t>
       </w:r>
     </w:p>
     <w:p>
@@ -5958,7 +5692,7 @@
           <w:sz w:val="26"/>
           <w:szCs w:val="26"/>
         </w:rPr>
-        <w:t xml:space="preserve">7. Descripciones vacías, imágenes y emojis</w:t>
+        <w:t xml:space="preserve">7. Retirar las páginas de acceso y enviar el sitemap</w:t>
       </w:r>
     </w:p>
     <w:p>
@@ -5973,7 +5707,7 @@
           <w:sz w:val="20"/>
           <w:szCs w:val="20"/>
         </w:rPr>
-        <w:t xml:space="preserve">Prioridad Media  ·  Semanas 4-5 (2 nov – 13 nov)  ·  Impacto Medio  ·  Esfuerzo Medio</w:t>
+        <w:t xml:space="preserve">Prioridad Alta  ·  Semanas 3-4 (26 oct – 6 nov)  ·  Impacto Medio  ·  Esfuerzo Bajo</w:t>
       </w:r>
     </w:p>
     <w:p>
@@ -5997,7 +5731,7 @@
           <w:sz w:val="22"/>
           <w:szCs w:val="22"/>
         </w:rPr>
-        <w:t xml:space="preserve">Al menos 358 fichas y 141 categorías no tienen meta description; 22 imágenes de la portada no tienen texto alternativo; 162 H1 llevan emoji.</w:t>
+        <w:t xml:space="preserve">Las páginas de inicio de sesión salen en Google y el sitemap estaba desactualizado.</w:t>
       </w:r>
     </w:p>
     <w:p>
@@ -6031,7 +5765,7 @@
           <w:sz w:val="22"/>
           <w:szCs w:val="22"/>
         </w:rPr>
-        <w:t xml:space="preserve">Cargar por CSV la plantilla: «{Producto} de {Marca} en stock. Envío gratis desde 99 € y 4,9/5 en +5.000 opiniones. Compra en Robotines.»</w:t>
+        <w:t xml:space="preserve">Cuando Alejandro confirme que el noindex está puesto, solicitar en Search Console › Retiradas la retirada por prefijo.</w:t>
       </w:r>
     </w:p>
     <w:p>
@@ -6049,43 +5783,7 @@
           <w:sz w:val="22"/>
           <w:szCs w:val="22"/>
         </w:rPr>
-        <w:t xml:space="preserve">Personalizar a mano las de más apariciones.</w:t>
-      </w:r>
-    </w:p>
-    <w:p>
-      <w:pPr>
-        <w:pStyle w:val="ListParagraph"/>
-        <w:numPr>
-          <w:ilvl w:val="0"/>
-          <w:numId w:val="8"/>
-        </w:numPr>
-        <w:spacing w:after="40"/>
-      </w:pPr>
-      <w:r>
-        <w:rPr>
-          <w:rFonts w:ascii="Calibri" w:cs="Calibri" w:eastAsia="Calibri" w:hAnsi="Calibri"/>
-          <w:sz w:val="22"/>
-          <w:szCs w:val="22"/>
-        </w:rPr>
-        <w:t xml:space="preserve">Rellenar el texto alternativo de las 22 imágenes de la portada.</w:t>
-      </w:r>
-    </w:p>
-    <w:p>
-      <w:pPr>
-        <w:pStyle w:val="ListParagraph"/>
-        <w:numPr>
-          <w:ilvl w:val="0"/>
-          <w:numId w:val="8"/>
-        </w:numPr>
-        <w:spacing w:after="40"/>
-      </w:pPr>
-      <w:r>
-        <w:rPr>
-          <w:rFonts w:ascii="Calibri" w:cs="Calibri" w:eastAsia="Calibri" w:hAnsi="Calibri"/>
-          <w:sz w:val="22"/>
-          <w:szCs w:val="22"/>
-        </w:rPr>
-        <w:t xml:space="preserve">Quitar los emojis de los títulos SEO.</w:t>
+        <w:t xml:space="preserve">Cuando confirme el nuevo sitemap, reenviarlo y comprobar que «Descubiertas» ≈ «Indexadas».</w:t>
       </w:r>
     </w:p>
     <w:p>
@@ -6108,7 +5806,7 @@
           <w:sz w:val="22"/>
           <w:szCs w:val="22"/>
         </w:rPr>
-        <w:t xml:space="preserve">0 fichas y categorías indexables sin descripción.</w:t>
+        <w:t xml:space="preserve">site:robotines.com inurl:autenticacion sin resultados y sitemap sin errores.</w:t>
       </w:r>
     </w:p>
     <w:p>
@@ -6131,7 +5829,7 @@
           <w:sz w:val="22"/>
           <w:szCs w:val="22"/>
         </w:rPr>
-        <w:t xml:space="preserve">Visto bueno del cliente (Alejandro, tarea 5).</w:t>
+        <w:t xml:space="preserve">Aviso de Alejandro (tarea 6).</w:t>
       </w:r>
     </w:p>
     <w:p>
@@ -6149,7 +5847,7 @@
           <w:sz w:val="26"/>
           <w:szCs w:val="26"/>
         </w:rPr>
-        <w:t xml:space="preserve">8. Retirar las páginas de acceso y enviar el sitemap</w:t>
+        <w:t xml:space="preserve">8. Textos de Envíos gratuitos y Devoluciones</w:t>
       </w:r>
     </w:p>
     <w:p>
@@ -6164,7 +5862,7 @@
           <w:sz w:val="20"/>
           <w:szCs w:val="20"/>
         </w:rPr>
-        <w:t xml:space="preserve">Prioridad Alta  ·  Semanas 3-4 (26 oct – 6 nov)  ·  Impacto Medio  ·  Esfuerzo Bajo</w:t>
+        <w:t xml:space="preserve">Prioridad Media  ·  Semana 4 (2 nov – 6 nov)  ·  Impacto Medio  ·  Esfuerzo Bajo</w:t>
       </w:r>
     </w:p>
     <w:p>
@@ -6188,7 +5886,7 @@
           <w:sz w:val="22"/>
           <w:szCs w:val="22"/>
         </w:rPr>
-        <w:t xml:space="preserve">Las páginas de inicio de sesión salen en Google y el sitemap estaba desactualizado.</w:t>
+        <w:t xml:space="preserve">«Envíos gratuitos» responde a una búsqueda real pero tiene 38 palabras y noindex; Devoluciones no tiene descripción.</w:t>
       </w:r>
     </w:p>
     <w:p>
@@ -6222,7 +5920,7 @@
           <w:sz w:val="22"/>
           <w:szCs w:val="22"/>
         </w:rPr>
-        <w:t xml:space="preserve">Cuando el desarrollador confirme el noindex, solicitar en Search Console › Retiradas la retirada por prefijo.</w:t>
+        <w:t xml:space="preserve">Ampliar «Envíos gratuitos» a unas 300 palabras con preguntas frecuentes.</w:t>
       </w:r>
     </w:p>
     <w:p>
@@ -6240,7 +5938,25 @@
           <w:sz w:val="22"/>
           <w:szCs w:val="22"/>
         </w:rPr>
-        <w:t xml:space="preserve">Reenviar el sitemap y comprobar que «Descubiertas» ≈ «Indexadas».</w:t>
+        <w:t xml:space="preserve">Meta description y preguntas frecuentes en Devoluciones.</w:t>
+      </w:r>
+    </w:p>
+    <w:p>
+      <w:pPr>
+        <w:pStyle w:val="ListParagraph"/>
+        <w:numPr>
+          <w:ilvl w:val="0"/>
+          <w:numId w:val="9"/>
+        </w:numPr>
+        <w:spacing w:after="40"/>
+      </w:pPr>
+      <w:r>
+        <w:rPr>
+          <w:rFonts w:ascii="Calibri" w:cs="Calibri" w:eastAsia="Calibri" w:hAnsi="Calibri"/>
+          <w:sz w:val="22"/>
+          <w:szCs w:val="22"/>
+        </w:rPr>
+        <w:t xml:space="preserve">Pedir indexación en Search Console cuando Alejandro confirme que se ha quitado el noindex.</w:t>
       </w:r>
     </w:p>
     <w:p>
@@ -6263,7 +5979,7 @@
           <w:sz w:val="22"/>
           <w:szCs w:val="22"/>
         </w:rPr>
-        <w:t xml:space="preserve">site:robotines.com inurl:autenticacion sin resultados y sitemap sin errores.</w:t>
+        <w:t xml:space="preserve">Páginas publicadas e indexadas.</w:t>
       </w:r>
     </w:p>
     <w:p>
@@ -6286,7 +6002,7 @@
           <w:sz w:val="22"/>
           <w:szCs w:val="22"/>
         </w:rPr>
-        <w:t xml:space="preserve">Desarrollador (tareas 4 y 5).</w:t>
+        <w:t xml:space="preserve">Datos del cliente y aviso de Alejandro (tareas 1 y 6).</w:t>
       </w:r>
     </w:p>
     <w:p>
@@ -6304,7 +6020,7 @@
           <w:sz w:val="26"/>
           <w:szCs w:val="26"/>
         </w:rPr>
-        <w:t xml:space="preserve">9. Textos de Envíos gratuitos y Devoluciones</w:t>
+        <w:t xml:space="preserve">9. Medir la velocidad y proponer el nuevo menú</w:t>
       </w:r>
     </w:p>
     <w:p>
@@ -6319,7 +6035,7 @@
           <w:sz w:val="20"/>
           <w:szCs w:val="20"/>
         </w:rPr>
-        <w:t xml:space="preserve">Prioridad Media  ·  Semana 4 (2 nov – 6 nov)  ·  Impacto Medio  ·  Esfuerzo Bajo</w:t>
+        <w:t xml:space="preserve">Prioridad Alta  ·  Semana 5 (9 nov – 13 nov)  ·  Impacto Alto  ·  Esfuerzo Bajo</w:t>
       </w:r>
     </w:p>
     <w:p>
@@ -6343,7 +6059,7 @@
           <w:sz w:val="22"/>
           <w:szCs w:val="22"/>
         </w:rPr>
-        <w:t xml:space="preserve">«Envíos gratuitos» responde a una búsqueda real pero tiene 38 palabras y noindex; Devoluciones no tiene descripción.</w:t>
+        <w:t xml:space="preserve">Es el freno técnico más claro y hay que poder demostrar la mejora.</w:t>
       </w:r>
     </w:p>
     <w:p>
@@ -6377,7 +6093,7 @@
           <w:sz w:val="22"/>
           <w:szCs w:val="22"/>
         </w:rPr>
-        <w:t xml:space="preserve">Ampliar «Envíos gratuitos» a unas 300 palabras con preguntas frecuentes.</w:t>
+        <w:t xml:space="preserve">Registrar LCP, INP y CLS (PageSpeed Insights / CrUX) de portada, categoría y ficha antes de los cambios.</w:t>
       </w:r>
     </w:p>
     <w:p>
@@ -6395,7 +6111,7 @@
           <w:sz w:val="22"/>
           <w:szCs w:val="22"/>
         </w:rPr>
-        <w:t xml:space="preserve">Meta description y preguntas frecuentes en Devoluciones.</w:t>
+        <w:t xml:space="preserve">Proponer el nuevo menú (primer y segundo nivel) con datos de búsquedas.</w:t>
       </w:r>
     </w:p>
     <w:p>
@@ -6413,7 +6129,25 @@
           <w:sz w:val="22"/>
           <w:szCs w:val="22"/>
         </w:rPr>
-        <w:t xml:space="preserve">Pedir indexación en Search Console.</w:t>
+        <w:t xml:space="preserve">Enviar mediciones y propuesta a Alejandro.</w:t>
+      </w:r>
+    </w:p>
+    <w:p>
+      <w:pPr>
+        <w:pStyle w:val="ListParagraph"/>
+        <w:numPr>
+          <w:ilvl w:val="0"/>
+          <w:numId w:val="10"/>
+        </w:numPr>
+        <w:spacing w:after="40"/>
+      </w:pPr>
+      <w:r>
+        <w:rPr>
+          <w:rFonts w:ascii="Calibri" w:cs="Calibri" w:eastAsia="Calibri" w:hAnsi="Calibri"/>
+          <w:sz w:val="22"/>
+          <w:szCs w:val="22"/>
+        </w:rPr>
+        <w:t xml:space="preserve">Medir de nuevo cada vez que Alejandro avise de un cambio.</w:t>
       </w:r>
     </w:p>
     <w:p>
@@ -6436,7 +6170,7 @@
           <w:sz w:val="22"/>
           <w:szCs w:val="22"/>
         </w:rPr>
-        <w:t xml:space="preserve">Páginas publicadas e indexadas.</w:t>
+        <w:t xml:space="preserve">Tabla antes/después y propuesta de menú entregadas.</w:t>
       </w:r>
     </w:p>
     <w:p>
@@ -6459,7 +6193,7 @@
           <w:sz w:val="22"/>
           <w:szCs w:val="22"/>
         </w:rPr>
-        <w:t xml:space="preserve">Datos del cliente (Alejandro, tarea 1) y noindex retirado (desarrollador, tarea 8).</w:t>
+        <w:t xml:space="preserve">Alejandro (tareas 9 y 10).</w:t>
       </w:r>
     </w:p>
     <w:p>
@@ -6477,7 +6211,7 @@
           <w:sz w:val="26"/>
           <w:szCs w:val="26"/>
         </w:rPr>
-        <w:t xml:space="preserve">10. Validar los cambios técnicos</w:t>
+        <w:t xml:space="preserve">10. Resolver las páginas que compiten entre sí</w:t>
       </w:r>
     </w:p>
     <w:p>
@@ -6492,7 +6226,7 @@
           <w:sz w:val="20"/>
           <w:szCs w:val="20"/>
         </w:rPr>
-        <w:t xml:space="preserve">Prioridad Media  ·  Semanas 4-6 (2 nov – 20 nov)  ·  Impacto Medio  ·  Esfuerzo Bajo</w:t>
+        <w:t xml:space="preserve">Prioridad Media  ·  Semanas 6-7 (16 nov – 27 nov)  ·  Impacto Medio  ·  Esfuerzo Medio</w:t>
       </w:r>
     </w:p>
     <w:p>
@@ -6516,7 +6250,7 @@
           <w:sz w:val="22"/>
           <w:szCs w:val="22"/>
         </w:rPr>
-        <w:t xml:space="preserve">Cada cambio del desarrollador debe comprobarse antes de darse por cerrado.</w:t>
+        <w:t xml:space="preserve">Google no sabe cuál mostrar en Ma.K (español e inglés), «gunpla»/«gundam», modelismo militar y sets de color Vallejo.</w:t>
       </w:r>
     </w:p>
     <w:p>
@@ -6550,7 +6284,7 @@
           <w:sz w:val="22"/>
           <w:szCs w:val="22"/>
         </w:rPr>
-        <w:t xml:space="preserve">Hreflang es/en/fr/x-default con un rastreo.</w:t>
+        <w:t xml:space="preserve">Elegir en Search Console la URL objetivo para cada consulta.</w:t>
       </w:r>
     </w:p>
     <w:p>
@@ -6568,25 +6302,7 @@
           <w:sz w:val="22"/>
           <w:szCs w:val="22"/>
         </w:rPr>
-        <w:t xml:space="preserve">Datos estructurados con la prueba de resultados enriquecidos y Search Console › Fichas de comerciante.</w:t>
-      </w:r>
-    </w:p>
-    <w:p>
-      <w:pPr>
-        <w:pStyle w:val="ListParagraph"/>
-        <w:numPr>
-          <w:ilvl w:val="0"/>
-          <w:numId w:val="11"/>
-        </w:numPr>
-        <w:spacing w:after="40"/>
-      </w:pPr>
-      <w:r>
-        <w:rPr>
-          <w:rFonts w:ascii="Calibri" w:cs="Calibri" w:eastAsia="Calibri" w:hAnsi="Calibri"/>
-          <w:sz w:val="22"/>
-          <w:szCs w:val="22"/>
-        </w:rPr>
-        <w:t xml:space="preserve">Tarjetas de X, H1 de la portada en inglés y páginas 2, 3… de una categoría.</w:t>
+        <w:t xml:space="preserve">Ajustar títulos, textos y enlaces internos hacia esa URL desde el panel.</w:t>
       </w:r>
     </w:p>
     <w:p>
@@ -6609,7 +6325,7 @@
           <w:sz w:val="22"/>
           <w:szCs w:val="22"/>
         </w:rPr>
-        <w:t xml:space="preserve">Todo validado o devuelto al desarrollador con el fallo.</w:t>
+        <w:t xml:space="preserve">Cada consulta con una sola URL dominante.</w:t>
       </w:r>
     </w:p>
     <w:p>
@@ -6632,7 +6348,7 @@
           <w:sz w:val="22"/>
           <w:szCs w:val="22"/>
         </w:rPr>
-        <w:t xml:space="preserve">Desarrollador (tareas 7 y 8).</w:t>
+        <w:t xml:space="preserve">Ninguna.</w:t>
       </w:r>
     </w:p>
     <w:p>
@@ -6650,7 +6366,7 @@
           <w:sz w:val="26"/>
           <w:szCs w:val="26"/>
         </w:rPr>
-        <w:t xml:space="preserve">11. Medir la velocidad y proponer el nuevo menú</w:t>
+        <w:t xml:space="preserve">11. Reglas para filtros y paginación</w:t>
       </w:r>
     </w:p>
     <w:p>
@@ -6665,7 +6381,7 @@
           <w:sz w:val="20"/>
           <w:szCs w:val="20"/>
         </w:rPr>
-        <w:t xml:space="preserve">Prioridad Alta  ·  Semana 5 (9 nov – 13 nov)  ·  Impacto Alto  ·  Esfuerzo Bajo</w:t>
+        <w:t xml:space="preserve">Prioridad Media  ·  Semanas 7-8 (23 nov – 4 dic)  ·  Impacto Medio  ·  Esfuerzo Medio</w:t>
       </w:r>
     </w:p>
     <w:p>
@@ -6689,7 +6405,7 @@
           <w:sz w:val="22"/>
           <w:szCs w:val="22"/>
         </w:rPr>
-        <w:t xml:space="preserve">Es el freno técnico más claro y hay que poder demostrar la mejora.</w:t>
+        <w:t xml:space="preserve">120 URL con filtros o «?page=» suman el 25 % de las apariciones auditadas.</w:t>
       </w:r>
     </w:p>
     <w:p>
@@ -6723,7 +6439,7 @@
           <w:sz w:val="22"/>
           <w:szCs w:val="22"/>
         </w:rPr>
-        <w:t xml:space="preserve">Registrar LCP, INP y CLS (PageSpeed Insights / CrUX) de portada, categoría y ficha antes de los cambios.</w:t>
+        <w:t xml:space="preserve">Identificar en Search Console las combinaciones de filtros con apariciones y clics.</w:t>
       </w:r>
     </w:p>
     <w:p>
@@ -6741,7 +6457,7 @@
           <w:sz w:val="22"/>
           <w:szCs w:val="22"/>
         </w:rPr>
-        <w:t xml:space="preserve">Proponer el nuevo menú (primer y segundo nivel) con datos de búsquedas y enviarlo a Alejandro.</w:t>
+        <w:t xml:space="preserve">Decidir cuáles pasan a página propia y cuáles llevan noindex.</w:t>
       </w:r>
     </w:p>
     <w:p>
@@ -6759,7 +6475,7 @@
           <w:sz w:val="22"/>
           <w:szCs w:val="22"/>
         </w:rPr>
-        <w:t xml:space="preserve">Medir de nuevo tras cada cambio del desarrollador.</w:t>
+        <w:t xml:space="preserve">Enviar las reglas a Alejandro.</w:t>
       </w:r>
     </w:p>
     <w:p>
@@ -6782,7 +6498,7 @@
           <w:sz w:val="22"/>
           <w:szCs w:val="22"/>
         </w:rPr>
-        <w:t xml:space="preserve">Tabla antes/después y propuesta de menú entregada.</w:t>
+        <w:t xml:space="preserve">Reglas entregadas.</w:t>
       </w:r>
     </w:p>
     <w:p>
@@ -6805,7 +6521,7 @@
           <w:sz w:val="22"/>
           <w:szCs w:val="22"/>
         </w:rPr>
-        <w:t xml:space="preserve">Desarrollador (tareas 9 a 11) y aprobación del cliente (Alejandro, tarea 4).</w:t>
+        <w:t xml:space="preserve">Alejandro las pasa al desarrollador (tarea 12).</w:t>
       </w:r>
     </w:p>
     <w:p>
@@ -6823,7 +6539,7 @@
           <w:sz w:val="26"/>
           <w:szCs w:val="26"/>
         </w:rPr>
-        <w:t xml:space="preserve">12. Resolver las páginas que compiten entre sí</w:t>
+        <w:t xml:space="preserve">12. Recuperar «super deformed» y SD Gundam</w:t>
       </w:r>
     </w:p>
     <w:p>
@@ -6838,7 +6554,7 @@
           <w:sz w:val="20"/>
           <w:szCs w:val="20"/>
         </w:rPr>
-        <w:t xml:space="preserve">Prioridad Media  ·  Semanas 6-7 (16 nov – 27 nov)  ·  Impacto Medio  ·  Esfuerzo Medio</w:t>
+        <w:t xml:space="preserve">Prioridad Alta  ·  Semanas 6-8 (16 nov – 4 dic)  ·  Impacto Alto  ·  Esfuerzo Medio</w:t>
       </w:r>
     </w:p>
     <w:p>
@@ -6862,7 +6578,7 @@
           <w:sz w:val="22"/>
           <w:szCs w:val="22"/>
         </w:rPr>
-        <w:t xml:space="preserve">Google no sabe cuál mostrar en Ma.K (español e inglés), «gunpla»/«gundam», modelismo militar y sets de color Vallejo.</w:t>
+        <w:t xml:space="preserve">14.800 búsquedas al mes. La categoría llegó a estar en el puesto 3 y hoy no sale en el top 100.</w:t>
       </w:r>
     </w:p>
     <w:p>
@@ -6896,7 +6612,7 @@
           <w:sz w:val="22"/>
           <w:szCs w:val="22"/>
         </w:rPr>
-        <w:t xml:space="preserve">Elegir en Search Console la URL objetivo para cada consulta.</w:t>
+        <w:t xml:space="preserve">Analizar la página de resultados: si Google no muestra tiendas, apuntar a variantes de compra («maquetas sd gundam», «sd gundam ex standard»).</w:t>
       </w:r>
     </w:p>
     <w:p>
@@ -6914,7 +6630,25 @@
           <w:sz w:val="22"/>
           <w:szCs w:val="22"/>
         </w:rPr>
-        <w:t xml:space="preserve">Ajustar títulos, textos y enlaces internos hacia esa URL desde el panel.</w:t>
+        <w:t xml:space="preserve">Comprobar con la inspección de URL si la categoría está indexada y es la canónica; si cambió de URL, pedir la redirección a través de Alejandro.</w:t>
+      </w:r>
+    </w:p>
+    <w:p>
+      <w:pPr>
+        <w:pStyle w:val="ListParagraph"/>
+        <w:numPr>
+          <w:ilvl w:val="0"/>
+          <w:numId w:val="13"/>
+        </w:numPr>
+        <w:spacing w:after="40"/>
+      </w:pPr>
+      <w:r>
+        <w:rPr>
+          <w:rFonts w:ascii="Calibri" w:cs="Calibri" w:eastAsia="Calibri" w:hAnsi="Calibri"/>
+          <w:sz w:val="22"/>
+          <w:szCs w:val="22"/>
+        </w:rPr>
+        <w:t xml:space="preserve">Redactar 300-500 palabras con preguntas frecuentes, título y H1; enlazar desde la categoría Gundam.</w:t>
       </w:r>
     </w:p>
     <w:p>
@@ -6937,7 +6671,7 @@
           <w:sz w:val="22"/>
           <w:szCs w:val="22"/>
         </w:rPr>
-        <w:t xml:space="preserve">Cada consulta con una sola URL dominante.</w:t>
+        <w:t xml:space="preserve">Categoría actualizada y seguida cada semana.</w:t>
       </w:r>
     </w:p>
     <w:p>
@@ -6960,7 +6694,7 @@
           <w:sz w:val="22"/>
           <w:szCs w:val="22"/>
         </w:rPr>
-        <w:t xml:space="preserve">Ninguna.</w:t>
+        <w:t xml:space="preserve">Revisión del cliente (Alejandro, tarea 11).</w:t>
       </w:r>
     </w:p>
     <w:p>
@@ -6978,7 +6712,7 @@
           <w:sz w:val="26"/>
           <w:szCs w:val="26"/>
         </w:rPr>
-        <w:t xml:space="preserve">13. Reglas para filtros y paginación</w:t>
+        <w:t xml:space="preserve">13. Palabras cerca de la primera página, barcos y trenes</w:t>
       </w:r>
     </w:p>
     <w:p>
@@ -6993,7 +6727,7 @@
           <w:sz w:val="20"/>
           <w:szCs w:val="20"/>
         </w:rPr>
-        <w:t xml:space="preserve">Prioridad Media  ·  Semanas 7-8 (23 nov – 4 dic)  ·  Impacto Medio  ·  Esfuerzo Medio</w:t>
+        <w:t xml:space="preserve">Prioridad Alta  ·  Semanas 7-9 (23 nov – 11 dic)  ·  Impacto Alto  ·  Esfuerzo Medio</w:t>
       </w:r>
     </w:p>
     <w:p>
@@ -7017,7 +6751,7 @@
           <w:sz w:val="22"/>
           <w:szCs w:val="22"/>
         </w:rPr>
-        <w:t xml:space="preserve">120 URL con filtros o «?page=» suman el 25 % de las apariciones auditadas.</w:t>
+        <w:t xml:space="preserve">«modelismo maquetas», «tienda maquetas» y «modelismo tiendas» (unas 1.900 búsquedas) están en los puestos 17 y 18; barcos en el 44 y trenes en el 25.</w:t>
       </w:r>
     </w:p>
     <w:p>
@@ -7051,7 +6785,7 @@
           <w:sz w:val="22"/>
           <w:szCs w:val="22"/>
         </w:rPr>
-        <w:t xml:space="preserve">Identificar en Search Console las combinaciones de filtros con apariciones y clics.</w:t>
+        <w:t xml:space="preserve">Ver qué URL posiciona para cada palabra.</w:t>
       </w:r>
     </w:p>
     <w:p>
@@ -7069,7 +6803,7 @@
           <w:sz w:val="22"/>
           <w:szCs w:val="22"/>
         </w:rPr>
-        <w:t xml:space="preserve">Decidir cuáles pasan a página propia y cuáles llevan noindex.</w:t>
+        <w:t xml:space="preserve">Optimizar título, H1 y texto de esa URL y añadir enlaces internos con esas palabras.</w:t>
       </w:r>
     </w:p>
     <w:p>
@@ -7087,7 +6821,7 @@
           <w:sz w:val="22"/>
           <w:szCs w:val="22"/>
         </w:rPr>
-        <w:t xml:space="preserve">Entregar las reglas al desarrollador.</w:t>
+        <w:t xml:space="preserve">Barcos y trenes: comparar con El Taller del Modelista y redactar texto, preguntas frecuentes y título orientado a compra.</w:t>
       </w:r>
     </w:p>
     <w:p>
@@ -7110,7 +6844,7 @@
           <w:sz w:val="22"/>
           <w:szCs w:val="22"/>
         </w:rPr>
-        <w:t xml:space="preserve">Reglas entregadas.</w:t>
+        <w:t xml:space="preserve">Textos publicados.</w:t>
       </w:r>
     </w:p>
     <w:p>
@@ -7133,7 +6867,7 @@
           <w:sz w:val="22"/>
           <w:szCs w:val="22"/>
         </w:rPr>
-        <w:t xml:space="preserve">Ejecución: desarrollador (tarea 12).</w:t>
+        <w:t xml:space="preserve">Revisión del cliente (Alejandro, tarea 11).</w:t>
       </w:r>
     </w:p>
     <w:p>
@@ -7151,7 +6885,7 @@
           <w:sz w:val="26"/>
           <w:szCs w:val="26"/>
         </w:rPr>
-        <w:t xml:space="preserve">14. Recuperar «super deformed» y SD Gundam</w:t>
+        <w:t xml:space="preserve">14. Tres guías para el blog</w:t>
       </w:r>
     </w:p>
     <w:p>
@@ -7166,7 +6900,7 @@
           <w:sz w:val="20"/>
           <w:szCs w:val="20"/>
         </w:rPr>
-        <w:t xml:space="preserve">Prioridad Alta  ·  Semanas 6-8 (16 nov – 4 dic)  ·  Impacto Alto  ·  Esfuerzo Medio</w:t>
+        <w:t xml:space="preserve">Prioridad Media  ·  Semanas 8-11 (30 nov – 25 dic)  ·  Impacto Medio  ·  Esfuerzo Alto</w:t>
       </w:r>
     </w:p>
     <w:p>
@@ -7190,7 +6924,7 @@
           <w:sz w:val="22"/>
           <w:szCs w:val="22"/>
         </w:rPr>
-        <w:t xml:space="preserve">14.800 búsquedas al mes. La categoría llegó a estar en el puesto 3 y hoy no sale en el top 100.</w:t>
+        <w:t xml:space="preserve">Sin guías la tienda solo capta a quien ya sabe lo que busca.</w:t>
       </w:r>
     </w:p>
     <w:p>
@@ -7224,7 +6958,7 @@
           <w:sz w:val="22"/>
           <w:szCs w:val="22"/>
         </w:rPr>
-        <w:t xml:space="preserve">Analizar la página de resultados: si Google no muestra tiendas, apuntar a variantes de compra («maquetas sd gundam», «sd gundam ex standard»).</w:t>
+        <w:t xml:space="preserve">Cómo pintar maquetas Gundam para principiantes.</w:t>
       </w:r>
     </w:p>
     <w:p>
@@ -7242,7 +6976,7 @@
           <w:sz w:val="22"/>
           <w:szCs w:val="22"/>
         </w:rPr>
-        <w:t xml:space="preserve">Comprobar si la URL cambió, está indexada y es la canónica.</w:t>
+        <w:t xml:space="preserve">Mejores herramientas y pinceles de precisión (Mr. Hobby, Modelcraft, Tamiya).</w:t>
       </w:r>
     </w:p>
     <w:p>
@@ -7260,7 +6994,25 @@
           <w:sz w:val="22"/>
           <w:szCs w:val="22"/>
         </w:rPr>
-        <w:t xml:space="preserve">Redactar 300-500 palabras con preguntas frecuentes, título y H1; enlazar desde la categoría Gundam y el menú.</w:t>
+        <w:t xml:space="preserve">Maquetas Pokémon: Bandai frente a Takara Tomy.</w:t>
+      </w:r>
+    </w:p>
+    <w:p>
+      <w:pPr>
+        <w:pStyle w:val="ListParagraph"/>
+        <w:numPr>
+          <w:ilvl w:val="0"/>
+          <w:numId w:val="15"/>
+        </w:numPr>
+        <w:spacing w:after="40"/>
+      </w:pPr>
+      <w:r>
+        <w:rPr>
+          <w:rFonts w:ascii="Calibri" w:cs="Calibri" w:eastAsia="Calibri" w:hAnsi="Calibri"/>
+          <w:sz w:val="22"/>
+          <w:szCs w:val="22"/>
+        </w:rPr>
+        <w:t xml:space="preserve">Cada una: 1.500-2.500 palabras, fotos del cliente, 5-10 enlaces a productos y categorías y autor con experiencia.</w:t>
       </w:r>
     </w:p>
     <w:p>
@@ -7283,7 +7035,7 @@
           <w:sz w:val="22"/>
           <w:szCs w:val="22"/>
         </w:rPr>
-        <w:t xml:space="preserve">Categoría actualizada y seguida cada semana.</w:t>
+        <w:t xml:space="preserve">Tres guías publicadas.</w:t>
       </w:r>
     </w:p>
     <w:p>
@@ -7306,7 +7058,7 @@
           <w:sz w:val="22"/>
           <w:szCs w:val="22"/>
         </w:rPr>
-        <w:t xml:space="preserve">Revisión del cliente (Alejandro, tarea 7).</w:t>
+        <w:t xml:space="preserve">Fotos y revisión del cliente (Alejandro, tarea 11).</w:t>
       </w:r>
     </w:p>
     <w:p>
@@ -7324,7 +7076,7 @@
           <w:sz w:val="26"/>
           <w:szCs w:val="26"/>
         </w:rPr>
-        <w:t xml:space="preserve">15. Palabras cerca de la primera página, barcos y trenes</w:t>
+        <w:t xml:space="preserve">15. Conseguir enlaces de calidad</w:t>
       </w:r>
     </w:p>
     <w:p>
@@ -7339,7 +7091,7 @@
           <w:sz w:val="20"/>
           <w:szCs w:val="20"/>
         </w:rPr>
-        <w:t xml:space="preserve">Prioridad Alta  ·  Semanas 7-9 (23 nov – 11 dic)  ·  Impacto Alto  ·  Esfuerzo Medio</w:t>
+        <w:t xml:space="preserve">Prioridad Alta  ·  Semanas 5-12 (9 nov – 31 dic) y continuo  ·  Impacto Alto  ·  Esfuerzo Medio</w:t>
       </w:r>
     </w:p>
     <w:p>
@@ -7363,7 +7115,7 @@
           <w:sz w:val="22"/>
           <w:szCs w:val="22"/>
         </w:rPr>
-        <w:t xml:space="preserve">«modelismo maquetas», «tienda maquetas» y «modelismo tiendas» (unas 1.900 búsquedas) están en los puestos 17 y 18; barcos en el 44 y trenes en el 25.</w:t>
+        <w:t xml:space="preserve">Es el área peor valorada (25/100): 133 webs enlazan y el 86 % son basura.</w:t>
       </w:r>
     </w:p>
     <w:p>
@@ -7397,7 +7149,7 @@
           <w:sz w:val="22"/>
           <w:szCs w:val="22"/>
         </w:rPr>
-        <w:t xml:space="preserve">Ver qué URL posiciona para cada palabra.</w:t>
+        <w:t xml:space="preserve">Con los contactos que facilite Alejandro, pedir aparecer en los listados de distribuidores oficiales.</w:t>
       </w:r>
     </w:p>
     <w:p>
@@ -7415,7 +7167,7 @@
           <w:sz w:val="22"/>
           <w:szCs w:val="22"/>
         </w:rPr>
-        <w:t xml:space="preserve">Optimizar título, H1 y texto de esa URL y añadir enlaces internos con esas palabras.</w:t>
+        <w:t xml:space="preserve">Contactar clubes, foros, blogs y canales de modelismo; proponer reseñas y patrocinios.</w:t>
       </w:r>
     </w:p>
     <w:p>
@@ -7433,7 +7185,25 @@
           <w:sz w:val="22"/>
           <w:szCs w:val="22"/>
         </w:rPr>
-        <w:t xml:space="preserve">Barcos y trenes: comparar con El Taller del Modelista y redactar texto, preguntas frecuentes y título orientado a compra.</w:t>
+        <w:t xml:space="preserve">Enlaces basura: no desautorizar en bloque; solo actuar si hay una acción manual en Search Console.</w:t>
+      </w:r>
+    </w:p>
+    <w:p>
+      <w:pPr>
+        <w:pStyle w:val="ListParagraph"/>
+        <w:numPr>
+          <w:ilvl w:val="0"/>
+          <w:numId w:val="16"/>
+        </w:numPr>
+        <w:spacing w:after="40"/>
+      </w:pPr>
+      <w:r>
+        <w:rPr>
+          <w:rFonts w:ascii="Calibri" w:cs="Calibri" w:eastAsia="Calibri" w:hAnsi="Calibri"/>
+          <w:sz w:val="22"/>
+          <w:szCs w:val="22"/>
+        </w:rPr>
+        <w:t xml:space="preserve">Registrar cada mes las webs nuevas.</w:t>
       </w:r>
     </w:p>
     <w:p>
@@ -7456,7 +7226,7 @@
           <w:sz w:val="22"/>
           <w:szCs w:val="22"/>
         </w:rPr>
-        <w:t xml:space="preserve">Textos publicados.</w:t>
+        <w:t xml:space="preserve">2-4 webs reales nuevas al mes.</w:t>
       </w:r>
     </w:p>
     <w:p>
@@ -7479,7 +7249,7 @@
           <w:sz w:val="22"/>
           <w:szCs w:val="22"/>
         </w:rPr>
-        <w:t xml:space="preserve">Revisión del cliente (Alejandro, tarea 7).</w:t>
+        <w:t xml:space="preserve">Autorización y contactos (Alejandro, tarea 7).</w:t>
       </w:r>
     </w:p>
     <w:p>
@@ -7497,7 +7267,7 @@
           <w:sz w:val="26"/>
           <w:szCs w:val="26"/>
         </w:rPr>
-        <w:t xml:space="preserve">16. Tres guías para el blog</w:t>
+        <w:t xml:space="preserve">16. Seguimiento de posiciones y de la IA</w:t>
       </w:r>
     </w:p>
     <w:p>
@@ -7512,7 +7282,7 @@
           <w:sz w:val="20"/>
           <w:szCs w:val="20"/>
         </w:rPr>
-        <w:t xml:space="preserve">Prioridad Media  ·  Semanas 8-11 (30 nov – 25 dic)  ·  Impacto Medio  ·  Esfuerzo Alto</w:t>
+        <w:t xml:space="preserve">Prioridad Baja  ·  Semanas 6-12 (16 nov – 31 dic) y continuo  ·  Impacto Bajo  ·  Esfuerzo Bajo</w:t>
       </w:r>
     </w:p>
     <w:p>
@@ -7536,7 +7306,7 @@
           <w:sz w:val="22"/>
           <w:szCs w:val="22"/>
         </w:rPr>
-        <w:t xml:space="preserve">Sin guías la tienda solo capta a quien ya sabe lo que busca.</w:t>
+        <w:t xml:space="preserve">Hoy se siguen 56 palabras y 0 preguntas en asistentes de IA.</w:t>
       </w:r>
     </w:p>
     <w:p>
@@ -7570,7 +7340,7 @@
           <w:sz w:val="22"/>
           <w:szCs w:val="22"/>
         </w:rPr>
-        <w:t xml:space="preserve">Cómo pintar maquetas Gundam para principiantes.</w:t>
+        <w:t xml:space="preserve">Añadir las palabras de SD Gundam, barcos, trenes y modelismo.</w:t>
       </w:r>
     </w:p>
     <w:p>
@@ -7588,7 +7358,7 @@
           <w:sz w:val="22"/>
           <w:szCs w:val="22"/>
         </w:rPr>
-        <w:t xml:space="preserve">Mejores herramientas y pinceles de precisión (Mr. Hobby, Modelcraft, Tamiya).</w:t>
+        <w:t xml:space="preserve">Configurar 10-20 preguntas en ChatGPT, Gemini y Perplexity (p. ej. «mejor tienda de maquetas Gundam en España»).</w:t>
       </w:r>
     </w:p>
     <w:p>
@@ -7606,25 +7376,7 @@
           <w:sz w:val="22"/>
           <w:szCs w:val="22"/>
         </w:rPr>
-        <w:t xml:space="preserve">Maquetas Pokémon: Bandai frente a Takara Tomy.</w:t>
-      </w:r>
-    </w:p>
-    <w:p>
-      <w:pPr>
-        <w:pStyle w:val="ListParagraph"/>
-        <w:numPr>
-          <w:ilvl w:val="0"/>
-          <w:numId w:val="17"/>
-        </w:numPr>
-        <w:spacing w:after="40"/>
-      </w:pPr>
-      <w:r>
-        <w:rPr>
-          <w:rFonts w:ascii="Calibri" w:cs="Calibri" w:eastAsia="Calibri" w:hAnsi="Calibri"/>
-          <w:sz w:val="22"/>
-          <w:szCs w:val="22"/>
-        </w:rPr>
-        <w:t xml:space="preserve">Cada una: 1.500-2.500 palabras, fotos del cliente, 5-10 enlaces a productos y categorías y autor con experiencia.</w:t>
+        <w:t xml:space="preserve">Mantener llms.txt actualizado.</w:t>
       </w:r>
     </w:p>
     <w:p>
@@ -7647,7 +7399,7 @@
           <w:sz w:val="22"/>
           <w:szCs w:val="22"/>
         </w:rPr>
-        <w:t xml:space="preserve">Tres guías publicadas.</w:t>
+        <w:t xml:space="preserve">Seguimiento activo.</w:t>
       </w:r>
     </w:p>
     <w:p>
@@ -7670,7 +7422,7 @@
           <w:sz w:val="22"/>
           <w:szCs w:val="22"/>
         </w:rPr>
-        <w:t xml:space="preserve">Fotos y revisión del cliente (Alejandro, tarea 7).</w:t>
+        <w:t xml:space="preserve">Ninguna.</w:t>
       </w:r>
     </w:p>
     <w:p>
@@ -7688,7 +7440,7 @@
           <w:sz w:val="26"/>
           <w:szCs w:val="26"/>
         </w:rPr>
-        <w:t xml:space="preserve">17. Conseguir enlaces de calidad</w:t>
+        <w:t xml:space="preserve">17. Informe mensual</w:t>
       </w:r>
     </w:p>
     <w:p>
@@ -7703,7 +7455,7 @@
           <w:sz w:val="20"/>
           <w:szCs w:val="20"/>
         </w:rPr>
-        <w:t xml:space="preserve">Prioridad Alta  ·  Semanas 5-12 (9 nov – 31 dic) y continuo  ·  Impacto Alto  ·  Esfuerzo Medio</w:t>
+        <w:t xml:space="preserve">Prioridad Media  ·  Semanas 8-12 (30 nov – 31 dic) y continuo  ·  Impacto Medio  ·  Esfuerzo Bajo</w:t>
       </w:r>
     </w:p>
     <w:p>
@@ -7727,7 +7479,7 @@
           <w:sz w:val="22"/>
           <w:szCs w:val="22"/>
         </w:rPr>
-        <w:t xml:space="preserve">Es el área peor valorada (25/100): 133 webs enlazan y el 86 % son basura.</w:t>
+        <w:t xml:space="preserve">Alejandro lo presenta al cliente y sirve para ajustar prioridades.</w:t>
       </w:r>
     </w:p>
     <w:p>
@@ -7752,370 +7504,6 @@
         <w:numPr>
           <w:ilvl w:val="0"/>
           <w:numId w:val="18"/>
-        </w:numPr>
-        <w:spacing w:after="40"/>
-      </w:pPr>
-      <w:r>
-        <w:rPr>
-          <w:rFonts w:ascii="Calibri" w:cs="Calibri" w:eastAsia="Calibri" w:hAnsi="Calibri"/>
-          <w:sz w:val="22"/>
-          <w:szCs w:val="22"/>
-        </w:rPr>
-        <w:t xml:space="preserve">Con los contactos del cliente, pedir aparecer en los listados de distribuidores oficiales.</w:t>
-      </w:r>
-    </w:p>
-    <w:p>
-      <w:pPr>
-        <w:pStyle w:val="ListParagraph"/>
-        <w:numPr>
-          <w:ilvl w:val="0"/>
-          <w:numId w:val="18"/>
-        </w:numPr>
-        <w:spacing w:after="40"/>
-      </w:pPr>
-      <w:r>
-        <w:rPr>
-          <w:rFonts w:ascii="Calibri" w:cs="Calibri" w:eastAsia="Calibri" w:hAnsi="Calibri"/>
-          <w:sz w:val="22"/>
-          <w:szCs w:val="22"/>
-        </w:rPr>
-        <w:t xml:space="preserve">Contactar clubes, foros, blogs y canales de modelismo; proponer reseñas y patrocinios.</w:t>
-      </w:r>
-    </w:p>
-    <w:p>
-      <w:pPr>
-        <w:pStyle w:val="ListParagraph"/>
-        <w:numPr>
-          <w:ilvl w:val="0"/>
-          <w:numId w:val="18"/>
-        </w:numPr>
-        <w:spacing w:after="40"/>
-      </w:pPr>
-      <w:r>
-        <w:rPr>
-          <w:rFonts w:ascii="Calibri" w:cs="Calibri" w:eastAsia="Calibri" w:hAnsi="Calibri"/>
-          <w:sz w:val="22"/>
-          <w:szCs w:val="22"/>
-        </w:rPr>
-        <w:t xml:space="preserve">Enlaces basura: no desautorizar en bloque; solo actuar si hay una acción manual en Search Console.</w:t>
-      </w:r>
-    </w:p>
-    <w:p>
-      <w:pPr>
-        <w:pStyle w:val="ListParagraph"/>
-        <w:numPr>
-          <w:ilvl w:val="0"/>
-          <w:numId w:val="18"/>
-        </w:numPr>
-        <w:spacing w:after="40"/>
-      </w:pPr>
-      <w:r>
-        <w:rPr>
-          <w:rFonts w:ascii="Calibri" w:cs="Calibri" w:eastAsia="Calibri" w:hAnsi="Calibri"/>
-          <w:sz w:val="22"/>
-          <w:szCs w:val="22"/>
-        </w:rPr>
-        <w:t xml:space="preserve">Registrar cada mes las webs nuevas.</w:t>
-      </w:r>
-    </w:p>
-    <w:p>
-      <w:pPr>
-        <w:spacing w:after="80" w:before="60"/>
-      </w:pPr>
-      <w:r>
-        <w:rPr>
-          <w:rFonts w:ascii="Calibri" w:cs="Calibri" w:eastAsia="Calibri" w:hAnsi="Calibri"/>
-          <w:b/>
-          <w:bCs/>
-          <w:sz w:val="22"/>
-          <w:szCs w:val="22"/>
-        </w:rPr>
-        <w:t xml:space="preserve">Hecho cuando: </w:t>
-      </w:r>
-      <w:r>
-        <w:rPr>
-          <w:rFonts w:ascii="Calibri" w:cs="Calibri" w:eastAsia="Calibri" w:hAnsi="Calibri"/>
-          <w:sz w:val="22"/>
-          <w:szCs w:val="22"/>
-        </w:rPr>
-        <w:t xml:space="preserve">2-4 webs reales nuevas al mes.</w:t>
-      </w:r>
-    </w:p>
-    <w:p>
-      <w:pPr>
-        <w:spacing w:after="80"/>
-      </w:pPr>
-      <w:r>
-        <w:rPr>
-          <w:rFonts w:ascii="Calibri" w:cs="Calibri" w:eastAsia="Calibri" w:hAnsi="Calibri"/>
-          <w:b/>
-          <w:bCs/>
-          <w:sz w:val="22"/>
-          <w:szCs w:val="22"/>
-        </w:rPr>
-        <w:t xml:space="preserve">Depende de / coordinar con: </w:t>
-      </w:r>
-      <w:r>
-        <w:rPr>
-          <w:rFonts w:ascii="Calibri" w:cs="Calibri" w:eastAsia="Calibri" w:hAnsi="Calibri"/>
-          <w:sz w:val="22"/>
-          <w:szCs w:val="22"/>
-        </w:rPr>
-        <w:t xml:space="preserve">Autorización y contactos (Alejandro, tarea 6).</w:t>
-      </w:r>
-    </w:p>
-    <w:p>
-      <w:pPr>
-        <w:pStyle w:val="Heading2"/>
-        <w:keepNext/>
-        <w:spacing w:after="60" w:before="280"/>
-      </w:pPr>
-      <w:r>
-        <w:rPr>
-          <w:rFonts w:ascii="Calibri" w:cs="Calibri" w:eastAsia="Calibri" w:hAnsi="Calibri"/>
-          <w:b/>
-          <w:bCs/>
-          <w:color w:val="2E75B6"/>
-          <w:sz w:val="26"/>
-          <w:szCs w:val="26"/>
-        </w:rPr>
-        <w:t xml:space="preserve">18. Seguimiento de posiciones y de la IA</w:t>
-      </w:r>
-    </w:p>
-    <w:p>
-      <w:pPr>
-        <w:keepNext/>
-        <w:spacing w:after="80"/>
-      </w:pPr>
-      <w:r>
-        <w:rPr>
-          <w:rFonts w:ascii="Calibri" w:cs="Calibri" w:eastAsia="Calibri" w:hAnsi="Calibri"/>
-          <w:color w:val="595959"/>
-          <w:sz w:val="20"/>
-          <w:szCs w:val="20"/>
-        </w:rPr>
-        <w:t xml:space="preserve">Prioridad Baja  ·  Semanas 6-12 (16 nov – 31 dic) y continuo  ·  Impacto Bajo  ·  Esfuerzo Bajo</w:t>
-      </w:r>
-    </w:p>
-    <w:p>
-      <w:pPr>
-        <w:keepNext/>
-        <w:spacing w:after="80"/>
-      </w:pPr>
-      <w:r>
-        <w:rPr>
-          <w:rFonts w:ascii="Calibri" w:cs="Calibri" w:eastAsia="Calibri" w:hAnsi="Calibri"/>
-          <w:b/>
-          <w:bCs/>
-          <w:sz w:val="22"/>
-          <w:szCs w:val="22"/>
-        </w:rPr>
-        <w:t xml:space="preserve">Por qué: </w:t>
-      </w:r>
-      <w:r>
-        <w:rPr>
-          <w:rFonts w:ascii="Calibri" w:cs="Calibri" w:eastAsia="Calibri" w:hAnsi="Calibri"/>
-          <w:sz w:val="22"/>
-          <w:szCs w:val="22"/>
-        </w:rPr>
-        <w:t xml:space="preserve">Hoy se siguen 56 palabras y 0 preguntas en asistentes de IA.</w:t>
-      </w:r>
-    </w:p>
-    <w:p>
-      <w:pPr>
-        <w:keepNext/>
-        <w:spacing w:after="40"/>
-      </w:pPr>
-      <w:r>
-        <w:rPr>
-          <w:rFonts w:ascii="Calibri" w:cs="Calibri" w:eastAsia="Calibri" w:hAnsi="Calibri"/>
-          <w:b/>
-          <w:bCs/>
-          <w:sz w:val="22"/>
-          <w:szCs w:val="22"/>
-        </w:rPr>
-        <w:t xml:space="preserve">Pasos:</w:t>
-      </w:r>
-    </w:p>
-    <w:p>
-      <w:pPr>
-        <w:pStyle w:val="ListParagraph"/>
-        <w:numPr>
-          <w:ilvl w:val="0"/>
-          <w:numId w:val="19"/>
-        </w:numPr>
-        <w:spacing w:after="40"/>
-      </w:pPr>
-      <w:r>
-        <w:rPr>
-          <w:rFonts w:ascii="Calibri" w:cs="Calibri" w:eastAsia="Calibri" w:hAnsi="Calibri"/>
-          <w:sz w:val="22"/>
-          <w:szCs w:val="22"/>
-        </w:rPr>
-        <w:t xml:space="preserve">Añadir las palabras de SD Gundam, barcos, trenes y modelismo.</w:t>
-      </w:r>
-    </w:p>
-    <w:p>
-      <w:pPr>
-        <w:pStyle w:val="ListParagraph"/>
-        <w:numPr>
-          <w:ilvl w:val="0"/>
-          <w:numId w:val="19"/>
-        </w:numPr>
-        <w:spacing w:after="40"/>
-      </w:pPr>
-      <w:r>
-        <w:rPr>
-          <w:rFonts w:ascii="Calibri" w:cs="Calibri" w:eastAsia="Calibri" w:hAnsi="Calibri"/>
-          <w:sz w:val="22"/>
-          <w:szCs w:val="22"/>
-        </w:rPr>
-        <w:t xml:space="preserve">Configurar 10-20 preguntas en ChatGPT, Gemini y Perplexity (p. ej. «mejor tienda de maquetas Gundam en España»).</w:t>
-      </w:r>
-    </w:p>
-    <w:p>
-      <w:pPr>
-        <w:pStyle w:val="ListParagraph"/>
-        <w:numPr>
-          <w:ilvl w:val="0"/>
-          <w:numId w:val="19"/>
-        </w:numPr>
-        <w:spacing w:after="40"/>
-      </w:pPr>
-      <w:r>
-        <w:rPr>
-          <w:rFonts w:ascii="Calibri" w:cs="Calibri" w:eastAsia="Calibri" w:hAnsi="Calibri"/>
-          <w:sz w:val="22"/>
-          <w:szCs w:val="22"/>
-        </w:rPr>
-        <w:t xml:space="preserve">Mantener llms.txt actualizado.</w:t>
-      </w:r>
-    </w:p>
-    <w:p>
-      <w:pPr>
-        <w:spacing w:after="80" w:before="60"/>
-      </w:pPr>
-      <w:r>
-        <w:rPr>
-          <w:rFonts w:ascii="Calibri" w:cs="Calibri" w:eastAsia="Calibri" w:hAnsi="Calibri"/>
-          <w:b/>
-          <w:bCs/>
-          <w:sz w:val="22"/>
-          <w:szCs w:val="22"/>
-        </w:rPr>
-        <w:t xml:space="preserve">Hecho cuando: </w:t>
-      </w:r>
-      <w:r>
-        <w:rPr>
-          <w:rFonts w:ascii="Calibri" w:cs="Calibri" w:eastAsia="Calibri" w:hAnsi="Calibri"/>
-          <w:sz w:val="22"/>
-          <w:szCs w:val="22"/>
-        </w:rPr>
-        <w:t xml:space="preserve">Seguimiento activo.</w:t>
-      </w:r>
-    </w:p>
-    <w:p>
-      <w:pPr>
-        <w:spacing w:after="80"/>
-      </w:pPr>
-      <w:r>
-        <w:rPr>
-          <w:rFonts w:ascii="Calibri" w:cs="Calibri" w:eastAsia="Calibri" w:hAnsi="Calibri"/>
-          <w:b/>
-          <w:bCs/>
-          <w:sz w:val="22"/>
-          <w:szCs w:val="22"/>
-        </w:rPr>
-        <w:t xml:space="preserve">Depende de / coordinar con: </w:t>
-      </w:r>
-      <w:r>
-        <w:rPr>
-          <w:rFonts w:ascii="Calibri" w:cs="Calibri" w:eastAsia="Calibri" w:hAnsi="Calibri"/>
-          <w:sz w:val="22"/>
-          <w:szCs w:val="22"/>
-        </w:rPr>
-        <w:t xml:space="preserve">Ninguna.</w:t>
-      </w:r>
-    </w:p>
-    <w:p>
-      <w:pPr>
-        <w:pStyle w:val="Heading2"/>
-        <w:keepNext/>
-        <w:spacing w:after="60" w:before="280"/>
-      </w:pPr>
-      <w:r>
-        <w:rPr>
-          <w:rFonts w:ascii="Calibri" w:cs="Calibri" w:eastAsia="Calibri" w:hAnsi="Calibri"/>
-          <w:b/>
-          <w:bCs/>
-          <w:color w:val="2E75B6"/>
-          <w:sz w:val="26"/>
-          <w:szCs w:val="26"/>
-        </w:rPr>
-        <w:t xml:space="preserve">19. Informe mensual</w:t>
-      </w:r>
-    </w:p>
-    <w:p>
-      <w:pPr>
-        <w:keepNext/>
-        <w:spacing w:after="80"/>
-      </w:pPr>
-      <w:r>
-        <w:rPr>
-          <w:rFonts w:ascii="Calibri" w:cs="Calibri" w:eastAsia="Calibri" w:hAnsi="Calibri"/>
-          <w:color w:val="595959"/>
-          <w:sz w:val="20"/>
-          <w:szCs w:val="20"/>
-        </w:rPr>
-        <w:t xml:space="preserve">Prioridad Media  ·  Semanas 8-12 (30 nov – 31 dic) y continuo  ·  Impacto Medio  ·  Esfuerzo Bajo</w:t>
-      </w:r>
-    </w:p>
-    <w:p>
-      <w:pPr>
-        <w:keepNext/>
-        <w:spacing w:after="80"/>
-      </w:pPr>
-      <w:r>
-        <w:rPr>
-          <w:rFonts w:ascii="Calibri" w:cs="Calibri" w:eastAsia="Calibri" w:hAnsi="Calibri"/>
-          <w:b/>
-          <w:bCs/>
-          <w:sz w:val="22"/>
-          <w:szCs w:val="22"/>
-        </w:rPr>
-        <w:t xml:space="preserve">Por qué: </w:t>
-      </w:r>
-      <w:r>
-        <w:rPr>
-          <w:rFonts w:ascii="Calibri" w:cs="Calibri" w:eastAsia="Calibri" w:hAnsi="Calibri"/>
-          <w:sz w:val="22"/>
-          <w:szCs w:val="22"/>
-        </w:rPr>
-        <w:t xml:space="preserve">Alejandro lo presenta al cliente y sirve para ajustar prioridades.</w:t>
-      </w:r>
-    </w:p>
-    <w:p>
-      <w:pPr>
-        <w:keepNext/>
-        <w:spacing w:after="40"/>
-      </w:pPr>
-      <w:r>
-        <w:rPr>
-          <w:rFonts w:ascii="Calibri" w:cs="Calibri" w:eastAsia="Calibri" w:hAnsi="Calibri"/>
-          <w:b/>
-          <w:bCs/>
-          <w:sz w:val="22"/>
-          <w:szCs w:val="22"/>
-        </w:rPr>
-        <w:t xml:space="preserve">Pasos:</w:t>
-      </w:r>
-    </w:p>
-    <w:p>
-      <w:pPr>
-        <w:pStyle w:val="ListParagraph"/>
-        <w:numPr>
-          <w:ilvl w:val="0"/>
-          <w:numId w:val="20"/>
         </w:numPr>
         <w:spacing w:after="40"/>
       </w:pPr>
@@ -8951,7 +8339,7 @@
         <w:pStyle w:val="ListParagraph"/>
         <w:numPr>
           <w:ilvl w:val="0"/>
-          <w:numId w:val="20"/>
+          <w:numId w:val="18"/>
         </w:numPr>
         <w:spacing w:after="40"/>
       </w:pPr>
@@ -9007,7 +8395,7 @@
           <w:sz w:val="22"/>
           <w:szCs w:val="22"/>
         </w:rPr>
-        <w:t xml:space="preserve">Presentación: Alejandro (tarea 9).</w:t>
+        <w:t xml:space="preserve">Presentación: Alejandro (tarea 13).</w:t>
       </w:r>
     </w:p>
     <w:p>
@@ -9031,7 +8419,7 @@
         <w:pStyle w:val="ListParagraph"/>
         <w:numPr>
           <w:ilvl w:val="0"/>
-          <w:numId w:val="21"/>
+          <w:numId w:val="19"/>
         </w:numPr>
         <w:spacing w:after="60"/>
       </w:pPr>
@@ -9049,7 +8437,7 @@
         <w:pStyle w:val="ListParagraph"/>
         <w:numPr>
           <w:ilvl w:val="0"/>
-          <w:numId w:val="21"/>
+          <w:numId w:val="19"/>
         </w:numPr>
         <w:spacing w:after="60"/>
       </w:pPr>
@@ -9067,7 +8455,7 @@
         <w:pStyle w:val="ListParagraph"/>
         <w:numPr>
           <w:ilvl w:val="0"/>
-          <w:numId w:val="21"/>
+          <w:numId w:val="19"/>
         </w:numPr>
         <w:spacing w:after="60"/>
       </w:pPr>
@@ -9419,18 +8807,6 @@
     </w:lvlOverride>
   </w:num>
   <w:num w:numId="19">
-    <w:abstractNumId w:val="2"/>
-    <w:lvlOverride w:ilvl="0">
-      <w:startOverride w:val="1"/>
-    </w:lvlOverride>
-  </w:num>
-  <w:num w:numId="20">
-    <w:abstractNumId w:val="2"/>
-    <w:lvlOverride w:ilvl="0">
-      <w:startOverride w:val="1"/>
-    </w:lvlOverride>
-  </w:num>
-  <w:num w:numId="21">
     <w:abstractNumId w:val="3"/>
     <w:lvlOverride w:ilvl="0">
       <w:startOverride w:val="1"/>

--- a/tareas/3-Tareas-Responsable-SEO.docx
+++ b/tareas/3-Tareas-Responsable-SEO.docx
@@ -52,7 +52,7 @@
           <w:sz w:val="22"/>
           <w:szCs w:val="22"/>
         </w:rPr>
-        <w:t xml:space="preserve">Responsable de SEO (análisis, contenidos, cambios en el panel y seguimiento)</w:t>
+        <w:t xml:space="preserve">Responsable de SEO (SEO on page: textos, títulos, descripciones, encabezados, imágenes y enlaces dentro de los textos)</w:t>
       </w:r>
     </w:p>
     <w:p>
@@ -142,7 +142,7 @@
           <w:sz w:val="22"/>
           <w:szCs w:val="22"/>
         </w:rPr>
-        <w:t xml:space="preserve">Diagnóstico, redacción, cambios desde el panel de PrestaShop, listas técnicas y seguimiento mensual de robotines.com. Todo lo que implica al cliente, a Analytics o al desarrollador pasa por Alejandro: las listas y mediciones se le entregan a él, y él avisa cuando un cambio técnico está hecho.</w:t>
+        <w:t xml:space="preserve">SEO on page de las páginas de robotines.com, trabajando desde el panel de PrestaShop. Todo lo técnico (Search Console, rastreo, velocidad, filtros, Analytics, desarrollador), el contacto con el cliente y los enlaces externos los lleva Alejandro: él pasa a SEO lo que necesita y recoge sus entregas.</w:t>
       </w:r>
     </w:p>
     <w:p>
@@ -171,7 +171,7 @@
           <w:sz w:val="22"/>
           <w:szCs w:val="22"/>
         </w:rPr>
-        <w:t xml:space="preserve">17 tareas en orden de ejecución. La columna Estado se puede actualizar a mano.</w:t>
+        <w:t xml:space="preserve">10 tareas en orden de ejecución. La columna Estado se puede actualizar a mano.</w:t>
       </w:r>
     </w:p>
     <w:tbl>
@@ -409,7 +409,7 @@
                 <w:sz w:val="20"/>
                 <w:szCs w:val="20"/>
               </w:rPr>
-              <w:t xml:space="preserve">Confirmar la caída del 30 de septiembre</w:t>
+              <w:t xml:space="preserve">Foto de partida de las páginas a optimizar</w:t>
             </w:r>
           </w:p>
         </w:tc>
@@ -422,22 +422,22 @@
               <w:bottom w:val="single" w:color="BFBFBF" w:sz="4"/>
               <w:right w:val="single" w:color="BFBFBF" w:sz="4"/>
             </w:tcBorders>
-            <w:shd w:fill="F8D7DA" w:color="auto" w:val="clear"/>
-            <w:tcMar>
-              <w:top w:type="dxa" w:w="50"/>
-              <w:left w:type="dxa" w:w="90"/>
-              <w:bottom w:type="dxa" w:w="50"/>
-              <w:right w:type="dxa" w:w="90"/>
-            </w:tcMar>
-          </w:tcPr>
-          <w:p>
-            <w:r>
-              <w:rPr>
-                <w:rFonts w:ascii="Calibri" w:cs="Calibri" w:eastAsia="Calibri" w:hAnsi="Calibri"/>
-                <w:sz w:val="20"/>
-                <w:szCs w:val="20"/>
-              </w:rPr>
-              <w:t xml:space="preserve">Urgente</w:t>
+            <w:shd w:fill="FCE8C8" w:color="auto" w:val="clear"/>
+            <w:tcMar>
+              <w:top w:type="dxa" w:w="50"/>
+              <w:left w:type="dxa" w:w="90"/>
+              <w:bottom w:type="dxa" w:w="50"/>
+              <w:right w:type="dxa" w:w="90"/>
+            </w:tcMar>
+          </w:tcPr>
+          <w:p>
+            <w:r>
+              <w:rPr>
+                <w:rFonts w:ascii="Calibri" w:cs="Calibri" w:eastAsia="Calibri" w:hAnsi="Calibri"/>
+                <w:sz w:val="20"/>
+                <w:szCs w:val="20"/>
+              </w:rPr>
+              <w:t xml:space="preserve">Alta</w:t>
             </w:r>
           </w:p>
         </w:tc>
@@ -551,7 +551,7 @@
                 <w:sz w:val="20"/>
                 <w:szCs w:val="20"/>
               </w:rPr>
-              <w:t xml:space="preserve">Foto de partida</w:t>
+              <w:t xml:space="preserve">Corregir enlaces rotos en textos y Aviso legal</w:t>
             </w:r>
           </w:p>
         </w:tc>
@@ -606,7 +606,7 @@
                 <w:sz w:val="20"/>
                 <w:szCs w:val="20"/>
               </w:rPr>
-              <w:t xml:space="preserve">12 oct – 16 oct (1)</w:t>
+              <w:t xml:space="preserve">19 oct – 30 oct (2-3)</w:t>
             </w:r>
           </w:p>
         </w:tc>
@@ -693,7 +693,7 @@
                 <w:sz w:val="20"/>
                 <w:szCs w:val="20"/>
               </w:rPr>
-              <w:t xml:space="preserve">Rastreo completo y listas técnicas</w:t>
+              <w:t xml:space="preserve">Títulos y descripciones de páginas con muchas apariciones</w:t>
             </w:r>
           </w:p>
         </w:tc>
@@ -748,7 +748,7 @@
                 <w:sz w:val="20"/>
                 <w:szCs w:val="20"/>
               </w:rPr>
-              <w:t xml:space="preserve">19 oct – 23 oct (2)</w:t>
+              <w:t xml:space="preserve">26 oct – 13 nov (3-5)</w:t>
             </w:r>
           </w:p>
         </w:tc>
@@ -835,7 +835,7 @@
                 <w:sz w:val="20"/>
                 <w:szCs w:val="20"/>
               </w:rPr>
-              <w:t xml:space="preserve">Corregir enlaces rotos en textos y Aviso legal</w:t>
+              <w:t xml:space="preserve">Descripciones vacías, textos alternativos y emojis</w:t>
             </w:r>
           </w:p>
         </w:tc>
@@ -848,22 +848,22 @@
               <w:bottom w:val="single" w:color="BFBFBF" w:sz="4"/>
               <w:right w:val="single" w:color="BFBFBF" w:sz="4"/>
             </w:tcBorders>
-            <w:shd w:fill="FCE8C8" w:color="auto" w:val="clear"/>
-            <w:tcMar>
-              <w:top w:type="dxa" w:w="50"/>
-              <w:left w:type="dxa" w:w="90"/>
-              <w:bottom w:type="dxa" w:w="50"/>
-              <w:right w:type="dxa" w:w="90"/>
-            </w:tcMar>
-          </w:tcPr>
-          <w:p>
-            <w:r>
-              <w:rPr>
-                <w:rFonts w:ascii="Calibri" w:cs="Calibri" w:eastAsia="Calibri" w:hAnsi="Calibri"/>
-                <w:sz w:val="20"/>
-                <w:szCs w:val="20"/>
-              </w:rPr>
-              <w:t xml:space="preserve">Alta</w:t>
+            <w:shd w:fill="E2EFDA" w:color="auto" w:val="clear"/>
+            <w:tcMar>
+              <w:top w:type="dxa" w:w="50"/>
+              <w:left w:type="dxa" w:w="90"/>
+              <w:bottom w:type="dxa" w:w="50"/>
+              <w:right w:type="dxa" w:w="90"/>
+            </w:tcMar>
+          </w:tcPr>
+          <w:p>
+            <w:r>
+              <w:rPr>
+                <w:rFonts w:ascii="Calibri" w:cs="Calibri" w:eastAsia="Calibri" w:hAnsi="Calibri"/>
+                <w:sz w:val="20"/>
+                <w:szCs w:val="20"/>
+              </w:rPr>
+              <w:t xml:space="preserve">Media</w:t>
             </w:r>
           </w:p>
         </w:tc>
@@ -890,7 +890,7 @@
                 <w:sz w:val="20"/>
                 <w:szCs w:val="20"/>
               </w:rPr>
-              <w:t xml:space="preserve">19 oct – 30 oct (2-3)</w:t>
+              <w:t xml:space="preserve">2 nov – 13 nov (4-5)</w:t>
             </w:r>
           </w:p>
         </w:tc>
@@ -977,7 +977,7 @@
                 <w:sz w:val="20"/>
                 <w:szCs w:val="20"/>
               </w:rPr>
-              <w:t xml:space="preserve">Títulos y descripciones de páginas con muchas apariciones</w:t>
+              <w:t xml:space="preserve">Textos de Envíos gratuitos y Devoluciones</w:t>
             </w:r>
           </w:p>
         </w:tc>
@@ -990,22 +990,22 @@
               <w:bottom w:val="single" w:color="BFBFBF" w:sz="4"/>
               <w:right w:val="single" w:color="BFBFBF" w:sz="4"/>
             </w:tcBorders>
-            <w:shd w:fill="FCE8C8" w:color="auto" w:val="clear"/>
-            <w:tcMar>
-              <w:top w:type="dxa" w:w="50"/>
-              <w:left w:type="dxa" w:w="90"/>
-              <w:bottom w:type="dxa" w:w="50"/>
-              <w:right w:type="dxa" w:w="90"/>
-            </w:tcMar>
-          </w:tcPr>
-          <w:p>
-            <w:r>
-              <w:rPr>
-                <w:rFonts w:ascii="Calibri" w:cs="Calibri" w:eastAsia="Calibri" w:hAnsi="Calibri"/>
-                <w:sz w:val="20"/>
-                <w:szCs w:val="20"/>
-              </w:rPr>
-              <w:t xml:space="preserve">Alta</w:t>
+            <w:shd w:fill="E2EFDA" w:color="auto" w:val="clear"/>
+            <w:tcMar>
+              <w:top w:type="dxa" w:w="50"/>
+              <w:left w:type="dxa" w:w="90"/>
+              <w:bottom w:type="dxa" w:w="50"/>
+              <w:right w:type="dxa" w:w="90"/>
+            </w:tcMar>
+          </w:tcPr>
+          <w:p>
+            <w:r>
+              <w:rPr>
+                <w:rFonts w:ascii="Calibri" w:cs="Calibri" w:eastAsia="Calibri" w:hAnsi="Calibri"/>
+                <w:sz w:val="20"/>
+                <w:szCs w:val="20"/>
+              </w:rPr>
+              <w:t xml:space="preserve">Media</w:t>
             </w:r>
           </w:p>
         </w:tc>
@@ -1032,7 +1032,7 @@
                 <w:sz w:val="20"/>
                 <w:szCs w:val="20"/>
               </w:rPr>
-              <w:t xml:space="preserve">26 oct – 13 nov (3-5)</w:t>
+              <w:t xml:space="preserve">2 nov – 6 nov (4)</w:t>
             </w:r>
           </w:p>
         </w:tc>
@@ -1119,7 +1119,7 @@
                 <w:sz w:val="20"/>
                 <w:szCs w:val="20"/>
               </w:rPr>
-              <w:t xml:space="preserve">Descripciones vacías, imágenes y emojis</w:t>
+              <w:t xml:space="preserve">Resolver las páginas que compiten entre sí</w:t>
             </w:r>
           </w:p>
         </w:tc>
@@ -1174,7 +1174,7 @@
                 <w:sz w:val="20"/>
                 <w:szCs w:val="20"/>
               </w:rPr>
-              <w:t xml:space="preserve">2 nov – 13 nov (4-5)</w:t>
+              <w:t xml:space="preserve">16 nov – 27 nov (6-7)</w:t>
             </w:r>
           </w:p>
         </w:tc>
@@ -1261,7 +1261,7 @@
                 <w:sz w:val="20"/>
                 <w:szCs w:val="20"/>
               </w:rPr>
-              <w:t xml:space="preserve">Retirar las páginas de acceso y enviar el sitemap</w:t>
+              <w:t xml:space="preserve">Recuperar «super deformed» y SD Gundam</w:t>
             </w:r>
           </w:p>
         </w:tc>
@@ -1316,7 +1316,7 @@
                 <w:sz w:val="20"/>
                 <w:szCs w:val="20"/>
               </w:rPr>
-              <w:t xml:space="preserve">26 oct – 6 nov (3-4)</w:t>
+              <w:t xml:space="preserve">16 nov – 4 dic (6-8)</w:t>
             </w:r>
           </w:p>
         </w:tc>
@@ -1403,7 +1403,7 @@
                 <w:sz w:val="20"/>
                 <w:szCs w:val="20"/>
               </w:rPr>
-              <w:t xml:space="preserve">Textos de Envíos gratuitos y Devoluciones</w:t>
+              <w:t xml:space="preserve">Palabras cerca de la primera página, barcos y trenes</w:t>
             </w:r>
           </w:p>
         </w:tc>
@@ -1416,22 +1416,22 @@
               <w:bottom w:val="single" w:color="BFBFBF" w:sz="4"/>
               <w:right w:val="single" w:color="BFBFBF" w:sz="4"/>
             </w:tcBorders>
-            <w:shd w:fill="E2EFDA" w:color="auto" w:val="clear"/>
-            <w:tcMar>
-              <w:top w:type="dxa" w:w="50"/>
-              <w:left w:type="dxa" w:w="90"/>
-              <w:bottom w:type="dxa" w:w="50"/>
-              <w:right w:type="dxa" w:w="90"/>
-            </w:tcMar>
-          </w:tcPr>
-          <w:p>
-            <w:r>
-              <w:rPr>
-                <w:rFonts w:ascii="Calibri" w:cs="Calibri" w:eastAsia="Calibri" w:hAnsi="Calibri"/>
-                <w:sz w:val="20"/>
-                <w:szCs w:val="20"/>
-              </w:rPr>
-              <w:t xml:space="preserve">Media</w:t>
+            <w:shd w:fill="FCE8C8" w:color="auto" w:val="clear"/>
+            <w:tcMar>
+              <w:top w:type="dxa" w:w="50"/>
+              <w:left w:type="dxa" w:w="90"/>
+              <w:bottom w:type="dxa" w:w="50"/>
+              <w:right w:type="dxa" w:w="90"/>
+            </w:tcMar>
+          </w:tcPr>
+          <w:p>
+            <w:r>
+              <w:rPr>
+                <w:rFonts w:ascii="Calibri" w:cs="Calibri" w:eastAsia="Calibri" w:hAnsi="Calibri"/>
+                <w:sz w:val="20"/>
+                <w:szCs w:val="20"/>
+              </w:rPr>
+              <w:t xml:space="preserve">Alta</w:t>
             </w:r>
           </w:p>
         </w:tc>
@@ -1458,7 +1458,7 @@
                 <w:sz w:val="20"/>
                 <w:szCs w:val="20"/>
               </w:rPr>
-              <w:t xml:space="preserve">2 nov – 6 nov (4)</w:t>
+              <w:t xml:space="preserve">23 nov – 11 dic (7-9)</w:t>
             </w:r>
           </w:p>
         </w:tc>
@@ -1545,7 +1545,7 @@
                 <w:sz w:val="20"/>
                 <w:szCs w:val="20"/>
               </w:rPr>
-              <w:t xml:space="preserve">Medir la velocidad y proponer el nuevo menú</w:t>
+              <w:t xml:space="preserve">Tres guías para el blog</w:t>
             </w:r>
           </w:p>
         </w:tc>
@@ -1558,22 +1558,22 @@
               <w:bottom w:val="single" w:color="BFBFBF" w:sz="4"/>
               <w:right w:val="single" w:color="BFBFBF" w:sz="4"/>
             </w:tcBorders>
-            <w:shd w:fill="FCE8C8" w:color="auto" w:val="clear"/>
-            <w:tcMar>
-              <w:top w:type="dxa" w:w="50"/>
-              <w:left w:type="dxa" w:w="90"/>
-              <w:bottom w:type="dxa" w:w="50"/>
-              <w:right w:type="dxa" w:w="90"/>
-            </w:tcMar>
-          </w:tcPr>
-          <w:p>
-            <w:r>
-              <w:rPr>
-                <w:rFonts w:ascii="Calibri" w:cs="Calibri" w:eastAsia="Calibri" w:hAnsi="Calibri"/>
-                <w:sz w:val="20"/>
-                <w:szCs w:val="20"/>
-              </w:rPr>
-              <w:t xml:space="preserve">Alta</w:t>
+            <w:shd w:fill="E2EFDA" w:color="auto" w:val="clear"/>
+            <w:tcMar>
+              <w:top w:type="dxa" w:w="50"/>
+              <w:left w:type="dxa" w:w="90"/>
+              <w:bottom w:type="dxa" w:w="50"/>
+              <w:right w:type="dxa" w:w="90"/>
+            </w:tcMar>
+          </w:tcPr>
+          <w:p>
+            <w:r>
+              <w:rPr>
+                <w:rFonts w:ascii="Calibri" w:cs="Calibri" w:eastAsia="Calibri" w:hAnsi="Calibri"/>
+                <w:sz w:val="20"/>
+                <w:szCs w:val="20"/>
+              </w:rPr>
+              <w:t xml:space="preserve">Media</w:t>
             </w:r>
           </w:p>
         </w:tc>
@@ -1600,7 +1600,7 @@
                 <w:sz w:val="20"/>
                 <w:szCs w:val="20"/>
               </w:rPr>
-              <w:t xml:space="preserve">9 nov – 13 nov (5)</w:t>
+              <w:t xml:space="preserve">30 nov – 25 dic (8-11)</w:t>
             </w:r>
           </w:p>
         </w:tc>
@@ -1687,1001 +1687,7 @@
                 <w:sz w:val="20"/>
                 <w:szCs w:val="20"/>
               </w:rPr>
-              <w:t xml:space="preserve">Resolver las páginas que compiten entre sí</w:t>
-            </w:r>
-          </w:p>
-        </w:tc>
-        <w:tc>
-          <w:tcPr>
-            <w:tcW w:type="dxa" w:w="1100"/>
-            <w:tcBorders>
-              <w:top w:val="single" w:color="BFBFBF" w:sz="4"/>
-              <w:left w:val="single" w:color="BFBFBF" w:sz="4"/>
-              <w:bottom w:val="single" w:color="BFBFBF" w:sz="4"/>
-              <w:right w:val="single" w:color="BFBFBF" w:sz="4"/>
-            </w:tcBorders>
-            <w:shd w:fill="E2EFDA" w:color="auto" w:val="clear"/>
-            <w:tcMar>
-              <w:top w:type="dxa" w:w="50"/>
-              <w:left w:type="dxa" w:w="90"/>
-              <w:bottom w:type="dxa" w:w="50"/>
-              <w:right w:type="dxa" w:w="90"/>
-            </w:tcMar>
-          </w:tcPr>
-          <w:p>
-            <w:r>
-              <w:rPr>
-                <w:rFonts w:ascii="Calibri" w:cs="Calibri" w:eastAsia="Calibri" w:hAnsi="Calibri"/>
-                <w:sz w:val="20"/>
-                <w:szCs w:val="20"/>
-              </w:rPr>
-              <w:t xml:space="preserve">Media</w:t>
-            </w:r>
-          </w:p>
-        </w:tc>
-        <w:tc>
-          <w:tcPr>
-            <w:tcW w:type="dxa" w:w="2200"/>
-            <w:tcBorders>
-              <w:top w:val="single" w:color="BFBFBF" w:sz="4"/>
-              <w:left w:val="single" w:color="BFBFBF" w:sz="4"/>
-              <w:bottom w:val="single" w:color="BFBFBF" w:sz="4"/>
-              <w:right w:val="single" w:color="BFBFBF" w:sz="4"/>
-            </w:tcBorders>
-            <w:tcMar>
-              <w:top w:type="dxa" w:w="50"/>
-              <w:left w:type="dxa" w:w="90"/>
-              <w:bottom w:type="dxa" w:w="50"/>
-              <w:right w:type="dxa" w:w="90"/>
-            </w:tcMar>
-          </w:tcPr>
-          <w:p>
-            <w:r>
-              <w:rPr>
-                <w:rFonts w:ascii="Calibri" w:cs="Calibri" w:eastAsia="Calibri" w:hAnsi="Calibri"/>
-                <w:sz w:val="20"/>
-                <w:szCs w:val="20"/>
-              </w:rPr>
-              <w:t xml:space="preserve">16 nov – 27 nov (6-7)</w:t>
-            </w:r>
-          </w:p>
-        </w:tc>
-        <w:tc>
-          <w:tcPr>
-            <w:tcW w:type="dxa" w:w="1400"/>
-            <w:tcBorders>
-              <w:top w:val="single" w:color="BFBFBF" w:sz="4"/>
-              <w:left w:val="single" w:color="BFBFBF" w:sz="4"/>
-              <w:bottom w:val="single" w:color="BFBFBF" w:sz="4"/>
-              <w:right w:val="single" w:color="BFBFBF" w:sz="4"/>
-            </w:tcBorders>
-            <w:tcMar>
-              <w:top w:type="dxa" w:w="50"/>
-              <w:left w:type="dxa" w:w="90"/>
-              <w:bottom w:type="dxa" w:w="50"/>
-              <w:right w:type="dxa" w:w="90"/>
-            </w:tcMar>
-          </w:tcPr>
-          <w:p>
-            <w:r>
-              <w:rPr>
-                <w:rFonts w:ascii="Calibri" w:cs="Calibri" w:eastAsia="Calibri" w:hAnsi="Calibri"/>
-                <w:sz w:val="20"/>
-                <w:szCs w:val="20"/>
-              </w:rPr>
-              <w:t xml:space="preserve">☐ Pendiente</w:t>
-            </w:r>
-          </w:p>
-        </w:tc>
-      </w:tr>
-      <w:tr>
-        <w:trPr>
-          <w:cantSplit/>
-          <w:tblHeader w:val="false"/>
-        </w:trPr>
-        <w:tc>
-          <w:tcPr>
-            <w:tcW w:type="dxa" w:w="500"/>
-            <w:tcBorders>
-              <w:top w:val="single" w:color="BFBFBF" w:sz="4"/>
-              <w:left w:val="single" w:color="BFBFBF" w:sz="4"/>
-              <w:bottom w:val="single" w:color="BFBFBF" w:sz="4"/>
-              <w:right w:val="single" w:color="BFBFBF" w:sz="4"/>
-            </w:tcBorders>
-            <w:tcMar>
-              <w:top w:type="dxa" w:w="50"/>
-              <w:left w:type="dxa" w:w="90"/>
-              <w:bottom w:type="dxa" w:w="50"/>
-              <w:right w:type="dxa" w:w="90"/>
-            </w:tcMar>
-          </w:tcPr>
-          <w:p>
-            <w:r>
-              <w:rPr>
-                <w:rFonts w:ascii="Calibri" w:cs="Calibri" w:eastAsia="Calibri" w:hAnsi="Calibri"/>
-                <w:sz w:val="20"/>
-                <w:szCs w:val="20"/>
-              </w:rPr>
-              <w:t xml:space="preserve">11</w:t>
-            </w:r>
-          </w:p>
-        </w:tc>
-        <w:tc>
-          <w:tcPr>
-            <w:tcW w:type="dxa" w:w="4106"/>
-            <w:tcBorders>
-              <w:top w:val="single" w:color="BFBFBF" w:sz="4"/>
-              <w:left w:val="single" w:color="BFBFBF" w:sz="4"/>
-              <w:bottom w:val="single" w:color="BFBFBF" w:sz="4"/>
-              <w:right w:val="single" w:color="BFBFBF" w:sz="4"/>
-            </w:tcBorders>
-            <w:tcMar>
-              <w:top w:type="dxa" w:w="50"/>
-              <w:left w:type="dxa" w:w="90"/>
-              <w:bottom w:type="dxa" w:w="50"/>
-              <w:right w:type="dxa" w:w="90"/>
-            </w:tcMar>
-          </w:tcPr>
-          <w:p>
-            <w:r>
-              <w:rPr>
-                <w:rFonts w:ascii="Calibri" w:cs="Calibri" w:eastAsia="Calibri" w:hAnsi="Calibri"/>
-                <w:sz w:val="20"/>
-                <w:szCs w:val="20"/>
-              </w:rPr>
-              <w:t xml:space="preserve">Reglas para filtros y paginación</w:t>
-            </w:r>
-          </w:p>
-        </w:tc>
-        <w:tc>
-          <w:tcPr>
-            <w:tcW w:type="dxa" w:w="1100"/>
-            <w:tcBorders>
-              <w:top w:val="single" w:color="BFBFBF" w:sz="4"/>
-              <w:left w:val="single" w:color="BFBFBF" w:sz="4"/>
-              <w:bottom w:val="single" w:color="BFBFBF" w:sz="4"/>
-              <w:right w:val="single" w:color="BFBFBF" w:sz="4"/>
-            </w:tcBorders>
-            <w:shd w:fill="E2EFDA" w:color="auto" w:val="clear"/>
-            <w:tcMar>
-              <w:top w:type="dxa" w:w="50"/>
-              <w:left w:type="dxa" w:w="90"/>
-              <w:bottom w:type="dxa" w:w="50"/>
-              <w:right w:type="dxa" w:w="90"/>
-            </w:tcMar>
-          </w:tcPr>
-          <w:p>
-            <w:r>
-              <w:rPr>
-                <w:rFonts w:ascii="Calibri" w:cs="Calibri" w:eastAsia="Calibri" w:hAnsi="Calibri"/>
-                <w:sz w:val="20"/>
-                <w:szCs w:val="20"/>
-              </w:rPr>
-              <w:t xml:space="preserve">Media</w:t>
-            </w:r>
-          </w:p>
-        </w:tc>
-        <w:tc>
-          <w:tcPr>
-            <w:tcW w:type="dxa" w:w="2200"/>
-            <w:tcBorders>
-              <w:top w:val="single" w:color="BFBFBF" w:sz="4"/>
-              <w:left w:val="single" w:color="BFBFBF" w:sz="4"/>
-              <w:bottom w:val="single" w:color="BFBFBF" w:sz="4"/>
-              <w:right w:val="single" w:color="BFBFBF" w:sz="4"/>
-            </w:tcBorders>
-            <w:tcMar>
-              <w:top w:type="dxa" w:w="50"/>
-              <w:left w:type="dxa" w:w="90"/>
-              <w:bottom w:type="dxa" w:w="50"/>
-              <w:right w:type="dxa" w:w="90"/>
-            </w:tcMar>
-          </w:tcPr>
-          <w:p>
-            <w:r>
-              <w:rPr>
-                <w:rFonts w:ascii="Calibri" w:cs="Calibri" w:eastAsia="Calibri" w:hAnsi="Calibri"/>
-                <w:sz w:val="20"/>
-                <w:szCs w:val="20"/>
-              </w:rPr>
-              <w:t xml:space="preserve">23 nov – 4 dic (7-8)</w:t>
-            </w:r>
-          </w:p>
-        </w:tc>
-        <w:tc>
-          <w:tcPr>
-            <w:tcW w:type="dxa" w:w="1400"/>
-            <w:tcBorders>
-              <w:top w:val="single" w:color="BFBFBF" w:sz="4"/>
-              <w:left w:val="single" w:color="BFBFBF" w:sz="4"/>
-              <w:bottom w:val="single" w:color="BFBFBF" w:sz="4"/>
-              <w:right w:val="single" w:color="BFBFBF" w:sz="4"/>
-            </w:tcBorders>
-            <w:tcMar>
-              <w:top w:type="dxa" w:w="50"/>
-              <w:left w:type="dxa" w:w="90"/>
-              <w:bottom w:type="dxa" w:w="50"/>
-              <w:right w:type="dxa" w:w="90"/>
-            </w:tcMar>
-          </w:tcPr>
-          <w:p>
-            <w:r>
-              <w:rPr>
-                <w:rFonts w:ascii="Calibri" w:cs="Calibri" w:eastAsia="Calibri" w:hAnsi="Calibri"/>
-                <w:sz w:val="20"/>
-                <w:szCs w:val="20"/>
-              </w:rPr>
-              <w:t xml:space="preserve">☐ Pendiente</w:t>
-            </w:r>
-          </w:p>
-        </w:tc>
-      </w:tr>
-      <w:tr>
-        <w:trPr>
-          <w:cantSplit/>
-          <w:tblHeader w:val="false"/>
-        </w:trPr>
-        <w:tc>
-          <w:tcPr>
-            <w:tcW w:type="dxa" w:w="500"/>
-            <w:tcBorders>
-              <w:top w:val="single" w:color="BFBFBF" w:sz="4"/>
-              <w:left w:val="single" w:color="BFBFBF" w:sz="4"/>
-              <w:bottom w:val="single" w:color="BFBFBF" w:sz="4"/>
-              <w:right w:val="single" w:color="BFBFBF" w:sz="4"/>
-            </w:tcBorders>
-            <w:tcMar>
-              <w:top w:type="dxa" w:w="50"/>
-              <w:left w:type="dxa" w:w="90"/>
-              <w:bottom w:type="dxa" w:w="50"/>
-              <w:right w:type="dxa" w:w="90"/>
-            </w:tcMar>
-          </w:tcPr>
-          <w:p>
-            <w:r>
-              <w:rPr>
-                <w:rFonts w:ascii="Calibri" w:cs="Calibri" w:eastAsia="Calibri" w:hAnsi="Calibri"/>
-                <w:sz w:val="20"/>
-                <w:szCs w:val="20"/>
-              </w:rPr>
-              <w:t xml:space="preserve">12</w:t>
-            </w:r>
-          </w:p>
-        </w:tc>
-        <w:tc>
-          <w:tcPr>
-            <w:tcW w:type="dxa" w:w="4106"/>
-            <w:tcBorders>
-              <w:top w:val="single" w:color="BFBFBF" w:sz="4"/>
-              <w:left w:val="single" w:color="BFBFBF" w:sz="4"/>
-              <w:bottom w:val="single" w:color="BFBFBF" w:sz="4"/>
-              <w:right w:val="single" w:color="BFBFBF" w:sz="4"/>
-            </w:tcBorders>
-            <w:tcMar>
-              <w:top w:type="dxa" w:w="50"/>
-              <w:left w:type="dxa" w:w="90"/>
-              <w:bottom w:type="dxa" w:w="50"/>
-              <w:right w:type="dxa" w:w="90"/>
-            </w:tcMar>
-          </w:tcPr>
-          <w:p>
-            <w:r>
-              <w:rPr>
-                <w:rFonts w:ascii="Calibri" w:cs="Calibri" w:eastAsia="Calibri" w:hAnsi="Calibri"/>
-                <w:sz w:val="20"/>
-                <w:szCs w:val="20"/>
-              </w:rPr>
-              <w:t xml:space="preserve">Recuperar «super deformed» y SD Gundam</w:t>
-            </w:r>
-          </w:p>
-        </w:tc>
-        <w:tc>
-          <w:tcPr>
-            <w:tcW w:type="dxa" w:w="1100"/>
-            <w:tcBorders>
-              <w:top w:val="single" w:color="BFBFBF" w:sz="4"/>
-              <w:left w:val="single" w:color="BFBFBF" w:sz="4"/>
-              <w:bottom w:val="single" w:color="BFBFBF" w:sz="4"/>
-              <w:right w:val="single" w:color="BFBFBF" w:sz="4"/>
-            </w:tcBorders>
-            <w:shd w:fill="FCE8C8" w:color="auto" w:val="clear"/>
-            <w:tcMar>
-              <w:top w:type="dxa" w:w="50"/>
-              <w:left w:type="dxa" w:w="90"/>
-              <w:bottom w:type="dxa" w:w="50"/>
-              <w:right w:type="dxa" w:w="90"/>
-            </w:tcMar>
-          </w:tcPr>
-          <w:p>
-            <w:r>
-              <w:rPr>
-                <w:rFonts w:ascii="Calibri" w:cs="Calibri" w:eastAsia="Calibri" w:hAnsi="Calibri"/>
-                <w:sz w:val="20"/>
-                <w:szCs w:val="20"/>
-              </w:rPr>
-              <w:t xml:space="preserve">Alta</w:t>
-            </w:r>
-          </w:p>
-        </w:tc>
-        <w:tc>
-          <w:tcPr>
-            <w:tcW w:type="dxa" w:w="2200"/>
-            <w:tcBorders>
-              <w:top w:val="single" w:color="BFBFBF" w:sz="4"/>
-              <w:left w:val="single" w:color="BFBFBF" w:sz="4"/>
-              <w:bottom w:val="single" w:color="BFBFBF" w:sz="4"/>
-              <w:right w:val="single" w:color="BFBFBF" w:sz="4"/>
-            </w:tcBorders>
-            <w:tcMar>
-              <w:top w:type="dxa" w:w="50"/>
-              <w:left w:type="dxa" w:w="90"/>
-              <w:bottom w:type="dxa" w:w="50"/>
-              <w:right w:type="dxa" w:w="90"/>
-            </w:tcMar>
-          </w:tcPr>
-          <w:p>
-            <w:r>
-              <w:rPr>
-                <w:rFonts w:ascii="Calibri" w:cs="Calibri" w:eastAsia="Calibri" w:hAnsi="Calibri"/>
-                <w:sz w:val="20"/>
-                <w:szCs w:val="20"/>
-              </w:rPr>
-              <w:t xml:space="preserve">16 nov – 4 dic (6-8)</w:t>
-            </w:r>
-          </w:p>
-        </w:tc>
-        <w:tc>
-          <w:tcPr>
-            <w:tcW w:type="dxa" w:w="1400"/>
-            <w:tcBorders>
-              <w:top w:val="single" w:color="BFBFBF" w:sz="4"/>
-              <w:left w:val="single" w:color="BFBFBF" w:sz="4"/>
-              <w:bottom w:val="single" w:color="BFBFBF" w:sz="4"/>
-              <w:right w:val="single" w:color="BFBFBF" w:sz="4"/>
-            </w:tcBorders>
-            <w:tcMar>
-              <w:top w:type="dxa" w:w="50"/>
-              <w:left w:type="dxa" w:w="90"/>
-              <w:bottom w:type="dxa" w:w="50"/>
-              <w:right w:type="dxa" w:w="90"/>
-            </w:tcMar>
-          </w:tcPr>
-          <w:p>
-            <w:r>
-              <w:rPr>
-                <w:rFonts w:ascii="Calibri" w:cs="Calibri" w:eastAsia="Calibri" w:hAnsi="Calibri"/>
-                <w:sz w:val="20"/>
-                <w:szCs w:val="20"/>
-              </w:rPr>
-              <w:t xml:space="preserve">☐ Pendiente</w:t>
-            </w:r>
-          </w:p>
-        </w:tc>
-      </w:tr>
-      <w:tr>
-        <w:trPr>
-          <w:cantSplit/>
-          <w:tblHeader w:val="false"/>
-        </w:trPr>
-        <w:tc>
-          <w:tcPr>
-            <w:tcW w:type="dxa" w:w="500"/>
-            <w:tcBorders>
-              <w:top w:val="single" w:color="BFBFBF" w:sz="4"/>
-              <w:left w:val="single" w:color="BFBFBF" w:sz="4"/>
-              <w:bottom w:val="single" w:color="BFBFBF" w:sz="4"/>
-              <w:right w:val="single" w:color="BFBFBF" w:sz="4"/>
-            </w:tcBorders>
-            <w:tcMar>
-              <w:top w:type="dxa" w:w="50"/>
-              <w:left w:type="dxa" w:w="90"/>
-              <w:bottom w:type="dxa" w:w="50"/>
-              <w:right w:type="dxa" w:w="90"/>
-            </w:tcMar>
-          </w:tcPr>
-          <w:p>
-            <w:r>
-              <w:rPr>
-                <w:rFonts w:ascii="Calibri" w:cs="Calibri" w:eastAsia="Calibri" w:hAnsi="Calibri"/>
-                <w:sz w:val="20"/>
-                <w:szCs w:val="20"/>
-              </w:rPr>
-              <w:t xml:space="preserve">13</w:t>
-            </w:r>
-          </w:p>
-        </w:tc>
-        <w:tc>
-          <w:tcPr>
-            <w:tcW w:type="dxa" w:w="4106"/>
-            <w:tcBorders>
-              <w:top w:val="single" w:color="BFBFBF" w:sz="4"/>
-              <w:left w:val="single" w:color="BFBFBF" w:sz="4"/>
-              <w:bottom w:val="single" w:color="BFBFBF" w:sz="4"/>
-              <w:right w:val="single" w:color="BFBFBF" w:sz="4"/>
-            </w:tcBorders>
-            <w:tcMar>
-              <w:top w:type="dxa" w:w="50"/>
-              <w:left w:type="dxa" w:w="90"/>
-              <w:bottom w:type="dxa" w:w="50"/>
-              <w:right w:type="dxa" w:w="90"/>
-            </w:tcMar>
-          </w:tcPr>
-          <w:p>
-            <w:r>
-              <w:rPr>
-                <w:rFonts w:ascii="Calibri" w:cs="Calibri" w:eastAsia="Calibri" w:hAnsi="Calibri"/>
-                <w:sz w:val="20"/>
-                <w:szCs w:val="20"/>
-              </w:rPr>
-              <w:t xml:space="preserve">Palabras cerca de la primera página, barcos y trenes</w:t>
-            </w:r>
-          </w:p>
-        </w:tc>
-        <w:tc>
-          <w:tcPr>
-            <w:tcW w:type="dxa" w:w="1100"/>
-            <w:tcBorders>
-              <w:top w:val="single" w:color="BFBFBF" w:sz="4"/>
-              <w:left w:val="single" w:color="BFBFBF" w:sz="4"/>
-              <w:bottom w:val="single" w:color="BFBFBF" w:sz="4"/>
-              <w:right w:val="single" w:color="BFBFBF" w:sz="4"/>
-            </w:tcBorders>
-            <w:shd w:fill="FCE8C8" w:color="auto" w:val="clear"/>
-            <w:tcMar>
-              <w:top w:type="dxa" w:w="50"/>
-              <w:left w:type="dxa" w:w="90"/>
-              <w:bottom w:type="dxa" w:w="50"/>
-              <w:right w:type="dxa" w:w="90"/>
-            </w:tcMar>
-          </w:tcPr>
-          <w:p>
-            <w:r>
-              <w:rPr>
-                <w:rFonts w:ascii="Calibri" w:cs="Calibri" w:eastAsia="Calibri" w:hAnsi="Calibri"/>
-                <w:sz w:val="20"/>
-                <w:szCs w:val="20"/>
-              </w:rPr>
-              <w:t xml:space="preserve">Alta</w:t>
-            </w:r>
-          </w:p>
-        </w:tc>
-        <w:tc>
-          <w:tcPr>
-            <w:tcW w:type="dxa" w:w="2200"/>
-            <w:tcBorders>
-              <w:top w:val="single" w:color="BFBFBF" w:sz="4"/>
-              <w:left w:val="single" w:color="BFBFBF" w:sz="4"/>
-              <w:bottom w:val="single" w:color="BFBFBF" w:sz="4"/>
-              <w:right w:val="single" w:color="BFBFBF" w:sz="4"/>
-            </w:tcBorders>
-            <w:tcMar>
-              <w:top w:type="dxa" w:w="50"/>
-              <w:left w:type="dxa" w:w="90"/>
-              <w:bottom w:type="dxa" w:w="50"/>
-              <w:right w:type="dxa" w:w="90"/>
-            </w:tcMar>
-          </w:tcPr>
-          <w:p>
-            <w:r>
-              <w:rPr>
-                <w:rFonts w:ascii="Calibri" w:cs="Calibri" w:eastAsia="Calibri" w:hAnsi="Calibri"/>
-                <w:sz w:val="20"/>
-                <w:szCs w:val="20"/>
-              </w:rPr>
-              <w:t xml:space="preserve">23 nov – 11 dic (7-9)</w:t>
-            </w:r>
-          </w:p>
-        </w:tc>
-        <w:tc>
-          <w:tcPr>
-            <w:tcW w:type="dxa" w:w="1400"/>
-            <w:tcBorders>
-              <w:top w:val="single" w:color="BFBFBF" w:sz="4"/>
-              <w:left w:val="single" w:color="BFBFBF" w:sz="4"/>
-              <w:bottom w:val="single" w:color="BFBFBF" w:sz="4"/>
-              <w:right w:val="single" w:color="BFBFBF" w:sz="4"/>
-            </w:tcBorders>
-            <w:tcMar>
-              <w:top w:type="dxa" w:w="50"/>
-              <w:left w:type="dxa" w:w="90"/>
-              <w:bottom w:type="dxa" w:w="50"/>
-              <w:right w:type="dxa" w:w="90"/>
-            </w:tcMar>
-          </w:tcPr>
-          <w:p>
-            <w:r>
-              <w:rPr>
-                <w:rFonts w:ascii="Calibri" w:cs="Calibri" w:eastAsia="Calibri" w:hAnsi="Calibri"/>
-                <w:sz w:val="20"/>
-                <w:szCs w:val="20"/>
-              </w:rPr>
-              <w:t xml:space="preserve">☐ Pendiente</w:t>
-            </w:r>
-          </w:p>
-        </w:tc>
-      </w:tr>
-      <w:tr>
-        <w:trPr>
-          <w:cantSplit/>
-          <w:tblHeader w:val="false"/>
-        </w:trPr>
-        <w:tc>
-          <w:tcPr>
-            <w:tcW w:type="dxa" w:w="500"/>
-            <w:tcBorders>
-              <w:top w:val="single" w:color="BFBFBF" w:sz="4"/>
-              <w:left w:val="single" w:color="BFBFBF" w:sz="4"/>
-              <w:bottom w:val="single" w:color="BFBFBF" w:sz="4"/>
-              <w:right w:val="single" w:color="BFBFBF" w:sz="4"/>
-            </w:tcBorders>
-            <w:tcMar>
-              <w:top w:type="dxa" w:w="50"/>
-              <w:left w:type="dxa" w:w="90"/>
-              <w:bottom w:type="dxa" w:w="50"/>
-              <w:right w:type="dxa" w:w="90"/>
-            </w:tcMar>
-          </w:tcPr>
-          <w:p>
-            <w:r>
-              <w:rPr>
-                <w:rFonts w:ascii="Calibri" w:cs="Calibri" w:eastAsia="Calibri" w:hAnsi="Calibri"/>
-                <w:sz w:val="20"/>
-                <w:szCs w:val="20"/>
-              </w:rPr>
-              <w:t xml:space="preserve">14</w:t>
-            </w:r>
-          </w:p>
-        </w:tc>
-        <w:tc>
-          <w:tcPr>
-            <w:tcW w:type="dxa" w:w="4106"/>
-            <w:tcBorders>
-              <w:top w:val="single" w:color="BFBFBF" w:sz="4"/>
-              <w:left w:val="single" w:color="BFBFBF" w:sz="4"/>
-              <w:bottom w:val="single" w:color="BFBFBF" w:sz="4"/>
-              <w:right w:val="single" w:color="BFBFBF" w:sz="4"/>
-            </w:tcBorders>
-            <w:tcMar>
-              <w:top w:type="dxa" w:w="50"/>
-              <w:left w:type="dxa" w:w="90"/>
-              <w:bottom w:type="dxa" w:w="50"/>
-              <w:right w:type="dxa" w:w="90"/>
-            </w:tcMar>
-          </w:tcPr>
-          <w:p>
-            <w:r>
-              <w:rPr>
-                <w:rFonts w:ascii="Calibri" w:cs="Calibri" w:eastAsia="Calibri" w:hAnsi="Calibri"/>
-                <w:sz w:val="20"/>
-                <w:szCs w:val="20"/>
-              </w:rPr>
-              <w:t xml:space="preserve">Tres guías para el blog</w:t>
-            </w:r>
-          </w:p>
-        </w:tc>
-        <w:tc>
-          <w:tcPr>
-            <w:tcW w:type="dxa" w:w="1100"/>
-            <w:tcBorders>
-              <w:top w:val="single" w:color="BFBFBF" w:sz="4"/>
-              <w:left w:val="single" w:color="BFBFBF" w:sz="4"/>
-              <w:bottom w:val="single" w:color="BFBFBF" w:sz="4"/>
-              <w:right w:val="single" w:color="BFBFBF" w:sz="4"/>
-            </w:tcBorders>
-            <w:shd w:fill="E2EFDA" w:color="auto" w:val="clear"/>
-            <w:tcMar>
-              <w:top w:type="dxa" w:w="50"/>
-              <w:left w:type="dxa" w:w="90"/>
-              <w:bottom w:type="dxa" w:w="50"/>
-              <w:right w:type="dxa" w:w="90"/>
-            </w:tcMar>
-          </w:tcPr>
-          <w:p>
-            <w:r>
-              <w:rPr>
-                <w:rFonts w:ascii="Calibri" w:cs="Calibri" w:eastAsia="Calibri" w:hAnsi="Calibri"/>
-                <w:sz w:val="20"/>
-                <w:szCs w:val="20"/>
-              </w:rPr>
-              <w:t xml:space="preserve">Media</w:t>
-            </w:r>
-          </w:p>
-        </w:tc>
-        <w:tc>
-          <w:tcPr>
-            <w:tcW w:type="dxa" w:w="2200"/>
-            <w:tcBorders>
-              <w:top w:val="single" w:color="BFBFBF" w:sz="4"/>
-              <w:left w:val="single" w:color="BFBFBF" w:sz="4"/>
-              <w:bottom w:val="single" w:color="BFBFBF" w:sz="4"/>
-              <w:right w:val="single" w:color="BFBFBF" w:sz="4"/>
-            </w:tcBorders>
-            <w:tcMar>
-              <w:top w:type="dxa" w:w="50"/>
-              <w:left w:type="dxa" w:w="90"/>
-              <w:bottom w:type="dxa" w:w="50"/>
-              <w:right w:type="dxa" w:w="90"/>
-            </w:tcMar>
-          </w:tcPr>
-          <w:p>
-            <w:r>
-              <w:rPr>
-                <w:rFonts w:ascii="Calibri" w:cs="Calibri" w:eastAsia="Calibri" w:hAnsi="Calibri"/>
-                <w:sz w:val="20"/>
-                <w:szCs w:val="20"/>
-              </w:rPr>
-              <w:t xml:space="preserve">30 nov – 25 dic (8-11)</w:t>
-            </w:r>
-          </w:p>
-        </w:tc>
-        <w:tc>
-          <w:tcPr>
-            <w:tcW w:type="dxa" w:w="1400"/>
-            <w:tcBorders>
-              <w:top w:val="single" w:color="BFBFBF" w:sz="4"/>
-              <w:left w:val="single" w:color="BFBFBF" w:sz="4"/>
-              <w:bottom w:val="single" w:color="BFBFBF" w:sz="4"/>
-              <w:right w:val="single" w:color="BFBFBF" w:sz="4"/>
-            </w:tcBorders>
-            <w:tcMar>
-              <w:top w:type="dxa" w:w="50"/>
-              <w:left w:type="dxa" w:w="90"/>
-              <w:bottom w:type="dxa" w:w="50"/>
-              <w:right w:type="dxa" w:w="90"/>
-            </w:tcMar>
-          </w:tcPr>
-          <w:p>
-            <w:r>
-              <w:rPr>
-                <w:rFonts w:ascii="Calibri" w:cs="Calibri" w:eastAsia="Calibri" w:hAnsi="Calibri"/>
-                <w:sz w:val="20"/>
-                <w:szCs w:val="20"/>
-              </w:rPr>
-              <w:t xml:space="preserve">☐ Pendiente</w:t>
-            </w:r>
-          </w:p>
-        </w:tc>
-      </w:tr>
-      <w:tr>
-        <w:trPr>
-          <w:cantSplit/>
-          <w:tblHeader w:val="false"/>
-        </w:trPr>
-        <w:tc>
-          <w:tcPr>
-            <w:tcW w:type="dxa" w:w="500"/>
-            <w:tcBorders>
-              <w:top w:val="single" w:color="BFBFBF" w:sz="4"/>
-              <w:left w:val="single" w:color="BFBFBF" w:sz="4"/>
-              <w:bottom w:val="single" w:color="BFBFBF" w:sz="4"/>
-              <w:right w:val="single" w:color="BFBFBF" w:sz="4"/>
-            </w:tcBorders>
-            <w:tcMar>
-              <w:top w:type="dxa" w:w="50"/>
-              <w:left w:type="dxa" w:w="90"/>
-              <w:bottom w:type="dxa" w:w="50"/>
-              <w:right w:type="dxa" w:w="90"/>
-            </w:tcMar>
-          </w:tcPr>
-          <w:p>
-            <w:r>
-              <w:rPr>
-                <w:rFonts w:ascii="Calibri" w:cs="Calibri" w:eastAsia="Calibri" w:hAnsi="Calibri"/>
-                <w:sz w:val="20"/>
-                <w:szCs w:val="20"/>
-              </w:rPr>
-              <w:t xml:space="preserve">15</w:t>
-            </w:r>
-          </w:p>
-        </w:tc>
-        <w:tc>
-          <w:tcPr>
-            <w:tcW w:type="dxa" w:w="4106"/>
-            <w:tcBorders>
-              <w:top w:val="single" w:color="BFBFBF" w:sz="4"/>
-              <w:left w:val="single" w:color="BFBFBF" w:sz="4"/>
-              <w:bottom w:val="single" w:color="BFBFBF" w:sz="4"/>
-              <w:right w:val="single" w:color="BFBFBF" w:sz="4"/>
-            </w:tcBorders>
-            <w:tcMar>
-              <w:top w:type="dxa" w:w="50"/>
-              <w:left w:type="dxa" w:w="90"/>
-              <w:bottom w:type="dxa" w:w="50"/>
-              <w:right w:type="dxa" w:w="90"/>
-            </w:tcMar>
-          </w:tcPr>
-          <w:p>
-            <w:r>
-              <w:rPr>
-                <w:rFonts w:ascii="Calibri" w:cs="Calibri" w:eastAsia="Calibri" w:hAnsi="Calibri"/>
-                <w:sz w:val="20"/>
-                <w:szCs w:val="20"/>
-              </w:rPr>
-              <w:t xml:space="preserve">Conseguir enlaces de calidad</w:t>
-            </w:r>
-          </w:p>
-        </w:tc>
-        <w:tc>
-          <w:tcPr>
-            <w:tcW w:type="dxa" w:w="1100"/>
-            <w:tcBorders>
-              <w:top w:val="single" w:color="BFBFBF" w:sz="4"/>
-              <w:left w:val="single" w:color="BFBFBF" w:sz="4"/>
-              <w:bottom w:val="single" w:color="BFBFBF" w:sz="4"/>
-              <w:right w:val="single" w:color="BFBFBF" w:sz="4"/>
-            </w:tcBorders>
-            <w:shd w:fill="FCE8C8" w:color="auto" w:val="clear"/>
-            <w:tcMar>
-              <w:top w:type="dxa" w:w="50"/>
-              <w:left w:type="dxa" w:w="90"/>
-              <w:bottom w:type="dxa" w:w="50"/>
-              <w:right w:type="dxa" w:w="90"/>
-            </w:tcMar>
-          </w:tcPr>
-          <w:p>
-            <w:r>
-              <w:rPr>
-                <w:rFonts w:ascii="Calibri" w:cs="Calibri" w:eastAsia="Calibri" w:hAnsi="Calibri"/>
-                <w:sz w:val="20"/>
-                <w:szCs w:val="20"/>
-              </w:rPr>
-              <w:t xml:space="preserve">Alta</w:t>
-            </w:r>
-          </w:p>
-        </w:tc>
-        <w:tc>
-          <w:tcPr>
-            <w:tcW w:type="dxa" w:w="2200"/>
-            <w:tcBorders>
-              <w:top w:val="single" w:color="BFBFBF" w:sz="4"/>
-              <w:left w:val="single" w:color="BFBFBF" w:sz="4"/>
-              <w:bottom w:val="single" w:color="BFBFBF" w:sz="4"/>
-              <w:right w:val="single" w:color="BFBFBF" w:sz="4"/>
-            </w:tcBorders>
-            <w:tcMar>
-              <w:top w:type="dxa" w:w="50"/>
-              <w:left w:type="dxa" w:w="90"/>
-              <w:bottom w:type="dxa" w:w="50"/>
-              <w:right w:type="dxa" w:w="90"/>
-            </w:tcMar>
-          </w:tcPr>
-          <w:p>
-            <w:r>
-              <w:rPr>
-                <w:rFonts w:ascii="Calibri" w:cs="Calibri" w:eastAsia="Calibri" w:hAnsi="Calibri"/>
-                <w:sz w:val="20"/>
-                <w:szCs w:val="20"/>
-              </w:rPr>
-              <w:t xml:space="preserve">9 nov – 31 dic (5-12) y continuo</w:t>
-            </w:r>
-          </w:p>
-        </w:tc>
-        <w:tc>
-          <w:tcPr>
-            <w:tcW w:type="dxa" w:w="1400"/>
-            <w:tcBorders>
-              <w:top w:val="single" w:color="BFBFBF" w:sz="4"/>
-              <w:left w:val="single" w:color="BFBFBF" w:sz="4"/>
-              <w:bottom w:val="single" w:color="BFBFBF" w:sz="4"/>
-              <w:right w:val="single" w:color="BFBFBF" w:sz="4"/>
-            </w:tcBorders>
-            <w:tcMar>
-              <w:top w:type="dxa" w:w="50"/>
-              <w:left w:type="dxa" w:w="90"/>
-              <w:bottom w:type="dxa" w:w="50"/>
-              <w:right w:type="dxa" w:w="90"/>
-            </w:tcMar>
-          </w:tcPr>
-          <w:p>
-            <w:r>
-              <w:rPr>
-                <w:rFonts w:ascii="Calibri" w:cs="Calibri" w:eastAsia="Calibri" w:hAnsi="Calibri"/>
-                <w:sz w:val="20"/>
-                <w:szCs w:val="20"/>
-              </w:rPr>
-              <w:t xml:space="preserve">☐ Pendiente</w:t>
-            </w:r>
-          </w:p>
-        </w:tc>
-      </w:tr>
-      <w:tr>
-        <w:trPr>
-          <w:cantSplit/>
-          <w:tblHeader w:val="false"/>
-        </w:trPr>
-        <w:tc>
-          <w:tcPr>
-            <w:tcW w:type="dxa" w:w="500"/>
-            <w:tcBorders>
-              <w:top w:val="single" w:color="BFBFBF" w:sz="4"/>
-              <w:left w:val="single" w:color="BFBFBF" w:sz="4"/>
-              <w:bottom w:val="single" w:color="BFBFBF" w:sz="4"/>
-              <w:right w:val="single" w:color="BFBFBF" w:sz="4"/>
-            </w:tcBorders>
-            <w:tcMar>
-              <w:top w:type="dxa" w:w="50"/>
-              <w:left w:type="dxa" w:w="90"/>
-              <w:bottom w:type="dxa" w:w="50"/>
-              <w:right w:type="dxa" w:w="90"/>
-            </w:tcMar>
-          </w:tcPr>
-          <w:p>
-            <w:r>
-              <w:rPr>
-                <w:rFonts w:ascii="Calibri" w:cs="Calibri" w:eastAsia="Calibri" w:hAnsi="Calibri"/>
-                <w:sz w:val="20"/>
-                <w:szCs w:val="20"/>
-              </w:rPr>
-              <w:t xml:space="preserve">16</w:t>
-            </w:r>
-          </w:p>
-        </w:tc>
-        <w:tc>
-          <w:tcPr>
-            <w:tcW w:type="dxa" w:w="4106"/>
-            <w:tcBorders>
-              <w:top w:val="single" w:color="BFBFBF" w:sz="4"/>
-              <w:left w:val="single" w:color="BFBFBF" w:sz="4"/>
-              <w:bottom w:val="single" w:color="BFBFBF" w:sz="4"/>
-              <w:right w:val="single" w:color="BFBFBF" w:sz="4"/>
-            </w:tcBorders>
-            <w:tcMar>
-              <w:top w:type="dxa" w:w="50"/>
-              <w:left w:type="dxa" w:w="90"/>
-              <w:bottom w:type="dxa" w:w="50"/>
-              <w:right w:type="dxa" w:w="90"/>
-            </w:tcMar>
-          </w:tcPr>
-          <w:p>
-            <w:r>
-              <w:rPr>
-                <w:rFonts w:ascii="Calibri" w:cs="Calibri" w:eastAsia="Calibri" w:hAnsi="Calibri"/>
-                <w:sz w:val="20"/>
-                <w:szCs w:val="20"/>
-              </w:rPr>
-              <w:t xml:space="preserve">Seguimiento de posiciones y de la IA</w:t>
-            </w:r>
-          </w:p>
-        </w:tc>
-        <w:tc>
-          <w:tcPr>
-            <w:tcW w:type="dxa" w:w="1100"/>
-            <w:tcBorders>
-              <w:top w:val="single" w:color="BFBFBF" w:sz="4"/>
-              <w:left w:val="single" w:color="BFBFBF" w:sz="4"/>
-              <w:bottom w:val="single" w:color="BFBFBF" w:sz="4"/>
-              <w:right w:val="single" w:color="BFBFBF" w:sz="4"/>
-            </w:tcBorders>
-            <w:shd w:fill="DEEAF6" w:color="auto" w:val="clear"/>
-            <w:tcMar>
-              <w:top w:type="dxa" w:w="50"/>
-              <w:left w:type="dxa" w:w="90"/>
-              <w:bottom w:type="dxa" w:w="50"/>
-              <w:right w:type="dxa" w:w="90"/>
-            </w:tcMar>
-          </w:tcPr>
-          <w:p>
-            <w:r>
-              <w:rPr>
-                <w:rFonts w:ascii="Calibri" w:cs="Calibri" w:eastAsia="Calibri" w:hAnsi="Calibri"/>
-                <w:sz w:val="20"/>
-                <w:szCs w:val="20"/>
-              </w:rPr>
-              <w:t xml:space="preserve">Baja</w:t>
-            </w:r>
-          </w:p>
-        </w:tc>
-        <w:tc>
-          <w:tcPr>
-            <w:tcW w:type="dxa" w:w="2200"/>
-            <w:tcBorders>
-              <w:top w:val="single" w:color="BFBFBF" w:sz="4"/>
-              <w:left w:val="single" w:color="BFBFBF" w:sz="4"/>
-              <w:bottom w:val="single" w:color="BFBFBF" w:sz="4"/>
-              <w:right w:val="single" w:color="BFBFBF" w:sz="4"/>
-            </w:tcBorders>
-            <w:tcMar>
-              <w:top w:type="dxa" w:w="50"/>
-              <w:left w:type="dxa" w:w="90"/>
-              <w:bottom w:type="dxa" w:w="50"/>
-              <w:right w:type="dxa" w:w="90"/>
-            </w:tcMar>
-          </w:tcPr>
-          <w:p>
-            <w:r>
-              <w:rPr>
-                <w:rFonts w:ascii="Calibri" w:cs="Calibri" w:eastAsia="Calibri" w:hAnsi="Calibri"/>
-                <w:sz w:val="20"/>
-                <w:szCs w:val="20"/>
-              </w:rPr>
-              <w:t xml:space="preserve">16 nov – 31 dic (6-12) y continuo</w:t>
-            </w:r>
-          </w:p>
-        </w:tc>
-        <w:tc>
-          <w:tcPr>
-            <w:tcW w:type="dxa" w:w="1400"/>
-            <w:tcBorders>
-              <w:top w:val="single" w:color="BFBFBF" w:sz="4"/>
-              <w:left w:val="single" w:color="BFBFBF" w:sz="4"/>
-              <w:bottom w:val="single" w:color="BFBFBF" w:sz="4"/>
-              <w:right w:val="single" w:color="BFBFBF" w:sz="4"/>
-            </w:tcBorders>
-            <w:tcMar>
-              <w:top w:type="dxa" w:w="50"/>
-              <w:left w:type="dxa" w:w="90"/>
-              <w:bottom w:type="dxa" w:w="50"/>
-              <w:right w:type="dxa" w:w="90"/>
-            </w:tcMar>
-          </w:tcPr>
-          <w:p>
-            <w:r>
-              <w:rPr>
-                <w:rFonts w:ascii="Calibri" w:cs="Calibri" w:eastAsia="Calibri" w:hAnsi="Calibri"/>
-                <w:sz w:val="20"/>
-                <w:szCs w:val="20"/>
-              </w:rPr>
-              <w:t xml:space="preserve">☐ Pendiente</w:t>
-            </w:r>
-          </w:p>
-        </w:tc>
-      </w:tr>
-      <w:tr>
-        <w:trPr>
-          <w:cantSplit/>
-          <w:tblHeader w:val="false"/>
-        </w:trPr>
-        <w:tc>
-          <w:tcPr>
-            <w:tcW w:type="dxa" w:w="500"/>
-            <w:tcBorders>
-              <w:top w:val="single" w:color="BFBFBF" w:sz="4"/>
-              <w:left w:val="single" w:color="BFBFBF" w:sz="4"/>
-              <w:bottom w:val="single" w:color="BFBFBF" w:sz="4"/>
-              <w:right w:val="single" w:color="BFBFBF" w:sz="4"/>
-            </w:tcBorders>
-            <w:tcMar>
-              <w:top w:type="dxa" w:w="50"/>
-              <w:left w:type="dxa" w:w="90"/>
-              <w:bottom w:type="dxa" w:w="50"/>
-              <w:right w:type="dxa" w:w="90"/>
-            </w:tcMar>
-          </w:tcPr>
-          <w:p>
-            <w:r>
-              <w:rPr>
-                <w:rFonts w:ascii="Calibri" w:cs="Calibri" w:eastAsia="Calibri" w:hAnsi="Calibri"/>
-                <w:sz w:val="20"/>
-                <w:szCs w:val="20"/>
-              </w:rPr>
-              <w:t xml:space="preserve">17</w:t>
-            </w:r>
-          </w:p>
-        </w:tc>
-        <w:tc>
-          <w:tcPr>
-            <w:tcW w:type="dxa" w:w="4106"/>
-            <w:tcBorders>
-              <w:top w:val="single" w:color="BFBFBF" w:sz="4"/>
-              <w:left w:val="single" w:color="BFBFBF" w:sz="4"/>
-              <w:bottom w:val="single" w:color="BFBFBF" w:sz="4"/>
-              <w:right w:val="single" w:color="BFBFBF" w:sz="4"/>
-            </w:tcBorders>
-            <w:tcMar>
-              <w:top w:type="dxa" w:w="50"/>
-              <w:left w:type="dxa" w:w="90"/>
-              <w:bottom w:type="dxa" w:w="50"/>
-              <w:right w:type="dxa" w:w="90"/>
-            </w:tcMar>
-          </w:tcPr>
-          <w:p>
-            <w:r>
-              <w:rPr>
-                <w:rFonts w:ascii="Calibri" w:cs="Calibri" w:eastAsia="Calibri" w:hAnsi="Calibri"/>
-                <w:sz w:val="20"/>
-                <w:szCs w:val="20"/>
-              </w:rPr>
-              <w:t xml:space="preserve">Informe mensual</w:t>
+              <w:t xml:space="preserve">Registro de cambios y resultados on page</w:t>
             </w:r>
           </w:p>
         </w:tc>
@@ -2805,7 +1811,7 @@
           <w:sz w:val="26"/>
           <w:szCs w:val="26"/>
         </w:rPr>
-        <w:t xml:space="preserve">1. Confirmar la caída del 30 de septiembre</w:t>
+        <w:t xml:space="preserve">1. Foto de partida de las páginas a optimizar</w:t>
       </w:r>
     </w:p>
     <w:p>
@@ -2820,7 +1826,7 @@
           <w:sz w:val="20"/>
           <w:szCs w:val="20"/>
         </w:rPr>
-        <w:t xml:space="preserve">Prioridad Urgente  ·  Semana 1 (12 oct – 16 oct)  ·  Impacto Alto  ·  Esfuerzo Bajo</w:t>
+        <w:t xml:space="preserve">Prioridad Alta  ·  Semana 1 (12 oct – 16 oct)  ·  Impacto Medio  ·  Esfuerzo Bajo</w:t>
       </w:r>
     </w:p>
     <w:p>
@@ -2844,7 +1850,7 @@
           <w:sz w:val="22"/>
           <w:szCs w:val="22"/>
         </w:rPr>
-        <w:t xml:space="preserve">La posición media pasó de 23 a 50 y palabras Gundam en el puesto 1 salieron del top 100. Puede ser una pérdida real o un fallo del seguimiento.</w:t>
+        <w:t xml:space="preserve">Sin datos de partida no se puede demostrar el efecto de los cambios on page.</w:t>
       </w:r>
     </w:p>
     <w:p>
@@ -2878,7 +1884,7 @@
           <w:sz w:val="22"/>
           <w:szCs w:val="22"/>
         </w:rPr>
-        <w:t xml:space="preserve">Search Console › Rendimiento: comparar 7 días antes y después del 30/09 con consultas que contengan «gundam».</w:t>
+        <w:t xml:space="preserve">Exportar de Search Console las 50 páginas con más apariciones: clics, apariciones, % de clic y posición.</w:t>
       </w:r>
     </w:p>
     <w:p>
@@ -2896,7 +1902,7 @@
           <w:sz w:val="22"/>
           <w:szCs w:val="22"/>
         </w:rPr>
-        <w:t xml:space="preserve">Comprobar a mano (incógnito, España, móvil) «gundam maquetas», «maquetas gundam» y «gundam mega».</w:t>
+        <w:t xml:space="preserve">Guardar su título, meta description y H1 actuales.</w:t>
       </w:r>
     </w:p>
     <w:p>
@@ -2914,43 +1920,7 @@
           <w:sz w:val="22"/>
           <w:szCs w:val="22"/>
         </w:rPr>
-        <w:t xml:space="preserve">Inspección de URL de la categoría Gundam: indexada y con el canonical correcto.</w:t>
-      </w:r>
-    </w:p>
-    <w:p>
-      <w:pPr>
-        <w:pStyle w:val="ListParagraph"/>
-        <w:numPr>
-          <w:ilvl w:val="0"/>
-          <w:numId w:val="2"/>
-        </w:numPr>
-        <w:spacing w:after="40"/>
-      </w:pPr>
-      <w:r>
-        <w:rPr>
-          <w:rFonts w:ascii="Calibri" w:cs="Calibri" w:eastAsia="Calibri" w:hAnsi="Calibri"/>
-          <w:sz w:val="22"/>
-          <w:szCs w:val="22"/>
-        </w:rPr>
-        <w:t xml:space="preserve">Cruzar con el listado de cambios que facilite Alejandro y con el panel de estado de Google.</w:t>
-      </w:r>
-    </w:p>
-    <w:p>
-      <w:pPr>
-        <w:pStyle w:val="ListParagraph"/>
-        <w:numPr>
-          <w:ilvl w:val="0"/>
-          <w:numId w:val="2"/>
-        </w:numPr>
-        <w:spacing w:after="40"/>
-      </w:pPr>
-      <w:r>
-        <w:rPr>
-          <w:rFonts w:ascii="Calibri" w:cs="Calibri" w:eastAsia="Calibri" w:hAnsi="Calibri"/>
-          <w:sz w:val="22"/>
-          <w:szCs w:val="22"/>
-        </w:rPr>
-        <w:t xml:space="preserve">Conclusión: fallo del seguimiento, caída técnica o caída sin causa (vigilar cada semana).</w:t>
+        <w:t xml:space="preserve">Crear un registro de cambios con la fecha de cada modificación.</w:t>
       </w:r>
     </w:p>
     <w:p>
@@ -2973,7 +1943,7 @@
           <w:sz w:val="22"/>
           <w:szCs w:val="22"/>
         </w:rPr>
-        <w:t xml:space="preserve">Conclusión escrita y enviada a Alejandro.</w:t>
+        <w:t xml:space="preserve">Hoja base creada.</w:t>
       </w:r>
     </w:p>
     <w:p>
@@ -2996,7 +1966,7 @@
           <w:sz w:val="22"/>
           <w:szCs w:val="22"/>
         </w:rPr>
-        <w:t xml:space="preserve">Listado de cambios vía Alejandro (tarea 2).</w:t>
+        <w:t xml:space="preserve">Ninguna.</w:t>
       </w:r>
     </w:p>
     <w:p>
@@ -3014,7 +1984,7 @@
           <w:sz w:val="26"/>
           <w:szCs w:val="26"/>
         </w:rPr>
-        <w:t xml:space="preserve">2. Foto de partida</w:t>
+        <w:t xml:space="preserve">2. Corregir enlaces rotos en textos y Aviso legal</w:t>
       </w:r>
     </w:p>
     <w:p>
@@ -3029,7 +1999,7 @@
           <w:sz w:val="20"/>
           <w:szCs w:val="20"/>
         </w:rPr>
-        <w:t xml:space="preserve">Prioridad Alta  ·  Semana 1 (12 oct – 16 oct)  ·  Impacto Medio  ·  Esfuerzo Bajo</w:t>
+        <w:t xml:space="preserve">Prioridad Alta  ·  Semanas 2-3 (19 oct – 30 oct)  ·  Impacto Alto  ·  Esfuerzo Bajo</w:t>
       </w:r>
     </w:p>
     <w:p>
@@ -3053,7 +2023,7 @@
           <w:sz w:val="22"/>
           <w:szCs w:val="22"/>
         </w:rPr>
-        <w:t xml:space="preserve">Sin datos de partida no se puede demostrar la mejora.</w:t>
+        <w:t xml:space="preserve">Los enlaces rotos están en los textos de categorías y marcas; se corrigen desde el panel sin tocar la plantilla.</w:t>
       </w:r>
     </w:p>
     <w:p>
@@ -3078,388 +2048,6 @@
         <w:numPr>
           <w:ilvl w:val="0"/>
           <w:numId w:val="3"/>
-        </w:numPr>
-        <w:spacing w:after="40"/>
-      </w:pPr>
-      <w:r>
-        <w:rPr>
-          <w:rFonts w:ascii="Calibri" w:cs="Calibri" w:eastAsia="Calibri" w:hAnsi="Calibri"/>
-          <w:sz w:val="22"/>
-          <w:szCs w:val="22"/>
-        </w:rPr>
-        <w:t xml:space="preserve">Exportar 16 meses de Search Console: consultas, páginas, clics, impresiones, CTR y posición.</w:t>
-      </w:r>
-    </w:p>
-    <w:p>
-      <w:pPr>
-        <w:pStyle w:val="ListParagraph"/>
-        <w:numPr>
-          <w:ilvl w:val="0"/>
-          <w:numId w:val="3"/>
-        </w:numPr>
-        <w:spacing w:after="40"/>
-      </w:pPr>
-      <w:r>
-        <w:rPr>
-          <w:rFonts w:ascii="Calibri" w:cs="Calibri" w:eastAsia="Calibri" w:hAnsi="Calibri"/>
-          <w:sz w:val="22"/>
-          <w:szCs w:val="22"/>
-        </w:rPr>
-        <w:t xml:space="preserve">Guardar título, descripción, canonical y H1 de las 50 páginas con más impresiones.</w:t>
-      </w:r>
-    </w:p>
-    <w:p>
-      <w:pPr>
-        <w:pStyle w:val="ListParagraph"/>
-        <w:numPr>
-          <w:ilvl w:val="0"/>
-          <w:numId w:val="3"/>
-        </w:numPr>
-        <w:spacing w:after="40"/>
-      </w:pPr>
-      <w:r>
-        <w:rPr>
-          <w:rFonts w:ascii="Calibri" w:cs="Calibri" w:eastAsia="Calibri" w:hAnsi="Calibri"/>
-          <w:sz w:val="22"/>
-          <w:szCs w:val="22"/>
-        </w:rPr>
-        <w:t xml:space="preserve">Crear un registro de cambios con fechas.</w:t>
-      </w:r>
-    </w:p>
-    <w:p>
-      <w:pPr>
-        <w:spacing w:after="80" w:before="60"/>
-      </w:pPr>
-      <w:r>
-        <w:rPr>
-          <w:rFonts w:ascii="Calibri" w:cs="Calibri" w:eastAsia="Calibri" w:hAnsi="Calibri"/>
-          <w:b/>
-          <w:bCs/>
-          <w:sz w:val="22"/>
-          <w:szCs w:val="22"/>
-        </w:rPr>
-        <w:t xml:space="preserve">Hecho cuando: </w:t>
-      </w:r>
-      <w:r>
-        <w:rPr>
-          <w:rFonts w:ascii="Calibri" w:cs="Calibri" w:eastAsia="Calibri" w:hAnsi="Calibri"/>
-          <w:sz w:val="22"/>
-          <w:szCs w:val="22"/>
-        </w:rPr>
-        <w:t xml:space="preserve">Hoja base creada.</w:t>
-      </w:r>
-    </w:p>
-    <w:p>
-      <w:pPr>
-        <w:spacing w:after="80"/>
-      </w:pPr>
-      <w:r>
-        <w:rPr>
-          <w:rFonts w:ascii="Calibri" w:cs="Calibri" w:eastAsia="Calibri" w:hAnsi="Calibri"/>
-          <w:b/>
-          <w:bCs/>
-          <w:sz w:val="22"/>
-          <w:szCs w:val="22"/>
-        </w:rPr>
-        <w:t xml:space="preserve">Depende de / coordinar con: </w:t>
-      </w:r>
-      <w:r>
-        <w:rPr>
-          <w:rFonts w:ascii="Calibri" w:cs="Calibri" w:eastAsia="Calibri" w:hAnsi="Calibri"/>
-          <w:sz w:val="22"/>
-          <w:szCs w:val="22"/>
-        </w:rPr>
-        <w:t xml:space="preserve">Ninguna.</w:t>
-      </w:r>
-    </w:p>
-    <w:p>
-      <w:pPr>
-        <w:pStyle w:val="Heading2"/>
-        <w:keepNext/>
-        <w:spacing w:after="60" w:before="280"/>
-      </w:pPr>
-      <w:r>
-        <w:rPr>
-          <w:rFonts w:ascii="Calibri" w:cs="Calibri" w:eastAsia="Calibri" w:hAnsi="Calibri"/>
-          <w:b/>
-          <w:bCs/>
-          <w:color w:val="2E75B6"/>
-          <w:sz w:val="26"/>
-          <w:szCs w:val="26"/>
-        </w:rPr>
-        <w:t xml:space="preserve">3. Rastreo completo y listas técnicas</w:t>
-      </w:r>
-    </w:p>
-    <w:p>
-      <w:pPr>
-        <w:keepNext/>
-        <w:spacing w:after="80"/>
-      </w:pPr>
-      <w:r>
-        <w:rPr>
-          <w:rFonts w:ascii="Calibri" w:cs="Calibri" w:eastAsia="Calibri" w:hAnsi="Calibri"/>
-          <w:color w:val="595959"/>
-          <w:sz w:val="20"/>
-          <w:szCs w:val="20"/>
-        </w:rPr>
-        <w:t xml:space="preserve">Prioridad Alta  ·  Semana 2 (19 oct – 23 oct)  ·  Impacto Alto  ·  Esfuerzo Medio</w:t>
-      </w:r>
-    </w:p>
-    <w:p>
-      <w:pPr>
-        <w:keepNext/>
-        <w:spacing w:after="80"/>
-      </w:pPr>
-      <w:r>
-        <w:rPr>
-          <w:rFonts w:ascii="Calibri" w:cs="Calibri" w:eastAsia="Calibri" w:hAnsi="Calibri"/>
-          <w:b/>
-          <w:bCs/>
-          <w:sz w:val="22"/>
-          <w:szCs w:val="22"/>
-        </w:rPr>
-        <w:t xml:space="preserve">Por qué: </w:t>
-      </w:r>
-      <w:r>
-        <w:rPr>
-          <w:rFonts w:ascii="Calibri" w:cs="Calibri" w:eastAsia="Calibri" w:hAnsi="Calibri"/>
-          <w:sz w:val="22"/>
-          <w:szCs w:val="22"/>
-        </w:rPr>
-        <w:t xml:space="preserve">90 errores 404 y 325 redirecciones; el rastreo del 7 de octubre solo localizó 40 de los 90.</w:t>
-      </w:r>
-    </w:p>
-    <w:p>
-      <w:pPr>
-        <w:keepNext/>
-        <w:spacing w:after="40"/>
-      </w:pPr>
-      <w:r>
-        <w:rPr>
-          <w:rFonts w:ascii="Calibri" w:cs="Calibri" w:eastAsia="Calibri" w:hAnsi="Calibri"/>
-          <w:b/>
-          <w:bCs/>
-          <w:sz w:val="22"/>
-          <w:szCs w:val="22"/>
-        </w:rPr>
-        <w:t xml:space="preserve">Pasos:</w:t>
-      </w:r>
-    </w:p>
-    <w:p>
-      <w:pPr>
-        <w:pStyle w:val="ListParagraph"/>
-        <w:numPr>
-          <w:ilvl w:val="0"/>
-          <w:numId w:val="4"/>
-        </w:numPr>
-        <w:spacing w:after="40"/>
-      </w:pPr>
-      <w:r>
-        <w:rPr>
-          <w:rFonts w:ascii="Calibri" w:cs="Calibri" w:eastAsia="Calibri" w:hAnsi="Calibri"/>
-          <w:sz w:val="22"/>
-          <w:szCs w:val="22"/>
-        </w:rPr>
-        <w:t xml:space="preserve">Rastrear la web completa (excluyendo parámetros de filtros).</w:t>
-      </w:r>
-    </w:p>
-    <w:p>
-      <w:pPr>
-        <w:pStyle w:val="ListParagraph"/>
-        <w:numPr>
-          <w:ilvl w:val="0"/>
-          <w:numId w:val="4"/>
-        </w:numPr>
-        <w:spacing w:after="40"/>
-      </w:pPr>
-      <w:r>
-        <w:rPr>
-          <w:rFonts w:ascii="Calibri" w:cs="Calibri" w:eastAsia="Calibri" w:hAnsi="Calibri"/>
-          <w:sz w:val="22"/>
-          <w:szCs w:val="22"/>
-        </w:rPr>
-        <w:t xml:space="preserve">Preparar la tabla «URL antigua → URL nueva» para las redirecciones 301.</w:t>
-      </w:r>
-    </w:p>
-    <w:p>
-      <w:pPr>
-        <w:pStyle w:val="ListParagraph"/>
-        <w:numPr>
-          <w:ilvl w:val="0"/>
-          <w:numId w:val="4"/>
-        </w:numPr>
-        <w:spacing w:after="40"/>
-      </w:pPr>
-      <w:r>
-        <w:rPr>
-          <w:rFonts w:ascii="Calibri" w:cs="Calibri" w:eastAsia="Calibri" w:hAnsi="Calibri"/>
-          <w:sz w:val="22"/>
-          <w:szCs w:val="22"/>
-        </w:rPr>
-        <w:t xml:space="preserve">Preparar la lista de enlaces de menú, pie y portada que pasan por 301.</w:t>
-      </w:r>
-    </w:p>
-    <w:p>
-      <w:pPr>
-        <w:pStyle w:val="ListParagraph"/>
-        <w:numPr>
-          <w:ilvl w:val="0"/>
-          <w:numId w:val="4"/>
-        </w:numPr>
-        <w:spacing w:after="40"/>
-      </w:pPr>
-      <w:r>
-        <w:rPr>
-          <w:rFonts w:ascii="Calibri" w:cs="Calibri" w:eastAsia="Calibri" w:hAnsi="Calibri"/>
-          <w:sz w:val="22"/>
-          <w:szCs w:val="22"/>
-        </w:rPr>
-        <w:t xml:space="preserve">Revisar Search Console › Páginas › No encontrado (404).</w:t>
-      </w:r>
-    </w:p>
-    <w:p>
-      <w:pPr>
-        <w:pStyle w:val="ListParagraph"/>
-        <w:numPr>
-          <w:ilvl w:val="0"/>
-          <w:numId w:val="4"/>
-        </w:numPr>
-        <w:spacing w:after="40"/>
-      </w:pPr>
-      <w:r>
-        <w:rPr>
-          <w:rFonts w:ascii="Calibri" w:cs="Calibri" w:eastAsia="Calibri" w:hAnsi="Calibri"/>
-          <w:sz w:val="22"/>
-          <w:szCs w:val="22"/>
-        </w:rPr>
-        <w:t xml:space="preserve">Enviar las dos listas a Alejandro.</w:t>
-      </w:r>
-    </w:p>
-    <w:p>
-      <w:pPr>
-        <w:spacing w:after="80" w:before="60"/>
-      </w:pPr>
-      <w:r>
-        <w:rPr>
-          <w:rFonts w:ascii="Calibri" w:cs="Calibri" w:eastAsia="Calibri" w:hAnsi="Calibri"/>
-          <w:b/>
-          <w:bCs/>
-          <w:sz w:val="22"/>
-          <w:szCs w:val="22"/>
-        </w:rPr>
-        <w:t xml:space="preserve">Hecho cuando: </w:t>
-      </w:r>
-      <w:r>
-        <w:rPr>
-          <w:rFonts w:ascii="Calibri" w:cs="Calibri" w:eastAsia="Calibri" w:hAnsi="Calibri"/>
-          <w:sz w:val="22"/>
-          <w:szCs w:val="22"/>
-        </w:rPr>
-        <w:t xml:space="preserve">Listas entregadas a Alejandro.</w:t>
-      </w:r>
-    </w:p>
-    <w:p>
-      <w:pPr>
-        <w:spacing w:after="80"/>
-      </w:pPr>
-      <w:r>
-        <w:rPr>
-          <w:rFonts w:ascii="Calibri" w:cs="Calibri" w:eastAsia="Calibri" w:hAnsi="Calibri"/>
-          <w:b/>
-          <w:bCs/>
-          <w:sz w:val="22"/>
-          <w:szCs w:val="22"/>
-        </w:rPr>
-        <w:t xml:space="preserve">Depende de / coordinar con: </w:t>
-      </w:r>
-      <w:r>
-        <w:rPr>
-          <w:rFonts w:ascii="Calibri" w:cs="Calibri" w:eastAsia="Calibri" w:hAnsi="Calibri"/>
-          <w:sz w:val="22"/>
-          <w:szCs w:val="22"/>
-        </w:rPr>
-        <w:t xml:space="preserve">Alejandro las pasa al desarrollador (tarea 6).</w:t>
-      </w:r>
-    </w:p>
-    <w:p>
-      <w:pPr>
-        <w:pStyle w:val="Heading2"/>
-        <w:keepNext/>
-        <w:spacing w:after="60" w:before="280"/>
-      </w:pPr>
-      <w:r>
-        <w:rPr>
-          <w:rFonts w:ascii="Calibri" w:cs="Calibri" w:eastAsia="Calibri" w:hAnsi="Calibri"/>
-          <w:b/>
-          <w:bCs/>
-          <w:color w:val="2E75B6"/>
-          <w:sz w:val="26"/>
-          <w:szCs w:val="26"/>
-        </w:rPr>
-        <w:t xml:space="preserve">4. Corregir enlaces rotos en textos y Aviso legal</w:t>
-      </w:r>
-    </w:p>
-    <w:p>
-      <w:pPr>
-        <w:keepNext/>
-        <w:spacing w:after="80"/>
-      </w:pPr>
-      <w:r>
-        <w:rPr>
-          <w:rFonts w:ascii="Calibri" w:cs="Calibri" w:eastAsia="Calibri" w:hAnsi="Calibri"/>
-          <w:color w:val="595959"/>
-          <w:sz w:val="20"/>
-          <w:szCs w:val="20"/>
-        </w:rPr>
-        <w:t xml:space="preserve">Prioridad Alta  ·  Semanas 2-3 (19 oct – 30 oct)  ·  Impacto Alto  ·  Esfuerzo Bajo</w:t>
-      </w:r>
-    </w:p>
-    <w:p>
-      <w:pPr>
-        <w:keepNext/>
-        <w:spacing w:after="80"/>
-      </w:pPr>
-      <w:r>
-        <w:rPr>
-          <w:rFonts w:ascii="Calibri" w:cs="Calibri" w:eastAsia="Calibri" w:hAnsi="Calibri"/>
-          <w:b/>
-          <w:bCs/>
-          <w:sz w:val="22"/>
-          <w:szCs w:val="22"/>
-        </w:rPr>
-        <w:t xml:space="preserve">Por qué: </w:t>
-      </w:r>
-      <w:r>
-        <w:rPr>
-          <w:rFonts w:ascii="Calibri" w:cs="Calibri" w:eastAsia="Calibri" w:hAnsi="Calibri"/>
-          <w:sz w:val="22"/>
-          <w:szCs w:val="22"/>
-        </w:rPr>
-        <w:t xml:space="preserve">Los enlaces rotos están en los textos de categorías y marcas; se corrigen desde el panel sin tocar la plantilla.</w:t>
-      </w:r>
-    </w:p>
-    <w:p>
-      <w:pPr>
-        <w:keepNext/>
-        <w:spacing w:after="40"/>
-      </w:pPr>
-      <w:r>
-        <w:rPr>
-          <w:rFonts w:ascii="Calibri" w:cs="Calibri" w:eastAsia="Calibri" w:hAnsi="Calibri"/>
-          <w:b/>
-          <w:bCs/>
-          <w:sz w:val="22"/>
-          <w:szCs w:val="22"/>
-        </w:rPr>
-        <w:t xml:space="preserve">Pasos:</w:t>
-      </w:r>
-    </w:p>
-    <w:p>
-      <w:pPr>
-        <w:pStyle w:val="ListParagraph"/>
-        <w:numPr>
-          <w:ilvl w:val="0"/>
-          <w:numId w:val="5"/>
         </w:numPr>
         <w:spacing w:after="40"/>
       </w:pPr>
@@ -4295,7 +2883,7 @@
         <w:pStyle w:val="ListParagraph"/>
         <w:numPr>
           <w:ilvl w:val="0"/>
-          <w:numId w:val="5"/>
+          <w:numId w:val="3"/>
         </w:numPr>
         <w:spacing w:after="40"/>
       </w:pPr>
@@ -4313,7 +2901,7 @@
         <w:pStyle w:val="ListParagraph"/>
         <w:numPr>
           <w:ilvl w:val="0"/>
-          <w:numId w:val="5"/>
+          <w:numId w:val="3"/>
         </w:numPr>
         <w:spacing w:after="40"/>
       </w:pPr>
@@ -4323,7 +2911,7 @@
           <w:sz w:val="22"/>
           <w:szCs w:val="22"/>
         </w:rPr>
-        <w:t xml:space="preserve">Corregir los demás enlaces de textos que salgan del rastreo (tarea 3), incluidos los que apuntan a URL con 301.</w:t>
+        <w:t xml:space="preserve">Corregir también los enlaces de textos que pase Alejandro tras el rastreo completo, incluidos los que apuntan a URL con 301.</w:t>
       </w:r>
     </w:p>
     <w:p>
@@ -4346,7 +2934,7 @@
           <w:sz w:val="22"/>
           <w:szCs w:val="22"/>
         </w:rPr>
-        <w:t xml:space="preserve">Nuevo rastreo sin enlaces internos a 404 en los textos.</w:t>
+        <w:t xml:space="preserve">Ningún texto de categoría, marca o página CMS enlaza a un 404.</w:t>
       </w:r>
     </w:p>
     <w:p>
@@ -4369,7 +2957,7 @@
           <w:sz w:val="22"/>
           <w:szCs w:val="22"/>
         </w:rPr>
-        <w:t xml:space="preserve">Ninguna (el enlace roto del módulo de portada lo corrige el desarrollador).</w:t>
+        <w:t xml:space="preserve">Lista adicional de Alejandro (tarea 6). El enlace roto del módulo de portada lo corrige el desarrollador.</w:t>
       </w:r>
     </w:p>
     <w:p>
@@ -4387,7 +2975,7 @@
           <w:sz w:val="26"/>
           <w:szCs w:val="26"/>
         </w:rPr>
-        <w:t xml:space="preserve">5. Títulos y descripciones de páginas con muchas apariciones</w:t>
+        <w:t xml:space="preserve">3. Títulos y descripciones de páginas con muchas apariciones</w:t>
       </w:r>
     </w:p>
     <w:p>
@@ -4450,7 +3038,7 @@
         <w:pStyle w:val="ListParagraph"/>
         <w:numPr>
           <w:ilvl w:val="0"/>
-          <w:numId w:val="6"/>
+          <w:numId w:val="4"/>
         </w:numPr>
         <w:spacing w:after="40"/>
       </w:pPr>
@@ -5373,7 +3961,7 @@
         <w:pStyle w:val="ListParagraph"/>
         <w:numPr>
           <w:ilvl w:val="0"/>
-          <w:numId w:val="6"/>
+          <w:numId w:val="4"/>
         </w:numPr>
         <w:spacing w:after="40"/>
       </w:pPr>
@@ -5384,6 +3972,370 @@
           <w:szCs w:val="22"/>
         </w:rPr>
         <w:t xml:space="preserve">Ampliar a las 50 páginas con más apariciones y menos del 2 % de clic.</w:t>
+      </w:r>
+    </w:p>
+    <w:p>
+      <w:pPr>
+        <w:pStyle w:val="ListParagraph"/>
+        <w:numPr>
+          <w:ilvl w:val="0"/>
+          <w:numId w:val="4"/>
+        </w:numPr>
+        <w:spacing w:after="40"/>
+      </w:pPr>
+      <w:r>
+        <w:rPr>
+          <w:rFonts w:ascii="Calibri" w:cs="Calibri" w:eastAsia="Calibri" w:hAnsi="Calibri"/>
+          <w:sz w:val="22"/>
+          <w:szCs w:val="22"/>
+        </w:rPr>
+        <w:t xml:space="preserve">Reglas: palabra clave al inicio, máximo 60 caracteres, beneficio (envío gratis desde 99 €, 4,9/5, stock), sin emojis, idioma correcto (Ma.K en inglés). No tocar la portada.</w:t>
+      </w:r>
+    </w:p>
+    <w:p>
+      <w:pPr>
+        <w:pStyle w:val="ListParagraph"/>
+        <w:numPr>
+          <w:ilvl w:val="0"/>
+          <w:numId w:val="4"/>
+        </w:numPr>
+        <w:spacing w:after="40"/>
+      </w:pPr>
+      <w:r>
+        <w:rPr>
+          <w:rFonts w:ascii="Calibri" w:cs="Calibri" w:eastAsia="Calibri" w:hAnsi="Calibri"/>
+          <w:sz w:val="22"/>
+          <w:szCs w:val="22"/>
+        </w:rPr>
+        <w:t xml:space="preserve">Enviar una muestra a Alejandro para el visto bueno del cliente y aplicarlos en el panel.</w:t>
+      </w:r>
+    </w:p>
+    <w:p>
+      <w:pPr>
+        <w:pStyle w:val="ListParagraph"/>
+        <w:numPr>
+          <w:ilvl w:val="0"/>
+          <w:numId w:val="4"/>
+        </w:numPr>
+        <w:spacing w:after="40"/>
+      </w:pPr>
+      <w:r>
+        <w:rPr>
+          <w:rFonts w:ascii="Calibri" w:cs="Calibri" w:eastAsia="Calibri" w:hAnsi="Calibri"/>
+          <w:sz w:val="22"/>
+          <w:szCs w:val="22"/>
+        </w:rPr>
+        <w:t xml:space="preserve">Medir el porcentaje de clic a las 4 semanas.</w:t>
+      </w:r>
+    </w:p>
+    <w:p>
+      <w:pPr>
+        <w:spacing w:after="80" w:before="60"/>
+      </w:pPr>
+      <w:r>
+        <w:rPr>
+          <w:rFonts w:ascii="Calibri" w:cs="Calibri" w:eastAsia="Calibri" w:hAnsi="Calibri"/>
+          <w:b/>
+          <w:bCs/>
+          <w:sz w:val="22"/>
+          <w:szCs w:val="22"/>
+        </w:rPr>
+        <w:t xml:space="preserve">Hecho cuando: </w:t>
+      </w:r>
+      <w:r>
+        <w:rPr>
+          <w:rFonts w:ascii="Calibri" w:cs="Calibri" w:eastAsia="Calibri" w:hAnsi="Calibri"/>
+          <w:sz w:val="22"/>
+          <w:szCs w:val="22"/>
+        </w:rPr>
+        <w:t xml:space="preserve">50 páginas actualizadas y comparadas con la foto de partida.</w:t>
+      </w:r>
+    </w:p>
+    <w:p>
+      <w:pPr>
+        <w:spacing w:after="80"/>
+      </w:pPr>
+      <w:r>
+        <w:rPr>
+          <w:rFonts w:ascii="Calibri" w:cs="Calibri" w:eastAsia="Calibri" w:hAnsi="Calibri"/>
+          <w:b/>
+          <w:bCs/>
+          <w:sz w:val="22"/>
+          <w:szCs w:val="22"/>
+        </w:rPr>
+        <w:t xml:space="preserve">Depende de / coordinar con: </w:t>
+      </w:r>
+      <w:r>
+        <w:rPr>
+          <w:rFonts w:ascii="Calibri" w:cs="Calibri" w:eastAsia="Calibri" w:hAnsi="Calibri"/>
+          <w:sz w:val="22"/>
+          <w:szCs w:val="22"/>
+        </w:rPr>
+        <w:t xml:space="preserve">Visto bueno del cliente (Alejandro, tarea 5).</w:t>
+      </w:r>
+    </w:p>
+    <w:p>
+      <w:pPr>
+        <w:pStyle w:val="Heading2"/>
+        <w:keepNext/>
+        <w:spacing w:after="60" w:before="280"/>
+      </w:pPr>
+      <w:r>
+        <w:rPr>
+          <w:rFonts w:ascii="Calibri" w:cs="Calibri" w:eastAsia="Calibri" w:hAnsi="Calibri"/>
+          <w:b/>
+          <w:bCs/>
+          <w:color w:val="2E75B6"/>
+          <w:sz w:val="26"/>
+          <w:szCs w:val="26"/>
+        </w:rPr>
+        <w:t xml:space="preserve">4. Descripciones vacías, textos alternativos y emojis</w:t>
+      </w:r>
+    </w:p>
+    <w:p>
+      <w:pPr>
+        <w:keepNext/>
+        <w:spacing w:after="80"/>
+      </w:pPr>
+      <w:r>
+        <w:rPr>
+          <w:rFonts w:ascii="Calibri" w:cs="Calibri" w:eastAsia="Calibri" w:hAnsi="Calibri"/>
+          <w:color w:val="595959"/>
+          <w:sz w:val="20"/>
+          <w:szCs w:val="20"/>
+        </w:rPr>
+        <w:t xml:space="preserve">Prioridad Media  ·  Semanas 4-5 (2 nov – 13 nov)  ·  Impacto Medio  ·  Esfuerzo Medio</w:t>
+      </w:r>
+    </w:p>
+    <w:p>
+      <w:pPr>
+        <w:keepNext/>
+        <w:spacing w:after="80"/>
+      </w:pPr>
+      <w:r>
+        <w:rPr>
+          <w:rFonts w:ascii="Calibri" w:cs="Calibri" w:eastAsia="Calibri" w:hAnsi="Calibri"/>
+          <w:b/>
+          <w:bCs/>
+          <w:sz w:val="22"/>
+          <w:szCs w:val="22"/>
+        </w:rPr>
+        <w:t xml:space="preserve">Por qué: </w:t>
+      </w:r>
+      <w:r>
+        <w:rPr>
+          <w:rFonts w:ascii="Calibri" w:cs="Calibri" w:eastAsia="Calibri" w:hAnsi="Calibri"/>
+          <w:sz w:val="22"/>
+          <w:szCs w:val="22"/>
+        </w:rPr>
+        <w:t xml:space="preserve">Al menos 358 fichas y 141 categorías no tienen meta description; 22 imágenes de la portada no tienen texto alternativo; 162 H1 llevan emoji.</w:t>
+      </w:r>
+    </w:p>
+    <w:p>
+      <w:pPr>
+        <w:keepNext/>
+        <w:spacing w:after="40"/>
+      </w:pPr>
+      <w:r>
+        <w:rPr>
+          <w:rFonts w:ascii="Calibri" w:cs="Calibri" w:eastAsia="Calibri" w:hAnsi="Calibri"/>
+          <w:b/>
+          <w:bCs/>
+          <w:sz w:val="22"/>
+          <w:szCs w:val="22"/>
+        </w:rPr>
+        <w:t xml:space="preserve">Pasos:</w:t>
+      </w:r>
+    </w:p>
+    <w:p>
+      <w:pPr>
+        <w:pStyle w:val="ListParagraph"/>
+        <w:numPr>
+          <w:ilvl w:val="0"/>
+          <w:numId w:val="5"/>
+        </w:numPr>
+        <w:spacing w:after="40"/>
+      </w:pPr>
+      <w:r>
+        <w:rPr>
+          <w:rFonts w:ascii="Calibri" w:cs="Calibri" w:eastAsia="Calibri" w:hAnsi="Calibri"/>
+          <w:sz w:val="22"/>
+          <w:szCs w:val="22"/>
+        </w:rPr>
+        <w:t xml:space="preserve">Cargar por CSV la plantilla: «{Producto} de {Marca} en stock. Envío gratis desde 99 € y 4,9/5 en +5.000 opiniones. Compra en Robotines.»</w:t>
+      </w:r>
+    </w:p>
+    <w:p>
+      <w:pPr>
+        <w:pStyle w:val="ListParagraph"/>
+        <w:numPr>
+          <w:ilvl w:val="0"/>
+          <w:numId w:val="5"/>
+        </w:numPr>
+        <w:spacing w:after="40"/>
+      </w:pPr>
+      <w:r>
+        <w:rPr>
+          <w:rFonts w:ascii="Calibri" w:cs="Calibri" w:eastAsia="Calibri" w:hAnsi="Calibri"/>
+          <w:sz w:val="22"/>
+          <w:szCs w:val="22"/>
+        </w:rPr>
+        <w:t xml:space="preserve">Personalizar a mano las de más apariciones.</w:t>
+      </w:r>
+    </w:p>
+    <w:p>
+      <w:pPr>
+        <w:pStyle w:val="ListParagraph"/>
+        <w:numPr>
+          <w:ilvl w:val="0"/>
+          <w:numId w:val="5"/>
+        </w:numPr>
+        <w:spacing w:after="40"/>
+      </w:pPr>
+      <w:r>
+        <w:rPr>
+          <w:rFonts w:ascii="Calibri" w:cs="Calibri" w:eastAsia="Calibri" w:hAnsi="Calibri"/>
+          <w:sz w:val="22"/>
+          <w:szCs w:val="22"/>
+        </w:rPr>
+        <w:t xml:space="preserve">Rellenar el texto alternativo de las 22 imágenes de la portada.</w:t>
+      </w:r>
+    </w:p>
+    <w:p>
+      <w:pPr>
+        <w:pStyle w:val="ListParagraph"/>
+        <w:numPr>
+          <w:ilvl w:val="0"/>
+          <w:numId w:val="5"/>
+        </w:numPr>
+        <w:spacing w:after="40"/>
+      </w:pPr>
+      <w:r>
+        <w:rPr>
+          <w:rFonts w:ascii="Calibri" w:cs="Calibri" w:eastAsia="Calibri" w:hAnsi="Calibri"/>
+          <w:sz w:val="22"/>
+          <w:szCs w:val="22"/>
+        </w:rPr>
+        <w:t xml:space="preserve">Quitar los emojis de los títulos SEO.</w:t>
+      </w:r>
+    </w:p>
+    <w:p>
+      <w:pPr>
+        <w:spacing w:after="80" w:before="60"/>
+      </w:pPr>
+      <w:r>
+        <w:rPr>
+          <w:rFonts w:ascii="Calibri" w:cs="Calibri" w:eastAsia="Calibri" w:hAnsi="Calibri"/>
+          <w:b/>
+          <w:bCs/>
+          <w:sz w:val="22"/>
+          <w:szCs w:val="22"/>
+        </w:rPr>
+        <w:t xml:space="preserve">Hecho cuando: </w:t>
+      </w:r>
+      <w:r>
+        <w:rPr>
+          <w:rFonts w:ascii="Calibri" w:cs="Calibri" w:eastAsia="Calibri" w:hAnsi="Calibri"/>
+          <w:sz w:val="22"/>
+          <w:szCs w:val="22"/>
+        </w:rPr>
+        <w:t xml:space="preserve">0 fichas y categorías indexables sin descripción.</w:t>
+      </w:r>
+    </w:p>
+    <w:p>
+      <w:pPr>
+        <w:spacing w:after="80"/>
+      </w:pPr>
+      <w:r>
+        <w:rPr>
+          <w:rFonts w:ascii="Calibri" w:cs="Calibri" w:eastAsia="Calibri" w:hAnsi="Calibri"/>
+          <w:b/>
+          <w:bCs/>
+          <w:sz w:val="22"/>
+          <w:szCs w:val="22"/>
+        </w:rPr>
+        <w:t xml:space="preserve">Depende de / coordinar con: </w:t>
+      </w:r>
+      <w:r>
+        <w:rPr>
+          <w:rFonts w:ascii="Calibri" w:cs="Calibri" w:eastAsia="Calibri" w:hAnsi="Calibri"/>
+          <w:sz w:val="22"/>
+          <w:szCs w:val="22"/>
+        </w:rPr>
+        <w:t xml:space="preserve">Visto bueno del cliente (Alejandro, tarea 5).</w:t>
+      </w:r>
+    </w:p>
+    <w:p>
+      <w:pPr>
+        <w:pStyle w:val="Heading2"/>
+        <w:keepNext/>
+        <w:spacing w:after="60" w:before="280"/>
+      </w:pPr>
+      <w:r>
+        <w:rPr>
+          <w:rFonts w:ascii="Calibri" w:cs="Calibri" w:eastAsia="Calibri" w:hAnsi="Calibri"/>
+          <w:b/>
+          <w:bCs/>
+          <w:color w:val="2E75B6"/>
+          <w:sz w:val="26"/>
+          <w:szCs w:val="26"/>
+        </w:rPr>
+        <w:t xml:space="preserve">5. Textos de Envíos gratuitos y Devoluciones</w:t>
+      </w:r>
+    </w:p>
+    <w:p>
+      <w:pPr>
+        <w:keepNext/>
+        <w:spacing w:after="80"/>
+      </w:pPr>
+      <w:r>
+        <w:rPr>
+          <w:rFonts w:ascii="Calibri" w:cs="Calibri" w:eastAsia="Calibri" w:hAnsi="Calibri"/>
+          <w:color w:val="595959"/>
+          <w:sz w:val="20"/>
+          <w:szCs w:val="20"/>
+        </w:rPr>
+        <w:t xml:space="preserve">Prioridad Media  ·  Semana 4 (2 nov – 6 nov)  ·  Impacto Medio  ·  Esfuerzo Bajo</w:t>
+      </w:r>
+    </w:p>
+    <w:p>
+      <w:pPr>
+        <w:keepNext/>
+        <w:spacing w:after="80"/>
+      </w:pPr>
+      <w:r>
+        <w:rPr>
+          <w:rFonts w:ascii="Calibri" w:cs="Calibri" w:eastAsia="Calibri" w:hAnsi="Calibri"/>
+          <w:b/>
+          <w:bCs/>
+          <w:sz w:val="22"/>
+          <w:szCs w:val="22"/>
+        </w:rPr>
+        <w:t xml:space="preserve">Por qué: </w:t>
+      </w:r>
+      <w:r>
+        <w:rPr>
+          <w:rFonts w:ascii="Calibri" w:cs="Calibri" w:eastAsia="Calibri" w:hAnsi="Calibri"/>
+          <w:sz w:val="22"/>
+          <w:szCs w:val="22"/>
+        </w:rPr>
+        <w:t xml:space="preserve">«Envíos gratuitos» responde a una búsqueda real pero tiene 38 palabras y noindex; Devoluciones no tiene descripción.</w:t>
+      </w:r>
+    </w:p>
+    <w:p>
+      <w:pPr>
+        <w:keepNext/>
+        <w:spacing w:after="40"/>
+      </w:pPr>
+      <w:r>
+        <w:rPr>
+          <w:rFonts w:ascii="Calibri" w:cs="Calibri" w:eastAsia="Calibri" w:hAnsi="Calibri"/>
+          <w:b/>
+          <w:bCs/>
+          <w:sz w:val="22"/>
+          <w:szCs w:val="22"/>
+        </w:rPr>
+        <w:t xml:space="preserve">Pasos:</w:t>
       </w:r>
     </w:p>
     <w:p>
@@ -5401,7 +4353,7 @@
           <w:sz w:val="22"/>
           <w:szCs w:val="22"/>
         </w:rPr>
-        <w:t xml:space="preserve">Reglas: palabra clave al inicio, máximo 60 caracteres, beneficio (envío gratis desde 99 €, 4,9/5, stock), sin emojis, idioma correcto (Ma.K en inglés). No tocar la portada.</w:t>
+        <w:t xml:space="preserve">Ampliar «Envíos gratuitos» a unas 300 palabras con preguntas frecuentes.</w:t>
       </w:r>
     </w:p>
     <w:p>
@@ -5419,7 +4371,7 @@
           <w:sz w:val="22"/>
           <w:szCs w:val="22"/>
         </w:rPr>
-        <w:t xml:space="preserve">Enviar una muestra a Alejandro para el visto bueno del cliente y aplicarlos en el panel.</w:t>
+        <w:t xml:space="preserve">Meta description y preguntas frecuentes en Devoluciones.</w:t>
       </w:r>
     </w:p>
     <w:p>
@@ -5437,7 +4389,7 @@
           <w:sz w:val="22"/>
           <w:szCs w:val="22"/>
         </w:rPr>
-        <w:t xml:space="preserve">Medir el porcentaje de clic a las 4 semanas.</w:t>
+        <w:t xml:space="preserve">Avisar a Alejandro al publicar (él pide la indexación cuando el desarrollador quite el noindex).</w:t>
       </w:r>
     </w:p>
     <w:p>
@@ -5460,7 +4412,7 @@
           <w:sz w:val="22"/>
           <w:szCs w:val="22"/>
         </w:rPr>
-        <w:t xml:space="preserve">50 páginas actualizadas y comparadas con la foto de partida.</w:t>
+        <w:t xml:space="preserve">Textos publicados.</w:t>
       </w:r>
     </w:p>
     <w:p>
@@ -5483,7 +4435,7 @@
           <w:sz w:val="22"/>
           <w:szCs w:val="22"/>
         </w:rPr>
-        <w:t xml:space="preserve">Visto bueno del cliente (Alejandro, tarea 5).</w:t>
+        <w:t xml:space="preserve">Datos del cliente (Alejandro, tarea 1). Indexación: Alejandro (tarea 8).</w:t>
       </w:r>
     </w:p>
     <w:p>
@@ -5501,7 +4453,7 @@
           <w:sz w:val="26"/>
           <w:szCs w:val="26"/>
         </w:rPr>
-        <w:t xml:space="preserve">6. Descripciones vacías, imágenes y emojis</w:t>
+        <w:t xml:space="preserve">6. Resolver las páginas que compiten entre sí</w:t>
       </w:r>
     </w:p>
     <w:p>
@@ -5516,7 +4468,7 @@
           <w:sz w:val="20"/>
           <w:szCs w:val="20"/>
         </w:rPr>
-        <w:t xml:space="preserve">Prioridad Media  ·  Semanas 4-5 (2 nov – 13 nov)  ·  Impacto Medio  ·  Esfuerzo Medio</w:t>
+        <w:t xml:space="preserve">Prioridad Media  ·  Semanas 6-7 (16 nov – 27 nov)  ·  Impacto Medio  ·  Esfuerzo Medio</w:t>
       </w:r>
     </w:p>
     <w:p>
@@ -5540,7 +4492,7 @@
           <w:sz w:val="22"/>
           <w:szCs w:val="22"/>
         </w:rPr>
-        <w:t xml:space="preserve">Al menos 358 fichas y 141 categorías no tienen meta description; 22 imágenes de la portada no tienen texto alternativo; 162 H1 llevan emoji.</w:t>
+        <w:t xml:space="preserve">Google no sabe cuál mostrar en Ma.K (español e inglés), «gunpla»/«gundam», modelismo militar y sets de color Vallejo.</w:t>
       </w:r>
     </w:p>
     <w:p>
@@ -5574,7 +4526,7 @@
           <w:sz w:val="22"/>
           <w:szCs w:val="22"/>
         </w:rPr>
-        <w:t xml:space="preserve">Cargar por CSV la plantilla: «{Producto} de {Marca} en stock. Envío gratis desde 99 € y 4,9/5 en +5.000 opiniones. Compra en Robotines.»</w:t>
+        <w:t xml:space="preserve">Elegir en Search Console la URL objetivo para cada consulta.</w:t>
       </w:r>
     </w:p>
     <w:p>
@@ -5592,43 +4544,7 @@
           <w:sz w:val="22"/>
           <w:szCs w:val="22"/>
         </w:rPr>
-        <w:t xml:space="preserve">Personalizar a mano las de más apariciones.</w:t>
-      </w:r>
-    </w:p>
-    <w:p>
-      <w:pPr>
-        <w:pStyle w:val="ListParagraph"/>
-        <w:numPr>
-          <w:ilvl w:val="0"/>
-          <w:numId w:val="7"/>
-        </w:numPr>
-        <w:spacing w:after="40"/>
-      </w:pPr>
-      <w:r>
-        <w:rPr>
-          <w:rFonts w:ascii="Calibri" w:cs="Calibri" w:eastAsia="Calibri" w:hAnsi="Calibri"/>
-          <w:sz w:val="22"/>
-          <w:szCs w:val="22"/>
-        </w:rPr>
-        <w:t xml:space="preserve">Rellenar el texto alternativo de las 22 imágenes de la portada.</w:t>
-      </w:r>
-    </w:p>
-    <w:p>
-      <w:pPr>
-        <w:pStyle w:val="ListParagraph"/>
-        <w:numPr>
-          <w:ilvl w:val="0"/>
-          <w:numId w:val="7"/>
-        </w:numPr>
-        <w:spacing w:after="40"/>
-      </w:pPr>
-      <w:r>
-        <w:rPr>
-          <w:rFonts w:ascii="Calibri" w:cs="Calibri" w:eastAsia="Calibri" w:hAnsi="Calibri"/>
-          <w:sz w:val="22"/>
-          <w:szCs w:val="22"/>
-        </w:rPr>
-        <w:t xml:space="preserve">Quitar los emojis de los títulos SEO.</w:t>
+        <w:t xml:space="preserve">Ajustar títulos, textos y enlaces internos hacia esa URL desde el panel.</w:t>
       </w:r>
     </w:p>
     <w:p>
@@ -5651,7 +4567,7 @@
           <w:sz w:val="22"/>
           <w:szCs w:val="22"/>
         </w:rPr>
-        <w:t xml:space="preserve">0 fichas y categorías indexables sin descripción.</w:t>
+        <w:t xml:space="preserve">Cada consulta con una sola URL dominante.</w:t>
       </w:r>
     </w:p>
     <w:p>
@@ -5674,7 +4590,7 @@
           <w:sz w:val="22"/>
           <w:szCs w:val="22"/>
         </w:rPr>
-        <w:t xml:space="preserve">Visto bueno del cliente (Alejandro, tarea 5).</w:t>
+        <w:t xml:space="preserve">Ninguna.</w:t>
       </w:r>
     </w:p>
     <w:p>
@@ -5692,7 +4608,7 @@
           <w:sz w:val="26"/>
           <w:szCs w:val="26"/>
         </w:rPr>
-        <w:t xml:space="preserve">7. Retirar las páginas de acceso y enviar el sitemap</w:t>
+        <w:t xml:space="preserve">7. Recuperar «super deformed» y SD Gundam</w:t>
       </w:r>
     </w:p>
     <w:p>
@@ -5707,7 +4623,7 @@
           <w:sz w:val="20"/>
           <w:szCs w:val="20"/>
         </w:rPr>
-        <w:t xml:space="preserve">Prioridad Alta  ·  Semanas 3-4 (26 oct – 6 nov)  ·  Impacto Medio  ·  Esfuerzo Bajo</w:t>
+        <w:t xml:space="preserve">Prioridad Alta  ·  Semanas 6-8 (16 nov – 4 dic)  ·  Impacto Alto  ·  Esfuerzo Medio</w:t>
       </w:r>
     </w:p>
     <w:p>
@@ -5731,7 +4647,7 @@
           <w:sz w:val="22"/>
           <w:szCs w:val="22"/>
         </w:rPr>
-        <w:t xml:space="preserve">Las páginas de inicio de sesión salen en Google y el sitemap estaba desactualizado.</w:t>
+        <w:t xml:space="preserve">14.800 búsquedas al mes. La categoría llegó a estar en el puesto 3 y hoy no sale en el top 100.</w:t>
       </w:r>
     </w:p>
     <w:p>
@@ -5765,7 +4681,7 @@
           <w:sz w:val="22"/>
           <w:szCs w:val="22"/>
         </w:rPr>
-        <w:t xml:space="preserve">Cuando Alejandro confirme que el noindex está puesto, solicitar en Search Console › Retiradas la retirada por prefijo.</w:t>
+        <w:t xml:space="preserve">Analizar la página de resultados: si Google no muestra tiendas, apuntar a variantes de compra («maquetas sd gundam», «sd gundam ex standard»).</w:t>
       </w:r>
     </w:p>
     <w:p>
@@ -5783,7 +4699,25 @@
           <w:sz w:val="22"/>
           <w:szCs w:val="22"/>
         </w:rPr>
-        <w:t xml:space="preserve">Cuando confirme el nuevo sitemap, reenviarlo y comprobar que «Descubiertas» ≈ «Indexadas».</w:t>
+        <w:t xml:space="preserve">Si la categoría parece no estar indexada o ha cambiado de URL, avisar a Alejandro.</w:t>
+      </w:r>
+    </w:p>
+    <w:p>
+      <w:pPr>
+        <w:pStyle w:val="ListParagraph"/>
+        <w:numPr>
+          <w:ilvl w:val="0"/>
+          <w:numId w:val="8"/>
+        </w:numPr>
+        <w:spacing w:after="40"/>
+      </w:pPr>
+      <w:r>
+        <w:rPr>
+          <w:rFonts w:ascii="Calibri" w:cs="Calibri" w:eastAsia="Calibri" w:hAnsi="Calibri"/>
+          <w:sz w:val="22"/>
+          <w:szCs w:val="22"/>
+        </w:rPr>
+        <w:t xml:space="preserve">Redactar 300-500 palabras con preguntas frecuentes, título y H1; enlazar desde la categoría Gundam.</w:t>
       </w:r>
     </w:p>
     <w:p>
@@ -5806,7 +4740,7 @@
           <w:sz w:val="22"/>
           <w:szCs w:val="22"/>
         </w:rPr>
-        <w:t xml:space="preserve">site:robotines.com inurl:autenticacion sin resultados y sitemap sin errores.</w:t>
+        <w:t xml:space="preserve">Categoría actualizada y seguida cada semana.</w:t>
       </w:r>
     </w:p>
     <w:p>
@@ -5829,7 +4763,7 @@
           <w:sz w:val="22"/>
           <w:szCs w:val="22"/>
         </w:rPr>
-        <w:t xml:space="preserve">Aviso de Alejandro (tarea 6).</w:t>
+        <w:t xml:space="preserve">Revisión del cliente (Alejandro, tarea 11).</w:t>
       </w:r>
     </w:p>
     <w:p>
@@ -5847,7 +4781,7 @@
           <w:sz w:val="26"/>
           <w:szCs w:val="26"/>
         </w:rPr>
-        <w:t xml:space="preserve">8. Textos de Envíos gratuitos y Devoluciones</w:t>
+        <w:t xml:space="preserve">8. Palabras cerca de la primera página, barcos y trenes</w:t>
       </w:r>
     </w:p>
     <w:p>
@@ -5862,7 +4796,7 @@
           <w:sz w:val="20"/>
           <w:szCs w:val="20"/>
         </w:rPr>
-        <w:t xml:space="preserve">Prioridad Media  ·  Semana 4 (2 nov – 6 nov)  ·  Impacto Medio  ·  Esfuerzo Bajo</w:t>
+        <w:t xml:space="preserve">Prioridad Alta  ·  Semanas 7-9 (23 nov – 11 dic)  ·  Impacto Alto  ·  Esfuerzo Medio</w:t>
       </w:r>
     </w:p>
     <w:p>
@@ -5886,7 +4820,7 @@
           <w:sz w:val="22"/>
           <w:szCs w:val="22"/>
         </w:rPr>
-        <w:t xml:space="preserve">«Envíos gratuitos» responde a una búsqueda real pero tiene 38 palabras y noindex; Devoluciones no tiene descripción.</w:t>
+        <w:t xml:space="preserve">«modelismo maquetas», «tienda maquetas» y «modelismo tiendas» (unas 1.900 búsquedas) están en los puestos 17 y 18; barcos en el 44 y trenes en el 25.</w:t>
       </w:r>
     </w:p>
     <w:p>
@@ -5920,7 +4854,7 @@
           <w:sz w:val="22"/>
           <w:szCs w:val="22"/>
         </w:rPr>
-        <w:t xml:space="preserve">Ampliar «Envíos gratuitos» a unas 300 palabras con preguntas frecuentes.</w:t>
+        <w:t xml:space="preserve">Ver qué URL posiciona para cada palabra.</w:t>
       </w:r>
     </w:p>
     <w:p>
@@ -5938,7 +4872,7 @@
           <w:sz w:val="22"/>
           <w:szCs w:val="22"/>
         </w:rPr>
-        <w:t xml:space="preserve">Meta description y preguntas frecuentes en Devoluciones.</w:t>
+        <w:t xml:space="preserve">Optimizar título, H1 y texto de esa URL y añadir enlaces internos con esas palabras.</w:t>
       </w:r>
     </w:p>
     <w:p>
@@ -5956,7 +4890,7 @@
           <w:sz w:val="22"/>
           <w:szCs w:val="22"/>
         </w:rPr>
-        <w:t xml:space="preserve">Pedir indexación en Search Console cuando Alejandro confirme que se ha quitado el noindex.</w:t>
+        <w:t xml:space="preserve">Barcos y trenes: comparar con El Taller del Modelista y redactar texto, preguntas frecuentes y título orientado a compra.</w:t>
       </w:r>
     </w:p>
     <w:p>
@@ -5979,7 +4913,7 @@
           <w:sz w:val="22"/>
           <w:szCs w:val="22"/>
         </w:rPr>
-        <w:t xml:space="preserve">Páginas publicadas e indexadas.</w:t>
+        <w:t xml:space="preserve">Textos publicados.</w:t>
       </w:r>
     </w:p>
     <w:p>
@@ -6002,7 +4936,7 @@
           <w:sz w:val="22"/>
           <w:szCs w:val="22"/>
         </w:rPr>
-        <w:t xml:space="preserve">Datos del cliente y aviso de Alejandro (tareas 1 y 6).</w:t>
+        <w:t xml:space="preserve">Revisión del cliente (Alejandro, tarea 11).</w:t>
       </w:r>
     </w:p>
     <w:p>
@@ -6020,7 +4954,7 @@
           <w:sz w:val="26"/>
           <w:szCs w:val="26"/>
         </w:rPr>
-        <w:t xml:space="preserve">9. Medir la velocidad y proponer el nuevo menú</w:t>
+        <w:t xml:space="preserve">9. Tres guías para el blog</w:t>
       </w:r>
     </w:p>
     <w:p>
@@ -6035,7 +4969,7 @@
           <w:sz w:val="20"/>
           <w:szCs w:val="20"/>
         </w:rPr>
-        <w:t xml:space="preserve">Prioridad Alta  ·  Semana 5 (9 nov – 13 nov)  ·  Impacto Alto  ·  Esfuerzo Bajo</w:t>
+        <w:t xml:space="preserve">Prioridad Media  ·  Semanas 8-11 (30 nov – 25 dic)  ·  Impacto Medio  ·  Esfuerzo Alto</w:t>
       </w:r>
     </w:p>
     <w:p>
@@ -6059,7 +4993,7 @@
           <w:sz w:val="22"/>
           <w:szCs w:val="22"/>
         </w:rPr>
-        <w:t xml:space="preserve">Es el freno técnico más claro y hay que poder demostrar la mejora.</w:t>
+        <w:t xml:space="preserve">Sin guías la tienda solo capta a quien ya sabe lo que busca.</w:t>
       </w:r>
     </w:p>
     <w:p>
@@ -6093,7 +5027,7 @@
           <w:sz w:val="22"/>
           <w:szCs w:val="22"/>
         </w:rPr>
-        <w:t xml:space="preserve">Registrar LCP, INP y CLS (PageSpeed Insights / CrUX) de portada, categoría y ficha antes de los cambios.</w:t>
+        <w:t xml:space="preserve">Cómo pintar maquetas Gundam para principiantes.</w:t>
       </w:r>
     </w:p>
     <w:p>
@@ -6111,7 +5045,7 @@
           <w:sz w:val="22"/>
           <w:szCs w:val="22"/>
         </w:rPr>
-        <w:t xml:space="preserve">Proponer el nuevo menú (primer y segundo nivel) con datos de búsquedas.</w:t>
+        <w:t xml:space="preserve">Mejores herramientas y pinceles de precisión (Mr. Hobby, Modelcraft, Tamiya).</w:t>
       </w:r>
     </w:p>
     <w:p>
@@ -6129,7 +5063,7 @@
           <w:sz w:val="22"/>
           <w:szCs w:val="22"/>
         </w:rPr>
-        <w:t xml:space="preserve">Enviar mediciones y propuesta a Alejandro.</w:t>
+        <w:t xml:space="preserve">Maquetas Pokémon: Bandai frente a Takara Tomy.</w:t>
       </w:r>
     </w:p>
     <w:p>
@@ -6147,7 +5081,7 @@
           <w:sz w:val="22"/>
           <w:szCs w:val="22"/>
         </w:rPr>
-        <w:t xml:space="preserve">Medir de nuevo cada vez que Alejandro avise de un cambio.</w:t>
+        <w:t xml:space="preserve">Cada una: 1.500-2.500 palabras, fotos del cliente, 5-10 enlaces a productos y categorías y autor con experiencia.</w:t>
       </w:r>
     </w:p>
     <w:p>
@@ -6170,7 +5104,7 @@
           <w:sz w:val="22"/>
           <w:szCs w:val="22"/>
         </w:rPr>
-        <w:t xml:space="preserve">Tabla antes/después y propuesta de menú entregadas.</w:t>
+        <w:t xml:space="preserve">Tres guías publicadas.</w:t>
       </w:r>
     </w:p>
     <w:p>
@@ -6193,7 +5127,7 @@
           <w:sz w:val="22"/>
           <w:szCs w:val="22"/>
         </w:rPr>
-        <w:t xml:space="preserve">Alejandro (tareas 9 y 10).</w:t>
+        <w:t xml:space="preserve">Fotos y revisión del cliente (Alejandro, tarea 11).</w:t>
       </w:r>
     </w:p>
     <w:p>
@@ -6211,7 +5145,7 @@
           <w:sz w:val="26"/>
           <w:szCs w:val="26"/>
         </w:rPr>
-        <w:t xml:space="preserve">10. Resolver las páginas que compiten entre sí</w:t>
+        <w:t xml:space="preserve">10. Registro de cambios y resultados on page</w:t>
       </w:r>
     </w:p>
     <w:p>
@@ -6226,7 +5160,7 @@
           <w:sz w:val="20"/>
           <w:szCs w:val="20"/>
         </w:rPr>
-        <w:t xml:space="preserve">Prioridad Media  ·  Semanas 6-7 (16 nov – 27 nov)  ·  Impacto Medio  ·  Esfuerzo Medio</w:t>
+        <w:t xml:space="preserve">Prioridad Media  ·  Semanas 8-12 (30 nov – 31 dic) y continuo  ·  Impacto Medio  ·  Esfuerzo Bajo</w:t>
       </w:r>
     </w:p>
     <w:p>
@@ -6250,7 +5184,7 @@
           <w:sz w:val="22"/>
           <w:szCs w:val="22"/>
         </w:rPr>
-        <w:t xml:space="preserve">Google no sabe cuál mostrar en Ma.K (español e inglés), «gunpla»/«gundam», modelismo militar y sets de color Vallejo.</w:t>
+        <w:t xml:space="preserve">Alejandro lo incluye en el informe mensual al cliente.</w:t>
       </w:r>
     </w:p>
     <w:p>
@@ -6284,7 +5218,7 @@
           <w:sz w:val="22"/>
           <w:szCs w:val="22"/>
         </w:rPr>
-        <w:t xml:space="preserve">Elegir en Search Console la URL objetivo para cada consulta.</w:t>
+        <w:t xml:space="preserve">Mantener al día el registro de cambios (página, qué se cambió, fecha).</w:t>
       </w:r>
     </w:p>
     <w:p>
@@ -6302,7 +5236,25 @@
           <w:sz w:val="22"/>
           <w:szCs w:val="22"/>
         </w:rPr>
-        <w:t xml:space="preserve">Ajustar títulos, textos y enlaces internos hacia esa URL desde el panel.</w:t>
+        <w:t xml:space="preserve">A finales de noviembre y de diciembre, comparar clics, % de clic y posición de las páginas tocadas con la foto de partida.</w:t>
+      </w:r>
+    </w:p>
+    <w:p>
+      <w:pPr>
+        <w:pStyle w:val="ListParagraph"/>
+        <w:numPr>
+          <w:ilvl w:val="0"/>
+          <w:numId w:val="11"/>
+        </w:numPr>
+        <w:spacing w:after="40"/>
+      </w:pPr>
+      <w:r>
+        <w:rPr>
+          <w:rFonts w:ascii="Calibri" w:cs="Calibri" w:eastAsia="Calibri" w:hAnsi="Calibri"/>
+          <w:sz w:val="22"/>
+          <w:szCs w:val="22"/>
+        </w:rPr>
+        <w:t xml:space="preserve">Enviar el resumen a Alejandro.</w:t>
       </w:r>
     </w:p>
     <w:p>
@@ -6325,7 +5277,7 @@
           <w:sz w:val="22"/>
           <w:szCs w:val="22"/>
         </w:rPr>
-        <w:t xml:space="preserve">Cada consulta con una sola URL dominante.</w:t>
+        <w:t xml:space="preserve">Resumen entregado cada mes.</w:t>
       </w:r>
     </w:p>
     <w:p>
@@ -6348,80 +5300,23 @@
           <w:sz w:val="22"/>
           <w:szCs w:val="22"/>
         </w:rPr>
-        <w:t xml:space="preserve">Ninguna.</w:t>
-      </w:r>
-    </w:p>
-    <w:p>
-      <w:pPr>
-        <w:pStyle w:val="Heading2"/>
-        <w:keepNext/>
-        <w:spacing w:after="60" w:before="280"/>
+        <w:t xml:space="preserve">Informe al cliente: Alejandro (tarea 13).</w:t>
+      </w:r>
+    </w:p>
+    <w:p>
+      <w:pPr>
+        <w:pStyle w:val="Heading1"/>
       </w:pPr>
       <w:r>
         <w:rPr>
           <w:rFonts w:ascii="Calibri" w:cs="Calibri" w:eastAsia="Calibri" w:hAnsi="Calibri"/>
           <w:b/>
           <w:bCs/>
-          <w:color w:val="2E75B6"/>
-          <w:sz w:val="26"/>
-          <w:szCs w:val="26"/>
-        </w:rPr>
-        <w:t xml:space="preserve">11. Reglas para filtros y paginación</w:t>
-      </w:r>
-    </w:p>
-    <w:p>
-      <w:pPr>
-        <w:keepNext/>
-        <w:spacing w:after="80"/>
-      </w:pPr>
-      <w:r>
-        <w:rPr>
-          <w:rFonts w:ascii="Calibri" w:cs="Calibri" w:eastAsia="Calibri" w:hAnsi="Calibri"/>
-          <w:color w:val="595959"/>
-          <w:sz w:val="20"/>
-          <w:szCs w:val="20"/>
-        </w:rPr>
-        <w:t xml:space="preserve">Prioridad Media  ·  Semanas 7-8 (23 nov – 4 dic)  ·  Impacto Medio  ·  Esfuerzo Medio</w:t>
-      </w:r>
-    </w:p>
-    <w:p>
-      <w:pPr>
-        <w:keepNext/>
-        <w:spacing w:after="80"/>
-      </w:pPr>
-      <w:r>
-        <w:rPr>
-          <w:rFonts w:ascii="Calibri" w:cs="Calibri" w:eastAsia="Calibri" w:hAnsi="Calibri"/>
-          <w:b/>
-          <w:bCs/>
-          <w:sz w:val="22"/>
-          <w:szCs w:val="22"/>
-        </w:rPr>
-        <w:t xml:space="preserve">Por qué: </w:t>
-      </w:r>
-      <w:r>
-        <w:rPr>
-          <w:rFonts w:ascii="Calibri" w:cs="Calibri" w:eastAsia="Calibri" w:hAnsi="Calibri"/>
-          <w:sz w:val="22"/>
-          <w:szCs w:val="22"/>
-        </w:rPr>
-        <w:t xml:space="preserve">120 URL con filtros o «?page=» suman el 25 % de las apariciones auditadas.</w:t>
-      </w:r>
-    </w:p>
-    <w:p>
-      <w:pPr>
-        <w:keepNext/>
-        <w:spacing w:after="40"/>
-      </w:pPr>
-      <w:r>
-        <w:rPr>
-          <w:rFonts w:ascii="Calibri" w:cs="Calibri" w:eastAsia="Calibri" w:hAnsi="Calibri"/>
-          <w:b/>
-          <w:bCs/>
-          <w:sz w:val="22"/>
-          <w:szCs w:val="22"/>
-        </w:rPr>
-        <w:t xml:space="preserve">Pasos:</w:t>
+          <w:color w:val="1F4E79"/>
+          <w:sz w:val="32"/>
+          <w:szCs w:val="32"/>
+        </w:rPr>
+        <w:t xml:space="preserve">Pendiente de decidir</w:t>
       </w:r>
     </w:p>
     <w:p>
@@ -6431,15 +5326,15 @@
           <w:ilvl w:val="0"/>
           <w:numId w:val="12"/>
         </w:numPr>
-        <w:spacing w:after="40"/>
-      </w:pPr>
-      <w:r>
-        <w:rPr>
-          <w:rFonts w:ascii="Calibri" w:cs="Calibri" w:eastAsia="Calibri" w:hAnsi="Calibri"/>
-          <w:sz w:val="22"/>
-          <w:szCs w:val="22"/>
-        </w:rPr>
-        <w:t xml:space="preserve">Identificar en Search Console las combinaciones de filtros con apariciones y clics.</w:t>
+        <w:spacing w:after="60"/>
+      </w:pPr>
+      <w:r>
+        <w:rPr>
+          <w:rFonts w:ascii="Calibri" w:cs="Calibri" w:eastAsia="Calibri" w:hAnsi="Calibri"/>
+          <w:sz w:val="22"/>
+          <w:szCs w:val="22"/>
+        </w:rPr>
+        <w:t xml:space="preserve">Prioridad entre SD Gundam, barcos y trenes según el margen del cliente (lo decide Alejandro).</w:t>
       </w:r>
     </w:p>
     <w:p>
@@ -6449,2023 +5344,15 @@
           <w:ilvl w:val="0"/>
           <w:numId w:val="12"/>
         </w:numPr>
-        <w:spacing w:after="40"/>
-      </w:pPr>
-      <w:r>
-        <w:rPr>
-          <w:rFonts w:ascii="Calibri" w:cs="Calibri" w:eastAsia="Calibri" w:hAnsi="Calibri"/>
-          <w:sz w:val="22"/>
-          <w:szCs w:val="22"/>
-        </w:rPr>
-        <w:t xml:space="preserve">Decidir cuáles pasan a página propia y cuáles llevan noindex.</w:t>
-      </w:r>
-    </w:p>
-    <w:p>
-      <w:pPr>
-        <w:pStyle w:val="ListParagraph"/>
-        <w:numPr>
-          <w:ilvl w:val="0"/>
-          <w:numId w:val="12"/>
-        </w:numPr>
-        <w:spacing w:after="40"/>
-      </w:pPr>
-      <w:r>
-        <w:rPr>
-          <w:rFonts w:ascii="Calibri" w:cs="Calibri" w:eastAsia="Calibri" w:hAnsi="Calibri"/>
-          <w:sz w:val="22"/>
-          <w:szCs w:val="22"/>
-        </w:rPr>
-        <w:t xml:space="preserve">Enviar las reglas a Alejandro.</w:t>
-      </w:r>
-    </w:p>
-    <w:p>
-      <w:pPr>
-        <w:spacing w:after="80" w:before="60"/>
-      </w:pPr>
-      <w:r>
-        <w:rPr>
-          <w:rFonts w:ascii="Calibri" w:cs="Calibri" w:eastAsia="Calibri" w:hAnsi="Calibri"/>
-          <w:b/>
-          <w:bCs/>
-          <w:sz w:val="22"/>
-          <w:szCs w:val="22"/>
-        </w:rPr>
-        <w:t xml:space="preserve">Hecho cuando: </w:t>
-      </w:r>
-      <w:r>
-        <w:rPr>
-          <w:rFonts w:ascii="Calibri" w:cs="Calibri" w:eastAsia="Calibri" w:hAnsi="Calibri"/>
-          <w:sz w:val="22"/>
-          <w:szCs w:val="22"/>
-        </w:rPr>
-        <w:t xml:space="preserve">Reglas entregadas.</w:t>
-      </w:r>
-    </w:p>
-    <w:p>
-      <w:pPr>
-        <w:spacing w:after="80"/>
-      </w:pPr>
-      <w:r>
-        <w:rPr>
-          <w:rFonts w:ascii="Calibri" w:cs="Calibri" w:eastAsia="Calibri" w:hAnsi="Calibri"/>
-          <w:b/>
-          <w:bCs/>
-          <w:sz w:val="22"/>
-          <w:szCs w:val="22"/>
-        </w:rPr>
-        <w:t xml:space="preserve">Depende de / coordinar con: </w:t>
-      </w:r>
-      <w:r>
-        <w:rPr>
-          <w:rFonts w:ascii="Calibri" w:cs="Calibri" w:eastAsia="Calibri" w:hAnsi="Calibri"/>
-          <w:sz w:val="22"/>
-          <w:szCs w:val="22"/>
-        </w:rPr>
-        <w:t xml:space="preserve">Alejandro las pasa al desarrollador (tarea 12).</w:t>
-      </w:r>
-    </w:p>
-    <w:p>
-      <w:pPr>
-        <w:pStyle w:val="Heading2"/>
-        <w:keepNext/>
-        <w:spacing w:after="60" w:before="280"/>
-      </w:pPr>
-      <w:r>
-        <w:rPr>
-          <w:rFonts w:ascii="Calibri" w:cs="Calibri" w:eastAsia="Calibri" w:hAnsi="Calibri"/>
-          <w:b/>
-          <w:bCs/>
-          <w:color w:val="2E75B6"/>
-          <w:sz w:val="26"/>
-          <w:szCs w:val="26"/>
-        </w:rPr>
-        <w:t xml:space="preserve">12. Recuperar «super deformed» y SD Gundam</w:t>
-      </w:r>
-    </w:p>
-    <w:p>
-      <w:pPr>
-        <w:keepNext/>
-        <w:spacing w:after="80"/>
-      </w:pPr>
-      <w:r>
-        <w:rPr>
-          <w:rFonts w:ascii="Calibri" w:cs="Calibri" w:eastAsia="Calibri" w:hAnsi="Calibri"/>
-          <w:color w:val="595959"/>
-          <w:sz w:val="20"/>
-          <w:szCs w:val="20"/>
-        </w:rPr>
-        <w:t xml:space="preserve">Prioridad Alta  ·  Semanas 6-8 (16 nov – 4 dic)  ·  Impacto Alto  ·  Esfuerzo Medio</w:t>
-      </w:r>
-    </w:p>
-    <w:p>
-      <w:pPr>
-        <w:keepNext/>
-        <w:spacing w:after="80"/>
-      </w:pPr>
-      <w:r>
-        <w:rPr>
-          <w:rFonts w:ascii="Calibri" w:cs="Calibri" w:eastAsia="Calibri" w:hAnsi="Calibri"/>
-          <w:b/>
-          <w:bCs/>
-          <w:sz w:val="22"/>
-          <w:szCs w:val="22"/>
-        </w:rPr>
-        <w:t xml:space="preserve">Por qué: </w:t>
-      </w:r>
-      <w:r>
-        <w:rPr>
-          <w:rFonts w:ascii="Calibri" w:cs="Calibri" w:eastAsia="Calibri" w:hAnsi="Calibri"/>
-          <w:sz w:val="22"/>
-          <w:szCs w:val="22"/>
-        </w:rPr>
-        <w:t xml:space="preserve">14.800 búsquedas al mes. La categoría llegó a estar en el puesto 3 y hoy no sale en el top 100.</w:t>
-      </w:r>
-    </w:p>
-    <w:p>
-      <w:pPr>
-        <w:keepNext/>
-        <w:spacing w:after="40"/>
-      </w:pPr>
-      <w:r>
-        <w:rPr>
-          <w:rFonts w:ascii="Calibri" w:cs="Calibri" w:eastAsia="Calibri" w:hAnsi="Calibri"/>
-          <w:b/>
-          <w:bCs/>
-          <w:sz w:val="22"/>
-          <w:szCs w:val="22"/>
-        </w:rPr>
-        <w:t xml:space="preserve">Pasos:</w:t>
-      </w:r>
-    </w:p>
-    <w:p>
-      <w:pPr>
-        <w:pStyle w:val="ListParagraph"/>
-        <w:numPr>
-          <w:ilvl w:val="0"/>
-          <w:numId w:val="13"/>
-        </w:numPr>
-        <w:spacing w:after="40"/>
-      </w:pPr>
-      <w:r>
-        <w:rPr>
-          <w:rFonts w:ascii="Calibri" w:cs="Calibri" w:eastAsia="Calibri" w:hAnsi="Calibri"/>
-          <w:sz w:val="22"/>
-          <w:szCs w:val="22"/>
-        </w:rPr>
-        <w:t xml:space="preserve">Analizar la página de resultados: si Google no muestra tiendas, apuntar a variantes de compra («maquetas sd gundam», «sd gundam ex standard»).</w:t>
-      </w:r>
-    </w:p>
-    <w:p>
-      <w:pPr>
-        <w:pStyle w:val="ListParagraph"/>
-        <w:numPr>
-          <w:ilvl w:val="0"/>
-          <w:numId w:val="13"/>
-        </w:numPr>
-        <w:spacing w:after="40"/>
-      </w:pPr>
-      <w:r>
-        <w:rPr>
-          <w:rFonts w:ascii="Calibri" w:cs="Calibri" w:eastAsia="Calibri" w:hAnsi="Calibri"/>
-          <w:sz w:val="22"/>
-          <w:szCs w:val="22"/>
-        </w:rPr>
-        <w:t xml:space="preserve">Comprobar con la inspección de URL si la categoría está indexada y es la canónica; si cambió de URL, pedir la redirección a través de Alejandro.</w:t>
-      </w:r>
-    </w:p>
-    <w:p>
-      <w:pPr>
-        <w:pStyle w:val="ListParagraph"/>
-        <w:numPr>
-          <w:ilvl w:val="0"/>
-          <w:numId w:val="13"/>
-        </w:numPr>
-        <w:spacing w:after="40"/>
-      </w:pPr>
-      <w:r>
-        <w:rPr>
-          <w:rFonts w:ascii="Calibri" w:cs="Calibri" w:eastAsia="Calibri" w:hAnsi="Calibri"/>
-          <w:sz w:val="22"/>
-          <w:szCs w:val="22"/>
-        </w:rPr>
-        <w:t xml:space="preserve">Redactar 300-500 palabras con preguntas frecuentes, título y H1; enlazar desde la categoría Gundam.</w:t>
-      </w:r>
-    </w:p>
-    <w:p>
-      <w:pPr>
-        <w:spacing w:after="80" w:before="60"/>
-      </w:pPr>
-      <w:r>
-        <w:rPr>
-          <w:rFonts w:ascii="Calibri" w:cs="Calibri" w:eastAsia="Calibri" w:hAnsi="Calibri"/>
-          <w:b/>
-          <w:bCs/>
-          <w:sz w:val="22"/>
-          <w:szCs w:val="22"/>
-        </w:rPr>
-        <w:t xml:space="preserve">Hecho cuando: </w:t>
-      </w:r>
-      <w:r>
-        <w:rPr>
-          <w:rFonts w:ascii="Calibri" w:cs="Calibri" w:eastAsia="Calibri" w:hAnsi="Calibri"/>
-          <w:sz w:val="22"/>
-          <w:szCs w:val="22"/>
-        </w:rPr>
-        <w:t xml:space="preserve">Categoría actualizada y seguida cada semana.</w:t>
-      </w:r>
-    </w:p>
-    <w:p>
-      <w:pPr>
-        <w:spacing w:after="80"/>
-      </w:pPr>
-      <w:r>
-        <w:rPr>
-          <w:rFonts w:ascii="Calibri" w:cs="Calibri" w:eastAsia="Calibri" w:hAnsi="Calibri"/>
-          <w:b/>
-          <w:bCs/>
-          <w:sz w:val="22"/>
-          <w:szCs w:val="22"/>
-        </w:rPr>
-        <w:t xml:space="preserve">Depende de / coordinar con: </w:t>
-      </w:r>
-      <w:r>
-        <w:rPr>
-          <w:rFonts w:ascii="Calibri" w:cs="Calibri" w:eastAsia="Calibri" w:hAnsi="Calibri"/>
-          <w:sz w:val="22"/>
-          <w:szCs w:val="22"/>
-        </w:rPr>
-        <w:t xml:space="preserve">Revisión del cliente (Alejandro, tarea 11).</w:t>
-      </w:r>
-    </w:p>
-    <w:p>
-      <w:pPr>
-        <w:pStyle w:val="Heading2"/>
-        <w:keepNext/>
-        <w:spacing w:after="60" w:before="280"/>
-      </w:pPr>
-      <w:r>
-        <w:rPr>
-          <w:rFonts w:ascii="Calibri" w:cs="Calibri" w:eastAsia="Calibri" w:hAnsi="Calibri"/>
-          <w:b/>
-          <w:bCs/>
-          <w:color w:val="2E75B6"/>
-          <w:sz w:val="26"/>
-          <w:szCs w:val="26"/>
-        </w:rPr>
-        <w:t xml:space="preserve">13. Palabras cerca de la primera página, barcos y trenes</w:t>
-      </w:r>
-    </w:p>
-    <w:p>
-      <w:pPr>
-        <w:keepNext/>
-        <w:spacing w:after="80"/>
-      </w:pPr>
-      <w:r>
-        <w:rPr>
-          <w:rFonts w:ascii="Calibri" w:cs="Calibri" w:eastAsia="Calibri" w:hAnsi="Calibri"/>
-          <w:color w:val="595959"/>
-          <w:sz w:val="20"/>
-          <w:szCs w:val="20"/>
-        </w:rPr>
-        <w:t xml:space="preserve">Prioridad Alta  ·  Semanas 7-9 (23 nov – 11 dic)  ·  Impacto Alto  ·  Esfuerzo Medio</w:t>
-      </w:r>
-    </w:p>
-    <w:p>
-      <w:pPr>
-        <w:keepNext/>
-        <w:spacing w:after="80"/>
-      </w:pPr>
-      <w:r>
-        <w:rPr>
-          <w:rFonts w:ascii="Calibri" w:cs="Calibri" w:eastAsia="Calibri" w:hAnsi="Calibri"/>
-          <w:b/>
-          <w:bCs/>
-          <w:sz w:val="22"/>
-          <w:szCs w:val="22"/>
-        </w:rPr>
-        <w:t xml:space="preserve">Por qué: </w:t>
-      </w:r>
-      <w:r>
-        <w:rPr>
-          <w:rFonts w:ascii="Calibri" w:cs="Calibri" w:eastAsia="Calibri" w:hAnsi="Calibri"/>
-          <w:sz w:val="22"/>
-          <w:szCs w:val="22"/>
-        </w:rPr>
-        <w:t xml:space="preserve">«modelismo maquetas», «tienda maquetas» y «modelismo tiendas» (unas 1.900 búsquedas) están en los puestos 17 y 18; barcos en el 44 y trenes en el 25.</w:t>
-      </w:r>
-    </w:p>
-    <w:p>
-      <w:pPr>
-        <w:keepNext/>
-        <w:spacing w:after="40"/>
-      </w:pPr>
-      <w:r>
-        <w:rPr>
-          <w:rFonts w:ascii="Calibri" w:cs="Calibri" w:eastAsia="Calibri" w:hAnsi="Calibri"/>
-          <w:b/>
-          <w:bCs/>
-          <w:sz w:val="22"/>
-          <w:szCs w:val="22"/>
-        </w:rPr>
-        <w:t xml:space="preserve">Pasos:</w:t>
-      </w:r>
-    </w:p>
-    <w:p>
-      <w:pPr>
-        <w:pStyle w:val="ListParagraph"/>
-        <w:numPr>
-          <w:ilvl w:val="0"/>
-          <w:numId w:val="14"/>
-        </w:numPr>
-        <w:spacing w:after="40"/>
-      </w:pPr>
-      <w:r>
-        <w:rPr>
-          <w:rFonts w:ascii="Calibri" w:cs="Calibri" w:eastAsia="Calibri" w:hAnsi="Calibri"/>
-          <w:sz w:val="22"/>
-          <w:szCs w:val="22"/>
-        </w:rPr>
-        <w:t xml:space="preserve">Ver qué URL posiciona para cada palabra.</w:t>
-      </w:r>
-    </w:p>
-    <w:p>
-      <w:pPr>
-        <w:pStyle w:val="ListParagraph"/>
-        <w:numPr>
-          <w:ilvl w:val="0"/>
-          <w:numId w:val="14"/>
-        </w:numPr>
-        <w:spacing w:after="40"/>
-      </w:pPr>
-      <w:r>
-        <w:rPr>
-          <w:rFonts w:ascii="Calibri" w:cs="Calibri" w:eastAsia="Calibri" w:hAnsi="Calibri"/>
-          <w:sz w:val="22"/>
-          <w:szCs w:val="22"/>
-        </w:rPr>
-        <w:t xml:space="preserve">Optimizar título, H1 y texto de esa URL y añadir enlaces internos con esas palabras.</w:t>
-      </w:r>
-    </w:p>
-    <w:p>
-      <w:pPr>
-        <w:pStyle w:val="ListParagraph"/>
-        <w:numPr>
-          <w:ilvl w:val="0"/>
-          <w:numId w:val="14"/>
-        </w:numPr>
-        <w:spacing w:after="40"/>
-      </w:pPr>
-      <w:r>
-        <w:rPr>
-          <w:rFonts w:ascii="Calibri" w:cs="Calibri" w:eastAsia="Calibri" w:hAnsi="Calibri"/>
-          <w:sz w:val="22"/>
-          <w:szCs w:val="22"/>
-        </w:rPr>
-        <w:t xml:space="preserve">Barcos y trenes: comparar con El Taller del Modelista y redactar texto, preguntas frecuentes y título orientado a compra.</w:t>
-      </w:r>
-    </w:p>
-    <w:p>
-      <w:pPr>
-        <w:spacing w:after="80" w:before="60"/>
-      </w:pPr>
-      <w:r>
-        <w:rPr>
-          <w:rFonts w:ascii="Calibri" w:cs="Calibri" w:eastAsia="Calibri" w:hAnsi="Calibri"/>
-          <w:b/>
-          <w:bCs/>
-          <w:sz w:val="22"/>
-          <w:szCs w:val="22"/>
-        </w:rPr>
-        <w:t xml:space="preserve">Hecho cuando: </w:t>
-      </w:r>
-      <w:r>
-        <w:rPr>
-          <w:rFonts w:ascii="Calibri" w:cs="Calibri" w:eastAsia="Calibri" w:hAnsi="Calibri"/>
-          <w:sz w:val="22"/>
-          <w:szCs w:val="22"/>
-        </w:rPr>
-        <w:t xml:space="preserve">Textos publicados.</w:t>
-      </w:r>
-    </w:p>
-    <w:p>
-      <w:pPr>
-        <w:spacing w:after="80"/>
-      </w:pPr>
-      <w:r>
-        <w:rPr>
-          <w:rFonts w:ascii="Calibri" w:cs="Calibri" w:eastAsia="Calibri" w:hAnsi="Calibri"/>
-          <w:b/>
-          <w:bCs/>
-          <w:sz w:val="22"/>
-          <w:szCs w:val="22"/>
-        </w:rPr>
-        <w:t xml:space="preserve">Depende de / coordinar con: </w:t>
-      </w:r>
-      <w:r>
-        <w:rPr>
-          <w:rFonts w:ascii="Calibri" w:cs="Calibri" w:eastAsia="Calibri" w:hAnsi="Calibri"/>
-          <w:sz w:val="22"/>
-          <w:szCs w:val="22"/>
-        </w:rPr>
-        <w:t xml:space="preserve">Revisión del cliente (Alejandro, tarea 11).</w:t>
-      </w:r>
-    </w:p>
-    <w:p>
-      <w:pPr>
-        <w:pStyle w:val="Heading2"/>
-        <w:keepNext/>
-        <w:spacing w:after="60" w:before="280"/>
-      </w:pPr>
-      <w:r>
-        <w:rPr>
-          <w:rFonts w:ascii="Calibri" w:cs="Calibri" w:eastAsia="Calibri" w:hAnsi="Calibri"/>
-          <w:b/>
-          <w:bCs/>
-          <w:color w:val="2E75B6"/>
-          <w:sz w:val="26"/>
-          <w:szCs w:val="26"/>
-        </w:rPr>
-        <w:t xml:space="preserve">14. Tres guías para el blog</w:t>
-      </w:r>
-    </w:p>
-    <w:p>
-      <w:pPr>
-        <w:keepNext/>
-        <w:spacing w:after="80"/>
-      </w:pPr>
-      <w:r>
-        <w:rPr>
-          <w:rFonts w:ascii="Calibri" w:cs="Calibri" w:eastAsia="Calibri" w:hAnsi="Calibri"/>
-          <w:color w:val="595959"/>
-          <w:sz w:val="20"/>
-          <w:szCs w:val="20"/>
-        </w:rPr>
-        <w:t xml:space="preserve">Prioridad Media  ·  Semanas 8-11 (30 nov – 25 dic)  ·  Impacto Medio  ·  Esfuerzo Alto</w:t>
-      </w:r>
-    </w:p>
-    <w:p>
-      <w:pPr>
-        <w:keepNext/>
-        <w:spacing w:after="80"/>
-      </w:pPr>
-      <w:r>
-        <w:rPr>
-          <w:rFonts w:ascii="Calibri" w:cs="Calibri" w:eastAsia="Calibri" w:hAnsi="Calibri"/>
-          <w:b/>
-          <w:bCs/>
-          <w:sz w:val="22"/>
-          <w:szCs w:val="22"/>
-        </w:rPr>
-        <w:t xml:space="preserve">Por qué: </w:t>
-      </w:r>
-      <w:r>
-        <w:rPr>
-          <w:rFonts w:ascii="Calibri" w:cs="Calibri" w:eastAsia="Calibri" w:hAnsi="Calibri"/>
-          <w:sz w:val="22"/>
-          <w:szCs w:val="22"/>
-        </w:rPr>
-        <w:t xml:space="preserve">Sin guías la tienda solo capta a quien ya sabe lo que busca.</w:t>
-      </w:r>
-    </w:p>
-    <w:p>
-      <w:pPr>
-        <w:keepNext/>
-        <w:spacing w:after="40"/>
-      </w:pPr>
-      <w:r>
-        <w:rPr>
-          <w:rFonts w:ascii="Calibri" w:cs="Calibri" w:eastAsia="Calibri" w:hAnsi="Calibri"/>
-          <w:b/>
-          <w:bCs/>
-          <w:sz w:val="22"/>
-          <w:szCs w:val="22"/>
-        </w:rPr>
-        <w:t xml:space="preserve">Pasos:</w:t>
-      </w:r>
-    </w:p>
-    <w:p>
-      <w:pPr>
-        <w:pStyle w:val="ListParagraph"/>
-        <w:numPr>
-          <w:ilvl w:val="0"/>
-          <w:numId w:val="15"/>
-        </w:numPr>
-        <w:spacing w:after="40"/>
-      </w:pPr>
-      <w:r>
-        <w:rPr>
-          <w:rFonts w:ascii="Calibri" w:cs="Calibri" w:eastAsia="Calibri" w:hAnsi="Calibri"/>
-          <w:sz w:val="22"/>
-          <w:szCs w:val="22"/>
-        </w:rPr>
-        <w:t xml:space="preserve">Cómo pintar maquetas Gundam para principiantes.</w:t>
-      </w:r>
-    </w:p>
-    <w:p>
-      <w:pPr>
-        <w:pStyle w:val="ListParagraph"/>
-        <w:numPr>
-          <w:ilvl w:val="0"/>
-          <w:numId w:val="15"/>
-        </w:numPr>
-        <w:spacing w:after="40"/>
-      </w:pPr>
-      <w:r>
-        <w:rPr>
-          <w:rFonts w:ascii="Calibri" w:cs="Calibri" w:eastAsia="Calibri" w:hAnsi="Calibri"/>
-          <w:sz w:val="22"/>
-          <w:szCs w:val="22"/>
-        </w:rPr>
-        <w:t xml:space="preserve">Mejores herramientas y pinceles de precisión (Mr. Hobby, Modelcraft, Tamiya).</w:t>
-      </w:r>
-    </w:p>
-    <w:p>
-      <w:pPr>
-        <w:pStyle w:val="ListParagraph"/>
-        <w:numPr>
-          <w:ilvl w:val="0"/>
-          <w:numId w:val="15"/>
-        </w:numPr>
-        <w:spacing w:after="40"/>
-      </w:pPr>
-      <w:r>
-        <w:rPr>
-          <w:rFonts w:ascii="Calibri" w:cs="Calibri" w:eastAsia="Calibri" w:hAnsi="Calibri"/>
-          <w:sz w:val="22"/>
-          <w:szCs w:val="22"/>
-        </w:rPr>
-        <w:t xml:space="preserve">Maquetas Pokémon: Bandai frente a Takara Tomy.</w:t>
-      </w:r>
-    </w:p>
-    <w:p>
-      <w:pPr>
-        <w:pStyle w:val="ListParagraph"/>
-        <w:numPr>
-          <w:ilvl w:val="0"/>
-          <w:numId w:val="15"/>
-        </w:numPr>
-        <w:spacing w:after="40"/>
-      </w:pPr>
-      <w:r>
-        <w:rPr>
-          <w:rFonts w:ascii="Calibri" w:cs="Calibri" w:eastAsia="Calibri" w:hAnsi="Calibri"/>
-          <w:sz w:val="22"/>
-          <w:szCs w:val="22"/>
-        </w:rPr>
-        <w:t xml:space="preserve">Cada una: 1.500-2.500 palabras, fotos del cliente, 5-10 enlaces a productos y categorías y autor con experiencia.</w:t>
-      </w:r>
-    </w:p>
-    <w:p>
-      <w:pPr>
-        <w:spacing w:after="80" w:before="60"/>
-      </w:pPr>
-      <w:r>
-        <w:rPr>
-          <w:rFonts w:ascii="Calibri" w:cs="Calibri" w:eastAsia="Calibri" w:hAnsi="Calibri"/>
-          <w:b/>
-          <w:bCs/>
-          <w:sz w:val="22"/>
-          <w:szCs w:val="22"/>
-        </w:rPr>
-        <w:t xml:space="preserve">Hecho cuando: </w:t>
-      </w:r>
-      <w:r>
-        <w:rPr>
-          <w:rFonts w:ascii="Calibri" w:cs="Calibri" w:eastAsia="Calibri" w:hAnsi="Calibri"/>
-          <w:sz w:val="22"/>
-          <w:szCs w:val="22"/>
-        </w:rPr>
-        <w:t xml:space="preserve">Tres guías publicadas.</w:t>
-      </w:r>
-    </w:p>
-    <w:p>
-      <w:pPr>
-        <w:spacing w:after="80"/>
-      </w:pPr>
-      <w:r>
-        <w:rPr>
-          <w:rFonts w:ascii="Calibri" w:cs="Calibri" w:eastAsia="Calibri" w:hAnsi="Calibri"/>
-          <w:b/>
-          <w:bCs/>
-          <w:sz w:val="22"/>
-          <w:szCs w:val="22"/>
-        </w:rPr>
-        <w:t xml:space="preserve">Depende de / coordinar con: </w:t>
-      </w:r>
-      <w:r>
-        <w:rPr>
-          <w:rFonts w:ascii="Calibri" w:cs="Calibri" w:eastAsia="Calibri" w:hAnsi="Calibri"/>
-          <w:sz w:val="22"/>
-          <w:szCs w:val="22"/>
-        </w:rPr>
-        <w:t xml:space="preserve">Fotos y revisión del cliente (Alejandro, tarea 11).</w:t>
-      </w:r>
-    </w:p>
-    <w:p>
-      <w:pPr>
-        <w:pStyle w:val="Heading2"/>
-        <w:keepNext/>
-        <w:spacing w:after="60" w:before="280"/>
-      </w:pPr>
-      <w:r>
-        <w:rPr>
-          <w:rFonts w:ascii="Calibri" w:cs="Calibri" w:eastAsia="Calibri" w:hAnsi="Calibri"/>
-          <w:b/>
-          <w:bCs/>
-          <w:color w:val="2E75B6"/>
-          <w:sz w:val="26"/>
-          <w:szCs w:val="26"/>
-        </w:rPr>
-        <w:t xml:space="preserve">15. Conseguir enlaces de calidad</w:t>
-      </w:r>
-    </w:p>
-    <w:p>
-      <w:pPr>
-        <w:keepNext/>
-        <w:spacing w:after="80"/>
-      </w:pPr>
-      <w:r>
-        <w:rPr>
-          <w:rFonts w:ascii="Calibri" w:cs="Calibri" w:eastAsia="Calibri" w:hAnsi="Calibri"/>
-          <w:color w:val="595959"/>
-          <w:sz w:val="20"/>
-          <w:szCs w:val="20"/>
-        </w:rPr>
-        <w:t xml:space="preserve">Prioridad Alta  ·  Semanas 5-12 (9 nov – 31 dic) y continuo  ·  Impacto Alto  ·  Esfuerzo Medio</w:t>
-      </w:r>
-    </w:p>
-    <w:p>
-      <w:pPr>
-        <w:keepNext/>
-        <w:spacing w:after="80"/>
-      </w:pPr>
-      <w:r>
-        <w:rPr>
-          <w:rFonts w:ascii="Calibri" w:cs="Calibri" w:eastAsia="Calibri" w:hAnsi="Calibri"/>
-          <w:b/>
-          <w:bCs/>
-          <w:sz w:val="22"/>
-          <w:szCs w:val="22"/>
-        </w:rPr>
-        <w:t xml:space="preserve">Por qué: </w:t>
-      </w:r>
-      <w:r>
-        <w:rPr>
-          <w:rFonts w:ascii="Calibri" w:cs="Calibri" w:eastAsia="Calibri" w:hAnsi="Calibri"/>
-          <w:sz w:val="22"/>
-          <w:szCs w:val="22"/>
-        </w:rPr>
-        <w:t xml:space="preserve">Es el área peor valorada (25/100): 133 webs enlazan y el 86 % son basura.</w:t>
-      </w:r>
-    </w:p>
-    <w:p>
-      <w:pPr>
-        <w:keepNext/>
-        <w:spacing w:after="40"/>
-      </w:pPr>
-      <w:r>
-        <w:rPr>
-          <w:rFonts w:ascii="Calibri" w:cs="Calibri" w:eastAsia="Calibri" w:hAnsi="Calibri"/>
-          <w:b/>
-          <w:bCs/>
-          <w:sz w:val="22"/>
-          <w:szCs w:val="22"/>
-        </w:rPr>
-        <w:t xml:space="preserve">Pasos:</w:t>
-      </w:r>
-    </w:p>
-    <w:p>
-      <w:pPr>
-        <w:pStyle w:val="ListParagraph"/>
-        <w:numPr>
-          <w:ilvl w:val="0"/>
-          <w:numId w:val="16"/>
-        </w:numPr>
-        <w:spacing w:after="40"/>
-      </w:pPr>
-      <w:r>
-        <w:rPr>
-          <w:rFonts w:ascii="Calibri" w:cs="Calibri" w:eastAsia="Calibri" w:hAnsi="Calibri"/>
-          <w:sz w:val="22"/>
-          <w:szCs w:val="22"/>
-        </w:rPr>
-        <w:t xml:space="preserve">Con los contactos que facilite Alejandro, pedir aparecer en los listados de distribuidores oficiales.</w:t>
-      </w:r>
-    </w:p>
-    <w:p>
-      <w:pPr>
-        <w:pStyle w:val="ListParagraph"/>
-        <w:numPr>
-          <w:ilvl w:val="0"/>
-          <w:numId w:val="16"/>
-        </w:numPr>
-        <w:spacing w:after="40"/>
-      </w:pPr>
-      <w:r>
-        <w:rPr>
-          <w:rFonts w:ascii="Calibri" w:cs="Calibri" w:eastAsia="Calibri" w:hAnsi="Calibri"/>
-          <w:sz w:val="22"/>
-          <w:szCs w:val="22"/>
-        </w:rPr>
-        <w:t xml:space="preserve">Contactar clubes, foros, blogs y canales de modelismo; proponer reseñas y patrocinios.</w:t>
-      </w:r>
-    </w:p>
-    <w:p>
-      <w:pPr>
-        <w:pStyle w:val="ListParagraph"/>
-        <w:numPr>
-          <w:ilvl w:val="0"/>
-          <w:numId w:val="16"/>
-        </w:numPr>
-        <w:spacing w:after="40"/>
-      </w:pPr>
-      <w:r>
-        <w:rPr>
-          <w:rFonts w:ascii="Calibri" w:cs="Calibri" w:eastAsia="Calibri" w:hAnsi="Calibri"/>
-          <w:sz w:val="22"/>
-          <w:szCs w:val="22"/>
-        </w:rPr>
-        <w:t xml:space="preserve">Enlaces basura: no desautorizar en bloque; solo actuar si hay una acción manual en Search Console.</w:t>
-      </w:r>
-    </w:p>
-    <w:p>
-      <w:pPr>
-        <w:pStyle w:val="ListParagraph"/>
-        <w:numPr>
-          <w:ilvl w:val="0"/>
-          <w:numId w:val="16"/>
-        </w:numPr>
-        <w:spacing w:after="40"/>
-      </w:pPr>
-      <w:r>
-        <w:rPr>
-          <w:rFonts w:ascii="Calibri" w:cs="Calibri" w:eastAsia="Calibri" w:hAnsi="Calibri"/>
-          <w:sz w:val="22"/>
-          <w:szCs w:val="22"/>
-        </w:rPr>
-        <w:t xml:space="preserve">Registrar cada mes las webs nuevas.</w:t>
-      </w:r>
-    </w:p>
-    <w:p>
-      <w:pPr>
-        <w:spacing w:after="80" w:before="60"/>
-      </w:pPr>
-      <w:r>
-        <w:rPr>
-          <w:rFonts w:ascii="Calibri" w:cs="Calibri" w:eastAsia="Calibri" w:hAnsi="Calibri"/>
-          <w:b/>
-          <w:bCs/>
-          <w:sz w:val="22"/>
-          <w:szCs w:val="22"/>
-        </w:rPr>
-        <w:t xml:space="preserve">Hecho cuando: </w:t>
-      </w:r>
-      <w:r>
-        <w:rPr>
-          <w:rFonts w:ascii="Calibri" w:cs="Calibri" w:eastAsia="Calibri" w:hAnsi="Calibri"/>
-          <w:sz w:val="22"/>
-          <w:szCs w:val="22"/>
-        </w:rPr>
-        <w:t xml:space="preserve">2-4 webs reales nuevas al mes.</w:t>
-      </w:r>
-    </w:p>
-    <w:p>
-      <w:pPr>
-        <w:spacing w:after="80"/>
-      </w:pPr>
-      <w:r>
-        <w:rPr>
-          <w:rFonts w:ascii="Calibri" w:cs="Calibri" w:eastAsia="Calibri" w:hAnsi="Calibri"/>
-          <w:b/>
-          <w:bCs/>
-          <w:sz w:val="22"/>
-          <w:szCs w:val="22"/>
-        </w:rPr>
-        <w:t xml:space="preserve">Depende de / coordinar con: </w:t>
-      </w:r>
-      <w:r>
-        <w:rPr>
-          <w:rFonts w:ascii="Calibri" w:cs="Calibri" w:eastAsia="Calibri" w:hAnsi="Calibri"/>
-          <w:sz w:val="22"/>
-          <w:szCs w:val="22"/>
-        </w:rPr>
-        <w:t xml:space="preserve">Autorización y contactos (Alejandro, tarea 7).</w:t>
-      </w:r>
-    </w:p>
-    <w:p>
-      <w:pPr>
-        <w:pStyle w:val="Heading2"/>
-        <w:keepNext/>
-        <w:spacing w:after="60" w:before="280"/>
-      </w:pPr>
-      <w:r>
-        <w:rPr>
-          <w:rFonts w:ascii="Calibri" w:cs="Calibri" w:eastAsia="Calibri" w:hAnsi="Calibri"/>
-          <w:b/>
-          <w:bCs/>
-          <w:color w:val="2E75B6"/>
-          <w:sz w:val="26"/>
-          <w:szCs w:val="26"/>
-        </w:rPr>
-        <w:t xml:space="preserve">16. Seguimiento de posiciones y de la IA</w:t>
-      </w:r>
-    </w:p>
-    <w:p>
-      <w:pPr>
-        <w:keepNext/>
-        <w:spacing w:after="80"/>
-      </w:pPr>
-      <w:r>
-        <w:rPr>
-          <w:rFonts w:ascii="Calibri" w:cs="Calibri" w:eastAsia="Calibri" w:hAnsi="Calibri"/>
-          <w:color w:val="595959"/>
-          <w:sz w:val="20"/>
-          <w:szCs w:val="20"/>
-        </w:rPr>
-        <w:t xml:space="preserve">Prioridad Baja  ·  Semanas 6-12 (16 nov – 31 dic) y continuo  ·  Impacto Bajo  ·  Esfuerzo Bajo</w:t>
-      </w:r>
-    </w:p>
-    <w:p>
-      <w:pPr>
-        <w:keepNext/>
-        <w:spacing w:after="80"/>
-      </w:pPr>
-      <w:r>
-        <w:rPr>
-          <w:rFonts w:ascii="Calibri" w:cs="Calibri" w:eastAsia="Calibri" w:hAnsi="Calibri"/>
-          <w:b/>
-          <w:bCs/>
-          <w:sz w:val="22"/>
-          <w:szCs w:val="22"/>
-        </w:rPr>
-        <w:t xml:space="preserve">Por qué: </w:t>
-      </w:r>
-      <w:r>
-        <w:rPr>
-          <w:rFonts w:ascii="Calibri" w:cs="Calibri" w:eastAsia="Calibri" w:hAnsi="Calibri"/>
-          <w:sz w:val="22"/>
-          <w:szCs w:val="22"/>
-        </w:rPr>
-        <w:t xml:space="preserve">Hoy se siguen 56 palabras y 0 preguntas en asistentes de IA.</w:t>
-      </w:r>
-    </w:p>
-    <w:p>
-      <w:pPr>
-        <w:keepNext/>
-        <w:spacing w:after="40"/>
-      </w:pPr>
-      <w:r>
-        <w:rPr>
-          <w:rFonts w:ascii="Calibri" w:cs="Calibri" w:eastAsia="Calibri" w:hAnsi="Calibri"/>
-          <w:b/>
-          <w:bCs/>
-          <w:sz w:val="22"/>
-          <w:szCs w:val="22"/>
-        </w:rPr>
-        <w:t xml:space="preserve">Pasos:</w:t>
-      </w:r>
-    </w:p>
-    <w:p>
-      <w:pPr>
-        <w:pStyle w:val="ListParagraph"/>
-        <w:numPr>
-          <w:ilvl w:val="0"/>
-          <w:numId w:val="17"/>
-        </w:numPr>
-        <w:spacing w:after="40"/>
-      </w:pPr>
-      <w:r>
-        <w:rPr>
-          <w:rFonts w:ascii="Calibri" w:cs="Calibri" w:eastAsia="Calibri" w:hAnsi="Calibri"/>
-          <w:sz w:val="22"/>
-          <w:szCs w:val="22"/>
-        </w:rPr>
-        <w:t xml:space="preserve">Añadir las palabras de SD Gundam, barcos, trenes y modelismo.</w:t>
-      </w:r>
-    </w:p>
-    <w:p>
-      <w:pPr>
-        <w:pStyle w:val="ListParagraph"/>
-        <w:numPr>
-          <w:ilvl w:val="0"/>
-          <w:numId w:val="17"/>
-        </w:numPr>
-        <w:spacing w:after="40"/>
-      </w:pPr>
-      <w:r>
-        <w:rPr>
-          <w:rFonts w:ascii="Calibri" w:cs="Calibri" w:eastAsia="Calibri" w:hAnsi="Calibri"/>
-          <w:sz w:val="22"/>
-          <w:szCs w:val="22"/>
-        </w:rPr>
-        <w:t xml:space="preserve">Configurar 10-20 preguntas en ChatGPT, Gemini y Perplexity (p. ej. «mejor tienda de maquetas Gundam en España»).</w:t>
-      </w:r>
-    </w:p>
-    <w:p>
-      <w:pPr>
-        <w:pStyle w:val="ListParagraph"/>
-        <w:numPr>
-          <w:ilvl w:val="0"/>
-          <w:numId w:val="17"/>
-        </w:numPr>
-        <w:spacing w:after="40"/>
-      </w:pPr>
-      <w:r>
-        <w:rPr>
-          <w:rFonts w:ascii="Calibri" w:cs="Calibri" w:eastAsia="Calibri" w:hAnsi="Calibri"/>
-          <w:sz w:val="22"/>
-          <w:szCs w:val="22"/>
-        </w:rPr>
-        <w:t xml:space="preserve">Mantener llms.txt actualizado.</w:t>
-      </w:r>
-    </w:p>
-    <w:p>
-      <w:pPr>
-        <w:spacing w:after="80" w:before="60"/>
-      </w:pPr>
-      <w:r>
-        <w:rPr>
-          <w:rFonts w:ascii="Calibri" w:cs="Calibri" w:eastAsia="Calibri" w:hAnsi="Calibri"/>
-          <w:b/>
-          <w:bCs/>
-          <w:sz w:val="22"/>
-          <w:szCs w:val="22"/>
-        </w:rPr>
-        <w:t xml:space="preserve">Hecho cuando: </w:t>
-      </w:r>
-      <w:r>
-        <w:rPr>
-          <w:rFonts w:ascii="Calibri" w:cs="Calibri" w:eastAsia="Calibri" w:hAnsi="Calibri"/>
-          <w:sz w:val="22"/>
-          <w:szCs w:val="22"/>
-        </w:rPr>
-        <w:t xml:space="preserve">Seguimiento activo.</w:t>
-      </w:r>
-    </w:p>
-    <w:p>
-      <w:pPr>
-        <w:spacing w:after="80"/>
-      </w:pPr>
-      <w:r>
-        <w:rPr>
-          <w:rFonts w:ascii="Calibri" w:cs="Calibri" w:eastAsia="Calibri" w:hAnsi="Calibri"/>
-          <w:b/>
-          <w:bCs/>
-          <w:sz w:val="22"/>
-          <w:szCs w:val="22"/>
-        </w:rPr>
-        <w:t xml:space="preserve">Depende de / coordinar con: </w:t>
-      </w:r>
-      <w:r>
-        <w:rPr>
-          <w:rFonts w:ascii="Calibri" w:cs="Calibri" w:eastAsia="Calibri" w:hAnsi="Calibri"/>
-          <w:sz w:val="22"/>
-          <w:szCs w:val="22"/>
-        </w:rPr>
-        <w:t xml:space="preserve">Ninguna.</w:t>
-      </w:r>
-    </w:p>
-    <w:p>
-      <w:pPr>
-        <w:pStyle w:val="Heading2"/>
-        <w:keepNext/>
-        <w:spacing w:after="60" w:before="280"/>
-      </w:pPr>
-      <w:r>
-        <w:rPr>
-          <w:rFonts w:ascii="Calibri" w:cs="Calibri" w:eastAsia="Calibri" w:hAnsi="Calibri"/>
-          <w:b/>
-          <w:bCs/>
-          <w:color w:val="2E75B6"/>
-          <w:sz w:val="26"/>
-          <w:szCs w:val="26"/>
-        </w:rPr>
-        <w:t xml:space="preserve">17. Informe mensual</w:t>
-      </w:r>
-    </w:p>
-    <w:p>
-      <w:pPr>
-        <w:keepNext/>
-        <w:spacing w:after="80"/>
-      </w:pPr>
-      <w:r>
-        <w:rPr>
-          <w:rFonts w:ascii="Calibri" w:cs="Calibri" w:eastAsia="Calibri" w:hAnsi="Calibri"/>
-          <w:color w:val="595959"/>
-          <w:sz w:val="20"/>
-          <w:szCs w:val="20"/>
-        </w:rPr>
-        <w:t xml:space="preserve">Prioridad Media  ·  Semanas 8-12 (30 nov – 31 dic) y continuo  ·  Impacto Medio  ·  Esfuerzo Bajo</w:t>
-      </w:r>
-    </w:p>
-    <w:p>
-      <w:pPr>
-        <w:keepNext/>
-        <w:spacing w:after="80"/>
-      </w:pPr>
-      <w:r>
-        <w:rPr>
-          <w:rFonts w:ascii="Calibri" w:cs="Calibri" w:eastAsia="Calibri" w:hAnsi="Calibri"/>
-          <w:b/>
-          <w:bCs/>
-          <w:sz w:val="22"/>
-          <w:szCs w:val="22"/>
-        </w:rPr>
-        <w:t xml:space="preserve">Por qué: </w:t>
-      </w:r>
-      <w:r>
-        <w:rPr>
-          <w:rFonts w:ascii="Calibri" w:cs="Calibri" w:eastAsia="Calibri" w:hAnsi="Calibri"/>
-          <w:sz w:val="22"/>
-          <w:szCs w:val="22"/>
-        </w:rPr>
-        <w:t xml:space="preserve">Alejandro lo presenta al cliente y sirve para ajustar prioridades.</w:t>
-      </w:r>
-    </w:p>
-    <w:p>
-      <w:pPr>
-        <w:keepNext/>
-        <w:spacing w:after="40"/>
-      </w:pPr>
-      <w:r>
-        <w:rPr>
-          <w:rFonts w:ascii="Calibri" w:cs="Calibri" w:eastAsia="Calibri" w:hAnsi="Calibri"/>
-          <w:b/>
-          <w:bCs/>
-          <w:sz w:val="22"/>
-          <w:szCs w:val="22"/>
-        </w:rPr>
-        <w:t xml:space="preserve">Pasos:</w:t>
-      </w:r>
-    </w:p>
-    <w:p>
-      <w:pPr>
-        <w:pStyle w:val="ListParagraph"/>
-        <w:numPr>
-          <w:ilvl w:val="0"/>
-          <w:numId w:val="18"/>
-        </w:numPr>
-        <w:spacing w:after="40"/>
-      </w:pPr>
-      <w:r>
-        <w:rPr>
-          <w:rFonts w:ascii="Calibri" w:cs="Calibri" w:eastAsia="Calibri" w:hAnsi="Calibri"/>
-          <w:sz w:val="22"/>
-          <w:szCs w:val="22"/>
-        </w:rPr>
-        <w:t xml:space="preserve">Preparar el informe a finales de noviembre y de diciembre con estos indicadores:</w:t>
-      </w:r>
-    </w:p>
-    <w:tbl>
-      <w:tblPr>
-        <w:tblW w:type="dxa" w:w="9306"/>
-        <w:tblBorders>
-          <w:top w:val="single" w:color="auto" w:sz="4"/>
-          <w:left w:val="single" w:color="auto" w:sz="4"/>
-          <w:bottom w:val="single" w:color="auto" w:sz="4"/>
-          <w:right w:val="single" w:color="auto" w:sz="4"/>
-          <w:insideH w:val="single" w:color="auto" w:sz="4"/>
-          <w:insideV w:val="single" w:color="auto" w:sz="4"/>
-        </w:tblBorders>
-      </w:tblPr>
-      <w:tblGrid>
-        <w:gridCol w:w="4306"/>
-        <w:gridCol w:w="2200"/>
-        <w:gridCol w:w="2800"/>
-      </w:tblGrid>
-      <w:tr>
-        <w:trPr>
-          <w:cantSplit/>
-          <w:tblHeader/>
-        </w:trPr>
-        <w:tc>
-          <w:tcPr>
-            <w:tcW w:type="dxa" w:w="4306"/>
-            <w:tcBorders>
-              <w:top w:val="single" w:color="BFBFBF" w:sz="4"/>
-              <w:left w:val="single" w:color="BFBFBF" w:sz="4"/>
-              <w:bottom w:val="single" w:color="BFBFBF" w:sz="4"/>
-              <w:right w:val="single" w:color="BFBFBF" w:sz="4"/>
-            </w:tcBorders>
-            <w:shd w:fill="1F4E79" w:color="auto" w:val="clear"/>
-            <w:tcMar>
-              <w:top w:type="dxa" w:w="50"/>
-              <w:left w:type="dxa" w:w="90"/>
-              <w:bottom w:type="dxa" w:w="50"/>
-              <w:right w:type="dxa" w:w="90"/>
-            </w:tcMar>
-          </w:tcPr>
-          <w:p>
-            <w:r>
-              <w:rPr>
-                <w:rFonts w:ascii="Calibri" w:cs="Calibri" w:eastAsia="Calibri" w:hAnsi="Calibri"/>
-                <w:b/>
-                <w:bCs/>
-                <w:color w:val="FFFFFF"/>
-                <w:sz w:val="20"/>
-                <w:szCs w:val="20"/>
-              </w:rPr>
-              <w:t xml:space="preserve">Indicador</w:t>
-            </w:r>
-          </w:p>
-        </w:tc>
-        <w:tc>
-          <w:tcPr>
-            <w:tcW w:type="dxa" w:w="2200"/>
-            <w:tcBorders>
-              <w:top w:val="single" w:color="BFBFBF" w:sz="4"/>
-              <w:left w:val="single" w:color="BFBFBF" w:sz="4"/>
-              <w:bottom w:val="single" w:color="BFBFBF" w:sz="4"/>
-              <w:right w:val="single" w:color="BFBFBF" w:sz="4"/>
-            </w:tcBorders>
-            <w:shd w:fill="1F4E79" w:color="auto" w:val="clear"/>
-            <w:tcMar>
-              <w:top w:type="dxa" w:w="50"/>
-              <w:left w:type="dxa" w:w="90"/>
-              <w:bottom w:type="dxa" w:w="50"/>
-              <w:right w:type="dxa" w:w="90"/>
-            </w:tcMar>
-          </w:tcPr>
-          <w:p>
-            <w:r>
-              <w:rPr>
-                <w:rFonts w:ascii="Calibri" w:cs="Calibri" w:eastAsia="Calibri" w:hAnsi="Calibri"/>
-                <w:b/>
-                <w:bCs/>
-                <w:color w:val="FFFFFF"/>
-                <w:sz w:val="20"/>
-                <w:szCs w:val="20"/>
-              </w:rPr>
-              <w:t xml:space="preserve">Hoy</w:t>
-            </w:r>
-          </w:p>
-        </w:tc>
-        <w:tc>
-          <w:tcPr>
-            <w:tcW w:type="dxa" w:w="2800"/>
-            <w:tcBorders>
-              <w:top w:val="single" w:color="BFBFBF" w:sz="4"/>
-              <w:left w:val="single" w:color="BFBFBF" w:sz="4"/>
-              <w:bottom w:val="single" w:color="BFBFBF" w:sz="4"/>
-              <w:right w:val="single" w:color="BFBFBF" w:sz="4"/>
-            </w:tcBorders>
-            <w:shd w:fill="1F4E79" w:color="auto" w:val="clear"/>
-            <w:tcMar>
-              <w:top w:type="dxa" w:w="50"/>
-              <w:left w:type="dxa" w:w="90"/>
-              <w:bottom w:type="dxa" w:w="50"/>
-              <w:right w:type="dxa" w:w="90"/>
-            </w:tcMar>
-          </w:tcPr>
-          <w:p>
-            <w:r>
-              <w:rPr>
-                <w:rFonts w:ascii="Calibri" w:cs="Calibri" w:eastAsia="Calibri" w:hAnsi="Calibri"/>
-                <w:b/>
-                <w:bCs/>
-                <w:color w:val="FFFFFF"/>
-                <w:sz w:val="20"/>
-                <w:szCs w:val="20"/>
-              </w:rPr>
-              <w:t xml:space="preserve">Objetivo a 3 meses</w:t>
-            </w:r>
-          </w:p>
-        </w:tc>
-      </w:tr>
-      <w:tr>
-        <w:trPr>
-          <w:cantSplit/>
-          <w:tblHeader w:val="false"/>
-        </w:trPr>
-        <w:tc>
-          <w:tcPr>
-            <w:tcW w:type="dxa" w:w="4306"/>
-            <w:tcBorders>
-              <w:top w:val="single" w:color="BFBFBF" w:sz="4"/>
-              <w:left w:val="single" w:color="BFBFBF" w:sz="4"/>
-              <w:bottom w:val="single" w:color="BFBFBF" w:sz="4"/>
-              <w:right w:val="single" w:color="BFBFBF" w:sz="4"/>
-            </w:tcBorders>
-            <w:tcMar>
-              <w:top w:type="dxa" w:w="50"/>
-              <w:left w:type="dxa" w:w="90"/>
-              <w:bottom w:type="dxa" w:w="50"/>
-              <w:right w:type="dxa" w:w="90"/>
-            </w:tcMar>
-          </w:tcPr>
-          <w:p>
-            <w:r>
-              <w:rPr>
-                <w:rFonts w:ascii="Calibri" w:cs="Calibri" w:eastAsia="Calibri" w:hAnsi="Calibri"/>
-                <w:sz w:val="20"/>
-                <w:szCs w:val="20"/>
-              </w:rPr>
-              <w:t xml:space="preserve">Clics desde Google al mes</w:t>
-            </w:r>
-          </w:p>
-        </w:tc>
-        <w:tc>
-          <w:tcPr>
-            <w:tcW w:type="dxa" w:w="2200"/>
-            <w:tcBorders>
-              <w:top w:val="single" w:color="BFBFBF" w:sz="4"/>
-              <w:left w:val="single" w:color="BFBFBF" w:sz="4"/>
-              <w:bottom w:val="single" w:color="BFBFBF" w:sz="4"/>
-              <w:right w:val="single" w:color="BFBFBF" w:sz="4"/>
-            </w:tcBorders>
-            <w:tcMar>
-              <w:top w:type="dxa" w:w="50"/>
-              <w:left w:type="dxa" w:w="90"/>
-              <w:bottom w:type="dxa" w:w="50"/>
-              <w:right w:type="dxa" w:w="90"/>
-            </w:tcMar>
-          </w:tcPr>
-          <w:p>
-            <w:r>
-              <w:rPr>
-                <w:rFonts w:ascii="Calibri" w:cs="Calibri" w:eastAsia="Calibri" w:hAnsi="Calibri"/>
-                <w:sz w:val="20"/>
-                <w:szCs w:val="20"/>
-              </w:rPr>
-              <w:t xml:space="preserve">~3.300</w:t>
-            </w:r>
-          </w:p>
-        </w:tc>
-        <w:tc>
-          <w:tcPr>
-            <w:tcW w:type="dxa" w:w="2800"/>
-            <w:tcBorders>
-              <w:top w:val="single" w:color="BFBFBF" w:sz="4"/>
-              <w:left w:val="single" w:color="BFBFBF" w:sz="4"/>
-              <w:bottom w:val="single" w:color="BFBFBF" w:sz="4"/>
-              <w:right w:val="single" w:color="BFBFBF" w:sz="4"/>
-            </w:tcBorders>
-            <w:tcMar>
-              <w:top w:type="dxa" w:w="50"/>
-              <w:left w:type="dxa" w:w="90"/>
-              <w:bottom w:type="dxa" w:w="50"/>
-              <w:right w:type="dxa" w:w="90"/>
-            </w:tcMar>
-          </w:tcPr>
-          <w:p>
-            <w:r>
-              <w:rPr>
-                <w:rFonts w:ascii="Calibri" w:cs="Calibri" w:eastAsia="Calibri" w:hAnsi="Calibri"/>
-                <w:sz w:val="20"/>
-                <w:szCs w:val="20"/>
-              </w:rPr>
-              <w:t xml:space="preserve">4.500</w:t>
-            </w:r>
-          </w:p>
-        </w:tc>
-      </w:tr>
-      <w:tr>
-        <w:trPr>
-          <w:cantSplit/>
-          <w:tblHeader w:val="false"/>
-        </w:trPr>
-        <w:tc>
-          <w:tcPr>
-            <w:tcW w:type="dxa" w:w="4306"/>
-            <w:tcBorders>
-              <w:top w:val="single" w:color="BFBFBF" w:sz="4"/>
-              <w:left w:val="single" w:color="BFBFBF" w:sz="4"/>
-              <w:bottom w:val="single" w:color="BFBFBF" w:sz="4"/>
-              <w:right w:val="single" w:color="BFBFBF" w:sz="4"/>
-            </w:tcBorders>
-            <w:tcMar>
-              <w:top w:type="dxa" w:w="50"/>
-              <w:left w:type="dxa" w:w="90"/>
-              <w:bottom w:type="dxa" w:w="50"/>
-              <w:right w:type="dxa" w:w="90"/>
-            </w:tcMar>
-          </w:tcPr>
-          <w:p>
-            <w:r>
-              <w:rPr>
-                <w:rFonts w:ascii="Calibri" w:cs="Calibri" w:eastAsia="Calibri" w:hAnsi="Calibri"/>
-                <w:sz w:val="20"/>
-                <w:szCs w:val="20"/>
-              </w:rPr>
-              <w:t xml:space="preserve">% de clics sin marca</w:t>
-            </w:r>
-          </w:p>
-        </w:tc>
-        <w:tc>
-          <w:tcPr>
-            <w:tcW w:type="dxa" w:w="2200"/>
-            <w:tcBorders>
-              <w:top w:val="single" w:color="BFBFBF" w:sz="4"/>
-              <w:left w:val="single" w:color="BFBFBF" w:sz="4"/>
-              <w:bottom w:val="single" w:color="BFBFBF" w:sz="4"/>
-              <w:right w:val="single" w:color="BFBFBF" w:sz="4"/>
-            </w:tcBorders>
-            <w:tcMar>
-              <w:top w:type="dxa" w:w="50"/>
-              <w:left w:type="dxa" w:w="90"/>
-              <w:bottom w:type="dxa" w:w="50"/>
-              <w:right w:type="dxa" w:w="90"/>
-            </w:tcMar>
-          </w:tcPr>
-          <w:p>
-            <w:r>
-              <w:rPr>
-                <w:rFonts w:ascii="Calibri" w:cs="Calibri" w:eastAsia="Calibri" w:hAnsi="Calibri"/>
-                <w:sz w:val="20"/>
-                <w:szCs w:val="20"/>
-              </w:rPr>
-              <w:t xml:space="preserve">46 %</w:t>
-            </w:r>
-          </w:p>
-        </w:tc>
-        <w:tc>
-          <w:tcPr>
-            <w:tcW w:type="dxa" w:w="2800"/>
-            <w:tcBorders>
-              <w:top w:val="single" w:color="BFBFBF" w:sz="4"/>
-              <w:left w:val="single" w:color="BFBFBF" w:sz="4"/>
-              <w:bottom w:val="single" w:color="BFBFBF" w:sz="4"/>
-              <w:right w:val="single" w:color="BFBFBF" w:sz="4"/>
-            </w:tcBorders>
-            <w:tcMar>
-              <w:top w:type="dxa" w:w="50"/>
-              <w:left w:type="dxa" w:w="90"/>
-              <w:bottom w:type="dxa" w:w="50"/>
-              <w:right w:type="dxa" w:w="90"/>
-            </w:tcMar>
-          </w:tcPr>
-          <w:p>
-            <w:r>
-              <w:rPr>
-                <w:rFonts w:ascii="Calibri" w:cs="Calibri" w:eastAsia="Calibri" w:hAnsi="Calibri"/>
-                <w:sz w:val="20"/>
-                <w:szCs w:val="20"/>
-              </w:rPr>
-              <w:t xml:space="preserve">55 %</w:t>
-            </w:r>
-          </w:p>
-        </w:tc>
-      </w:tr>
-      <w:tr>
-        <w:trPr>
-          <w:cantSplit/>
-          <w:tblHeader w:val="false"/>
-        </w:trPr>
-        <w:tc>
-          <w:tcPr>
-            <w:tcW w:type="dxa" w:w="4306"/>
-            <w:tcBorders>
-              <w:top w:val="single" w:color="BFBFBF" w:sz="4"/>
-              <w:left w:val="single" w:color="BFBFBF" w:sz="4"/>
-              <w:bottom w:val="single" w:color="BFBFBF" w:sz="4"/>
-              <w:right w:val="single" w:color="BFBFBF" w:sz="4"/>
-            </w:tcBorders>
-            <w:tcMar>
-              <w:top w:type="dxa" w:w="50"/>
-              <w:left w:type="dxa" w:w="90"/>
-              <w:bottom w:type="dxa" w:w="50"/>
-              <w:right w:type="dxa" w:w="90"/>
-            </w:tcMar>
-          </w:tcPr>
-          <w:p>
-            <w:r>
-              <w:rPr>
-                <w:rFonts w:ascii="Calibri" w:cs="Calibri" w:eastAsia="Calibri" w:hAnsi="Calibri"/>
-                <w:sz w:val="20"/>
-                <w:szCs w:val="20"/>
-              </w:rPr>
-              <w:t xml:space="preserve">% de clic medio</w:t>
-            </w:r>
-          </w:p>
-        </w:tc>
-        <w:tc>
-          <w:tcPr>
-            <w:tcW w:type="dxa" w:w="2200"/>
-            <w:tcBorders>
-              <w:top w:val="single" w:color="BFBFBF" w:sz="4"/>
-              <w:left w:val="single" w:color="BFBFBF" w:sz="4"/>
-              <w:bottom w:val="single" w:color="BFBFBF" w:sz="4"/>
-              <w:right w:val="single" w:color="BFBFBF" w:sz="4"/>
-            </w:tcBorders>
-            <w:tcMar>
-              <w:top w:type="dxa" w:w="50"/>
-              <w:left w:type="dxa" w:w="90"/>
-              <w:bottom w:type="dxa" w:w="50"/>
-              <w:right w:type="dxa" w:w="90"/>
-            </w:tcMar>
-          </w:tcPr>
-          <w:p>
-            <w:r>
-              <w:rPr>
-                <w:rFonts w:ascii="Calibri" w:cs="Calibri" w:eastAsia="Calibri" w:hAnsi="Calibri"/>
-                <w:sz w:val="20"/>
-                <w:szCs w:val="20"/>
-              </w:rPr>
-              <w:t xml:space="preserve">~2 %</w:t>
-            </w:r>
-          </w:p>
-        </w:tc>
-        <w:tc>
-          <w:tcPr>
-            <w:tcW w:type="dxa" w:w="2800"/>
-            <w:tcBorders>
-              <w:top w:val="single" w:color="BFBFBF" w:sz="4"/>
-              <w:left w:val="single" w:color="BFBFBF" w:sz="4"/>
-              <w:bottom w:val="single" w:color="BFBFBF" w:sz="4"/>
-              <w:right w:val="single" w:color="BFBFBF" w:sz="4"/>
-            </w:tcBorders>
-            <w:tcMar>
-              <w:top w:type="dxa" w:w="50"/>
-              <w:left w:type="dxa" w:w="90"/>
-              <w:bottom w:type="dxa" w:w="50"/>
-              <w:right w:type="dxa" w:w="90"/>
-            </w:tcMar>
-          </w:tcPr>
-          <w:p>
-            <w:r>
-              <w:rPr>
-                <w:rFonts w:ascii="Calibri" w:cs="Calibri" w:eastAsia="Calibri" w:hAnsi="Calibri"/>
-                <w:sz w:val="20"/>
-                <w:szCs w:val="20"/>
-              </w:rPr>
-              <w:t xml:space="preserve">3 %</w:t>
-            </w:r>
-          </w:p>
-        </w:tc>
-      </w:tr>
-      <w:tr>
-        <w:trPr>
-          <w:cantSplit/>
-          <w:tblHeader w:val="false"/>
-        </w:trPr>
-        <w:tc>
-          <w:tcPr>
-            <w:tcW w:type="dxa" w:w="4306"/>
-            <w:tcBorders>
-              <w:top w:val="single" w:color="BFBFBF" w:sz="4"/>
-              <w:left w:val="single" w:color="BFBFBF" w:sz="4"/>
-              <w:bottom w:val="single" w:color="BFBFBF" w:sz="4"/>
-              <w:right w:val="single" w:color="BFBFBF" w:sz="4"/>
-            </w:tcBorders>
-            <w:tcMar>
-              <w:top w:type="dxa" w:w="50"/>
-              <w:left w:type="dxa" w:w="90"/>
-              <w:bottom w:type="dxa" w:w="50"/>
-              <w:right w:type="dxa" w:w="90"/>
-            </w:tcMar>
-          </w:tcPr>
-          <w:p>
-            <w:r>
-              <w:rPr>
-                <w:rFonts w:ascii="Calibri" w:cs="Calibri" w:eastAsia="Calibri" w:hAnsi="Calibri"/>
-                <w:sz w:val="20"/>
-                <w:szCs w:val="20"/>
-              </w:rPr>
-              <w:t xml:space="preserve">Palabras en primera página</w:t>
-            </w:r>
-          </w:p>
-        </w:tc>
-        <w:tc>
-          <w:tcPr>
-            <w:tcW w:type="dxa" w:w="2200"/>
-            <w:tcBorders>
-              <w:top w:val="single" w:color="BFBFBF" w:sz="4"/>
-              <w:left w:val="single" w:color="BFBFBF" w:sz="4"/>
-              <w:bottom w:val="single" w:color="BFBFBF" w:sz="4"/>
-              <w:right w:val="single" w:color="BFBFBF" w:sz="4"/>
-            </w:tcBorders>
-            <w:tcMar>
-              <w:top w:type="dxa" w:w="50"/>
-              <w:left w:type="dxa" w:w="90"/>
-              <w:bottom w:type="dxa" w:w="50"/>
-              <w:right w:type="dxa" w:w="90"/>
-            </w:tcMar>
-          </w:tcPr>
-          <w:p>
-            <w:r>
-              <w:rPr>
-                <w:rFonts w:ascii="Calibri" w:cs="Calibri" w:eastAsia="Calibri" w:hAnsi="Calibri"/>
-                <w:sz w:val="20"/>
-                <w:szCs w:val="20"/>
-              </w:rPr>
-              <w:t xml:space="preserve">11</w:t>
-            </w:r>
-          </w:p>
-        </w:tc>
-        <w:tc>
-          <w:tcPr>
-            <w:tcW w:type="dxa" w:w="2800"/>
-            <w:tcBorders>
-              <w:top w:val="single" w:color="BFBFBF" w:sz="4"/>
-              <w:left w:val="single" w:color="BFBFBF" w:sz="4"/>
-              <w:bottom w:val="single" w:color="BFBFBF" w:sz="4"/>
-              <w:right w:val="single" w:color="BFBFBF" w:sz="4"/>
-            </w:tcBorders>
-            <w:tcMar>
-              <w:top w:type="dxa" w:w="50"/>
-              <w:left w:type="dxa" w:w="90"/>
-              <w:bottom w:type="dxa" w:w="50"/>
-              <w:right w:type="dxa" w:w="90"/>
-            </w:tcMar>
-          </w:tcPr>
-          <w:p>
-            <w:r>
-              <w:rPr>
-                <w:rFonts w:ascii="Calibri" w:cs="Calibri" w:eastAsia="Calibri" w:hAnsi="Calibri"/>
-                <w:sz w:val="20"/>
-                <w:szCs w:val="20"/>
-              </w:rPr>
-              <w:t xml:space="preserve">25</w:t>
-            </w:r>
-          </w:p>
-        </w:tc>
-      </w:tr>
-      <w:tr>
-        <w:trPr>
-          <w:cantSplit/>
-          <w:tblHeader w:val="false"/>
-        </w:trPr>
-        <w:tc>
-          <w:tcPr>
-            <w:tcW w:type="dxa" w:w="4306"/>
-            <w:tcBorders>
-              <w:top w:val="single" w:color="BFBFBF" w:sz="4"/>
-              <w:left w:val="single" w:color="BFBFBF" w:sz="4"/>
-              <w:bottom w:val="single" w:color="BFBFBF" w:sz="4"/>
-              <w:right w:val="single" w:color="BFBFBF" w:sz="4"/>
-            </w:tcBorders>
-            <w:tcMar>
-              <w:top w:type="dxa" w:w="50"/>
-              <w:left w:type="dxa" w:w="90"/>
-              <w:bottom w:type="dxa" w:w="50"/>
-              <w:right w:type="dxa" w:w="90"/>
-            </w:tcMar>
-          </w:tcPr>
-          <w:p>
-            <w:r>
-              <w:rPr>
-                <w:rFonts w:ascii="Calibri" w:cs="Calibri" w:eastAsia="Calibri" w:hAnsi="Calibri"/>
-                <w:sz w:val="20"/>
-                <w:szCs w:val="20"/>
-              </w:rPr>
-              <w:t xml:space="preserve">Compras orgánicas (GA4)</w:t>
-            </w:r>
-          </w:p>
-        </w:tc>
-        <w:tc>
-          <w:tcPr>
-            <w:tcW w:type="dxa" w:w="2200"/>
-            <w:tcBorders>
-              <w:top w:val="single" w:color="BFBFBF" w:sz="4"/>
-              <w:left w:val="single" w:color="BFBFBF" w:sz="4"/>
-              <w:bottom w:val="single" w:color="BFBFBF" w:sz="4"/>
-              <w:right w:val="single" w:color="BFBFBF" w:sz="4"/>
-            </w:tcBorders>
-            <w:tcMar>
-              <w:top w:type="dxa" w:w="50"/>
-              <w:left w:type="dxa" w:w="90"/>
-              <w:bottom w:type="dxa" w:w="50"/>
-              <w:right w:type="dxa" w:w="90"/>
-            </w:tcMar>
-          </w:tcPr>
-          <w:p>
-            <w:r>
-              <w:rPr>
-                <w:rFonts w:ascii="Calibri" w:cs="Calibri" w:eastAsia="Calibri" w:hAnsi="Calibri"/>
-                <w:sz w:val="20"/>
-                <w:szCs w:val="20"/>
-              </w:rPr>
-              <w:t xml:space="preserve">13 (mal medido)</w:t>
-            </w:r>
-          </w:p>
-        </w:tc>
-        <w:tc>
-          <w:tcPr>
-            <w:tcW w:type="dxa" w:w="2800"/>
-            <w:tcBorders>
-              <w:top w:val="single" w:color="BFBFBF" w:sz="4"/>
-              <w:left w:val="single" w:color="BFBFBF" w:sz="4"/>
-              <w:bottom w:val="single" w:color="BFBFBF" w:sz="4"/>
-              <w:right w:val="single" w:color="BFBFBF" w:sz="4"/>
-            </w:tcBorders>
-            <w:tcMar>
-              <w:top w:type="dxa" w:w="50"/>
-              <w:left w:type="dxa" w:w="90"/>
-              <w:bottom w:type="dxa" w:w="50"/>
-              <w:right w:type="dxa" w:w="90"/>
-            </w:tcMar>
-          </w:tcPr>
-          <w:p>
-            <w:r>
-              <w:rPr>
-                <w:rFonts w:ascii="Calibri" w:cs="Calibri" w:eastAsia="Calibri" w:hAnsi="Calibri"/>
-                <w:sz w:val="20"/>
-                <w:szCs w:val="20"/>
-              </w:rPr>
-              <w:t xml:space="preserve">Medición correcta y crecer</w:t>
-            </w:r>
-          </w:p>
-        </w:tc>
-      </w:tr>
-      <w:tr>
-        <w:trPr>
-          <w:cantSplit/>
-          <w:tblHeader w:val="false"/>
-        </w:trPr>
-        <w:tc>
-          <w:tcPr>
-            <w:tcW w:type="dxa" w:w="4306"/>
-            <w:tcBorders>
-              <w:top w:val="single" w:color="BFBFBF" w:sz="4"/>
-              <w:left w:val="single" w:color="BFBFBF" w:sz="4"/>
-              <w:bottom w:val="single" w:color="BFBFBF" w:sz="4"/>
-              <w:right w:val="single" w:color="BFBFBF" w:sz="4"/>
-            </w:tcBorders>
-            <w:tcMar>
-              <w:top w:type="dxa" w:w="50"/>
-              <w:left w:type="dxa" w:w="90"/>
-              <w:bottom w:type="dxa" w:w="50"/>
-              <w:right w:type="dxa" w:w="90"/>
-            </w:tcMar>
-          </w:tcPr>
-          <w:p>
-            <w:r>
-              <w:rPr>
-                <w:rFonts w:ascii="Calibri" w:cs="Calibri" w:eastAsia="Calibri" w:hAnsi="Calibri"/>
-                <w:sz w:val="20"/>
-                <w:szCs w:val="20"/>
-              </w:rPr>
-              <w:t xml:space="preserve">Errores 404 internos</w:t>
-            </w:r>
-          </w:p>
-        </w:tc>
-        <w:tc>
-          <w:tcPr>
-            <w:tcW w:type="dxa" w:w="2200"/>
-            <w:tcBorders>
-              <w:top w:val="single" w:color="BFBFBF" w:sz="4"/>
-              <w:left w:val="single" w:color="BFBFBF" w:sz="4"/>
-              <w:bottom w:val="single" w:color="BFBFBF" w:sz="4"/>
-              <w:right w:val="single" w:color="BFBFBF" w:sz="4"/>
-            </w:tcBorders>
-            <w:tcMar>
-              <w:top w:type="dxa" w:w="50"/>
-              <w:left w:type="dxa" w:w="90"/>
-              <w:bottom w:type="dxa" w:w="50"/>
-              <w:right w:type="dxa" w:w="90"/>
-            </w:tcMar>
-          </w:tcPr>
-          <w:p>
-            <w:r>
-              <w:rPr>
-                <w:rFonts w:ascii="Calibri" w:cs="Calibri" w:eastAsia="Calibri" w:hAnsi="Calibri"/>
-                <w:sz w:val="20"/>
-                <w:szCs w:val="20"/>
-              </w:rPr>
-              <w:t xml:space="preserve">90</w:t>
-            </w:r>
-          </w:p>
-        </w:tc>
-        <w:tc>
-          <w:tcPr>
-            <w:tcW w:type="dxa" w:w="2800"/>
-            <w:tcBorders>
-              <w:top w:val="single" w:color="BFBFBF" w:sz="4"/>
-              <w:left w:val="single" w:color="BFBFBF" w:sz="4"/>
-              <w:bottom w:val="single" w:color="BFBFBF" w:sz="4"/>
-              <w:right w:val="single" w:color="BFBFBF" w:sz="4"/>
-            </w:tcBorders>
-            <w:tcMar>
-              <w:top w:type="dxa" w:w="50"/>
-              <w:left w:type="dxa" w:w="90"/>
-              <w:bottom w:type="dxa" w:w="50"/>
-              <w:right w:type="dxa" w:w="90"/>
-            </w:tcMar>
-          </w:tcPr>
-          <w:p>
-            <w:r>
-              <w:rPr>
-                <w:rFonts w:ascii="Calibri" w:cs="Calibri" w:eastAsia="Calibri" w:hAnsi="Calibri"/>
-                <w:sz w:val="20"/>
-                <w:szCs w:val="20"/>
-              </w:rPr>
-              <w:t xml:space="preserve">0</w:t>
-            </w:r>
-          </w:p>
-        </w:tc>
-      </w:tr>
-      <w:tr>
-        <w:trPr>
-          <w:cantSplit/>
-          <w:tblHeader w:val="false"/>
-        </w:trPr>
-        <w:tc>
-          <w:tcPr>
-            <w:tcW w:type="dxa" w:w="4306"/>
-            <w:tcBorders>
-              <w:top w:val="single" w:color="BFBFBF" w:sz="4"/>
-              <w:left w:val="single" w:color="BFBFBF" w:sz="4"/>
-              <w:bottom w:val="single" w:color="BFBFBF" w:sz="4"/>
-              <w:right w:val="single" w:color="BFBFBF" w:sz="4"/>
-            </w:tcBorders>
-            <w:tcMar>
-              <w:top w:type="dxa" w:w="50"/>
-              <w:left w:type="dxa" w:w="90"/>
-              <w:bottom w:type="dxa" w:w="50"/>
-              <w:right w:type="dxa" w:w="90"/>
-            </w:tcMar>
-          </w:tcPr>
-          <w:p>
-            <w:r>
-              <w:rPr>
-                <w:rFonts w:ascii="Calibri" w:cs="Calibri" w:eastAsia="Calibri" w:hAnsi="Calibri"/>
-                <w:sz w:val="20"/>
-                <w:szCs w:val="20"/>
-              </w:rPr>
-              <w:t xml:space="preserve">LCP en móvil</w:t>
-            </w:r>
-          </w:p>
-        </w:tc>
-        <w:tc>
-          <w:tcPr>
-            <w:tcW w:type="dxa" w:w="2200"/>
-            <w:tcBorders>
-              <w:top w:val="single" w:color="BFBFBF" w:sz="4"/>
-              <w:left w:val="single" w:color="BFBFBF" w:sz="4"/>
-              <w:bottom w:val="single" w:color="BFBFBF" w:sz="4"/>
-              <w:right w:val="single" w:color="BFBFBF" w:sz="4"/>
-            </w:tcBorders>
-            <w:tcMar>
-              <w:top w:type="dxa" w:w="50"/>
-              <w:left w:type="dxa" w:w="90"/>
-              <w:bottom w:type="dxa" w:w="50"/>
-              <w:right w:type="dxa" w:w="90"/>
-            </w:tcMar>
-          </w:tcPr>
-          <w:p>
-            <w:r>
-              <w:rPr>
-                <w:rFonts w:ascii="Calibri" w:cs="Calibri" w:eastAsia="Calibri" w:hAnsi="Calibri"/>
-                <w:sz w:val="20"/>
-                <w:szCs w:val="20"/>
-              </w:rPr>
-              <w:t xml:space="preserve">Por medir</w:t>
-            </w:r>
-          </w:p>
-        </w:tc>
-        <w:tc>
-          <w:tcPr>
-            <w:tcW w:type="dxa" w:w="2800"/>
-            <w:tcBorders>
-              <w:top w:val="single" w:color="BFBFBF" w:sz="4"/>
-              <w:left w:val="single" w:color="BFBFBF" w:sz="4"/>
-              <w:bottom w:val="single" w:color="BFBFBF" w:sz="4"/>
-              <w:right w:val="single" w:color="BFBFBF" w:sz="4"/>
-            </w:tcBorders>
-            <w:tcMar>
-              <w:top w:type="dxa" w:w="50"/>
-              <w:left w:type="dxa" w:w="90"/>
-              <w:bottom w:type="dxa" w:w="50"/>
-              <w:right w:type="dxa" w:w="90"/>
-            </w:tcMar>
-          </w:tcPr>
-          <w:p>
-            <w:r>
-              <w:rPr>
-                <w:rFonts w:ascii="Calibri" w:cs="Calibri" w:eastAsia="Calibri" w:hAnsi="Calibri"/>
-                <w:sz w:val="20"/>
-                <w:szCs w:val="20"/>
-              </w:rPr>
-              <w:t xml:space="preserve">&lt; 2,5 s</w:t>
-            </w:r>
-          </w:p>
-        </w:tc>
-      </w:tr>
-      <w:tr>
-        <w:trPr>
-          <w:cantSplit/>
-          <w:tblHeader w:val="false"/>
-        </w:trPr>
-        <w:tc>
-          <w:tcPr>
-            <w:tcW w:type="dxa" w:w="4306"/>
-            <w:tcBorders>
-              <w:top w:val="single" w:color="BFBFBF" w:sz="4"/>
-              <w:left w:val="single" w:color="BFBFBF" w:sz="4"/>
-              <w:bottom w:val="single" w:color="BFBFBF" w:sz="4"/>
-              <w:right w:val="single" w:color="BFBFBF" w:sz="4"/>
-            </w:tcBorders>
-            <w:tcMar>
-              <w:top w:type="dxa" w:w="50"/>
-              <w:left w:type="dxa" w:w="90"/>
-              <w:bottom w:type="dxa" w:w="50"/>
-              <w:right w:type="dxa" w:w="90"/>
-            </w:tcMar>
-          </w:tcPr>
-          <w:p>
-            <w:r>
-              <w:rPr>
-                <w:rFonts w:ascii="Calibri" w:cs="Calibri" w:eastAsia="Calibri" w:hAnsi="Calibri"/>
-                <w:sz w:val="20"/>
-                <w:szCs w:val="20"/>
-              </w:rPr>
-              <w:t xml:space="preserve">Webs de calidad que enlazan</w:t>
-            </w:r>
-          </w:p>
-        </w:tc>
-        <w:tc>
-          <w:tcPr>
-            <w:tcW w:type="dxa" w:w="2200"/>
-            <w:tcBorders>
-              <w:top w:val="single" w:color="BFBFBF" w:sz="4"/>
-              <w:left w:val="single" w:color="BFBFBF" w:sz="4"/>
-              <w:bottom w:val="single" w:color="BFBFBF" w:sz="4"/>
-              <w:right w:val="single" w:color="BFBFBF" w:sz="4"/>
-            </w:tcBorders>
-            <w:tcMar>
-              <w:top w:type="dxa" w:w="50"/>
-              <w:left w:type="dxa" w:w="90"/>
-              <w:bottom w:type="dxa" w:w="50"/>
-              <w:right w:type="dxa" w:w="90"/>
-            </w:tcMar>
-          </w:tcPr>
-          <w:p>
-            <w:r>
-              <w:rPr>
-                <w:rFonts w:ascii="Calibri" w:cs="Calibri" w:eastAsia="Calibri" w:hAnsi="Calibri"/>
-                <w:sz w:val="20"/>
-                <w:szCs w:val="20"/>
-              </w:rPr>
-              <w:t xml:space="preserve">~19</w:t>
-            </w:r>
-          </w:p>
-        </w:tc>
-        <w:tc>
-          <w:tcPr>
-            <w:tcW w:type="dxa" w:w="2800"/>
-            <w:tcBorders>
-              <w:top w:val="single" w:color="BFBFBF" w:sz="4"/>
-              <w:left w:val="single" w:color="BFBFBF" w:sz="4"/>
-              <w:bottom w:val="single" w:color="BFBFBF" w:sz="4"/>
-              <w:right w:val="single" w:color="BFBFBF" w:sz="4"/>
-            </w:tcBorders>
-            <w:tcMar>
-              <w:top w:type="dxa" w:w="50"/>
-              <w:left w:type="dxa" w:w="90"/>
-              <w:bottom w:type="dxa" w:w="50"/>
-              <w:right w:type="dxa" w:w="90"/>
-            </w:tcMar>
-          </w:tcPr>
-          <w:p>
-            <w:r>
-              <w:rPr>
-                <w:rFonts w:ascii="Calibri" w:cs="Calibri" w:eastAsia="Calibri" w:hAnsi="Calibri"/>
-                <w:sz w:val="20"/>
-                <w:szCs w:val="20"/>
-              </w:rPr>
-              <w:t xml:space="preserve">30</w:t>
-            </w:r>
-          </w:p>
-        </w:tc>
-      </w:tr>
-    </w:tbl>
-    <w:p>
-      <w:pPr>
         <w:spacing w:after="60"/>
       </w:pPr>
-    </w:p>
-    <w:p>
-      <w:pPr>
-        <w:pStyle w:val="ListParagraph"/>
-        <w:numPr>
-          <w:ilvl w:val="0"/>
-          <w:numId w:val="18"/>
-        </w:numPr>
-        <w:spacing w:after="40"/>
-      </w:pPr>
-      <w:r>
-        <w:rPr>
-          <w:rFonts w:ascii="Calibri" w:cs="Calibri" w:eastAsia="Calibri" w:hAnsi="Calibri"/>
-          <w:sz w:val="22"/>
-          <w:szCs w:val="22"/>
-        </w:rPr>
-        <w:t xml:space="preserve">Enviarlo a Alejandro.</w:t>
-      </w:r>
-    </w:p>
-    <w:p>
-      <w:pPr>
-        <w:spacing w:after="80" w:before="60"/>
-      </w:pPr>
-      <w:r>
-        <w:rPr>
-          <w:rFonts w:ascii="Calibri" w:cs="Calibri" w:eastAsia="Calibri" w:hAnsi="Calibri"/>
-          <w:b/>
-          <w:bCs/>
-          <w:sz w:val="22"/>
-          <w:szCs w:val="22"/>
-        </w:rPr>
-        <w:t xml:space="preserve">Hecho cuando: </w:t>
-      </w:r>
-      <w:r>
-        <w:rPr>
-          <w:rFonts w:ascii="Calibri" w:cs="Calibri" w:eastAsia="Calibri" w:hAnsi="Calibri"/>
-          <w:sz w:val="22"/>
-          <w:szCs w:val="22"/>
-        </w:rPr>
-        <w:t xml:space="preserve">Informe entregado cada mes.</w:t>
-      </w:r>
-    </w:p>
-    <w:p>
-      <w:pPr>
-        <w:spacing w:after="80"/>
-      </w:pPr>
-      <w:r>
-        <w:rPr>
-          <w:rFonts w:ascii="Calibri" w:cs="Calibri" w:eastAsia="Calibri" w:hAnsi="Calibri"/>
-          <w:b/>
-          <w:bCs/>
-          <w:sz w:val="22"/>
-          <w:szCs w:val="22"/>
-        </w:rPr>
-        <w:t xml:space="preserve">Depende de / coordinar con: </w:t>
-      </w:r>
-      <w:r>
-        <w:rPr>
-          <w:rFonts w:ascii="Calibri" w:cs="Calibri" w:eastAsia="Calibri" w:hAnsi="Calibri"/>
-          <w:sz w:val="22"/>
-          <w:szCs w:val="22"/>
-        </w:rPr>
-        <w:t xml:space="preserve">Presentación: Alejandro (tarea 13).</w:t>
-      </w:r>
-    </w:p>
-    <w:p>
-      <w:pPr>
-        <w:pStyle w:val="Heading1"/>
-      </w:pPr>
-      <w:r>
-        <w:rPr>
-          <w:rFonts w:ascii="Calibri" w:cs="Calibri" w:eastAsia="Calibri" w:hAnsi="Calibri"/>
-          <w:b/>
-          <w:bCs/>
-          <w:color w:val="1F4E79"/>
-          <w:sz w:val="32"/>
-          <w:szCs w:val="32"/>
-        </w:rPr>
-        <w:t xml:space="preserve">Pendiente de decidir</w:t>
-      </w:r>
-    </w:p>
-    <w:p>
-      <w:pPr>
-        <w:pStyle w:val="ListParagraph"/>
-        <w:numPr>
-          <w:ilvl w:val="0"/>
-          <w:numId w:val="19"/>
-        </w:numPr>
-        <w:spacing w:after="60"/>
-      </w:pPr>
-      <w:r>
-        <w:rPr>
-          <w:rFonts w:ascii="Calibri" w:cs="Calibri" w:eastAsia="Calibri" w:hAnsi="Calibri"/>
-          <w:sz w:val="22"/>
-          <w:szCs w:val="22"/>
-        </w:rPr>
-        <w:t xml:space="preserve">Objetivos a 3 meses pendientes de validar por Alejandro y el cliente.</w:t>
-      </w:r>
-    </w:p>
-    <w:p>
-      <w:pPr>
-        <w:pStyle w:val="ListParagraph"/>
-        <w:numPr>
-          <w:ilvl w:val="0"/>
-          <w:numId w:val="19"/>
-        </w:numPr>
-        <w:spacing w:after="60"/>
-      </w:pPr>
-      <w:r>
-        <w:rPr>
-          <w:rFonts w:ascii="Calibri" w:cs="Calibri" w:eastAsia="Calibri" w:hAnsi="Calibri"/>
-          <w:sz w:val="22"/>
-          <w:szCs w:val="22"/>
-        </w:rPr>
-        <w:t xml:space="preserve">Prioridad entre SD Gundam, barcos y trenes según el margen del cliente.</w:t>
-      </w:r>
-    </w:p>
-    <w:p>
-      <w:pPr>
-        <w:pStyle w:val="ListParagraph"/>
-        <w:numPr>
-          <w:ilvl w:val="0"/>
-          <w:numId w:val="19"/>
-        </w:numPr>
-        <w:spacing w:after="60"/>
-      </w:pPr>
-      <w:r>
-        <w:rPr>
-          <w:rFonts w:ascii="Calibri" w:cs="Calibri" w:eastAsia="Calibri" w:hAnsi="Calibri"/>
-          <w:sz w:val="22"/>
-          <w:szCs w:val="22"/>
-        </w:rPr>
-        <w:t xml:space="preserve">Ajustar el plan cuando se confirme si la caída del 30 de septiembre es real.</w:t>
+      <w:r>
+        <w:rPr>
+          <w:rFonts w:ascii="Calibri" w:cs="Calibri" w:eastAsia="Calibri" w:hAnsi="Calibri"/>
+          <w:sz w:val="22"/>
+          <w:szCs w:val="22"/>
+        </w:rPr>
+        <w:t xml:space="preserve">Ajustar el orden de las tareas cuando Alejandro confirme si la caída del 30 de septiembre es real.</w:t>
       </w:r>
     </w:p>
     <w:sectPr>
@@ -8765,48 +5652,6 @@
     </w:lvlOverride>
   </w:num>
   <w:num w:numId="12">
-    <w:abstractNumId w:val="2"/>
-    <w:lvlOverride w:ilvl="0">
-      <w:startOverride w:val="1"/>
-    </w:lvlOverride>
-  </w:num>
-  <w:num w:numId="13">
-    <w:abstractNumId w:val="2"/>
-    <w:lvlOverride w:ilvl="0">
-      <w:startOverride w:val="1"/>
-    </w:lvlOverride>
-  </w:num>
-  <w:num w:numId="14">
-    <w:abstractNumId w:val="2"/>
-    <w:lvlOverride w:ilvl="0">
-      <w:startOverride w:val="1"/>
-    </w:lvlOverride>
-  </w:num>
-  <w:num w:numId="15">
-    <w:abstractNumId w:val="2"/>
-    <w:lvlOverride w:ilvl="0">
-      <w:startOverride w:val="1"/>
-    </w:lvlOverride>
-  </w:num>
-  <w:num w:numId="16">
-    <w:abstractNumId w:val="2"/>
-    <w:lvlOverride w:ilvl="0">
-      <w:startOverride w:val="1"/>
-    </w:lvlOverride>
-  </w:num>
-  <w:num w:numId="17">
-    <w:abstractNumId w:val="2"/>
-    <w:lvlOverride w:ilvl="0">
-      <w:startOverride w:val="1"/>
-    </w:lvlOverride>
-  </w:num>
-  <w:num w:numId="18">
-    <w:abstractNumId w:val="2"/>
-    <w:lvlOverride w:ilvl="0">
-      <w:startOverride w:val="1"/>
-    </w:lvlOverride>
-  </w:num>
-  <w:num w:numId="19">
     <w:abstractNumId w:val="3"/>
     <w:lvlOverride w:ilvl="0">
       <w:startOverride w:val="1"/>
